--- a/reports/paste/CHANGES_ONLY.docx
+++ b/reports/paste/CHANGES_ONLY.docx
@@ -34,6 +34,9 @@
             <w:shd w:val="clear" w:fill="D9E2F3"/>
           </w:tcPr>
           <w:p>
+            <w:pPr>
+              <w:spacing w:after="40"/>
+            </w:pPr>
             <w:r>
               <w:rPr>
                 <w:rFonts w:ascii="Times New Roman" w:hAnsi="Times New Roman"/>
@@ -45,6 +48,9 @@
             </w:r>
           </w:p>
           <w:p>
+            <w:pPr>
+              <w:spacing w:after="40"/>
+            </w:pPr>
             <w:r>
               <w:rPr>
                 <w:rFonts w:ascii="Times New Roman" w:hAnsi="Times New Roman"/>
@@ -55,6 +61,9 @@
             </w:r>
           </w:p>
           <w:p>
+            <w:pPr>
+              <w:spacing w:after="0"/>
+            </w:pPr>
             <w:r>
               <w:rPr>
                 <w:rFonts w:ascii="Times New Roman" w:hAnsi="Times New Roman"/>
@@ -68,10 +77,10 @@
         </w:tc>
       </w:tr>
     </w:tbl>
-    <w:p/>
     <w:p>
       <w:pPr>
         <w:pStyle w:val="Heading1"/>
+        <w:spacing w:before="200" w:after="120"/>
       </w:pPr>
       <w:r>
         <w:t>LIST OF FIGURES</w:t>
@@ -79,6 +88,7 @@
     </w:p>
     <w:p>
       <w:pPr>
+        <w:spacing w:line="360" w:lineRule="auto" w:after="120" w:before="0"/>
         <w:jc w:val="both"/>
       </w:pPr>
       <w:r>
@@ -106,6 +116,9 @@
             <w:shd w:val="clear" w:fill="D9E2F3"/>
           </w:tcPr>
           <w:p>
+            <w:pPr>
+              <w:spacing w:after="40"/>
+            </w:pPr>
             <w:r>
               <w:rPr>
                 <w:rFonts w:ascii="Times New Roman" w:hAnsi="Times New Roman"/>
@@ -117,6 +130,9 @@
             </w:r>
           </w:p>
           <w:p>
+            <w:pPr>
+              <w:spacing w:after="40"/>
+            </w:pPr>
             <w:r>
               <w:rPr>
                 <w:rFonts w:ascii="Times New Roman" w:hAnsi="Times New Roman"/>
@@ -127,6 +143,9 @@
             </w:r>
           </w:p>
           <w:p>
+            <w:pPr>
+              <w:spacing w:after="0"/>
+            </w:pPr>
             <w:r>
               <w:rPr>
                 <w:rFonts w:ascii="Times New Roman" w:hAnsi="Times New Roman"/>
@@ -140,10 +159,10 @@
         </w:tc>
       </w:tr>
     </w:tbl>
-    <w:p/>
     <w:p>
       <w:pPr>
         <w:pStyle w:val="Heading1"/>
+        <w:spacing w:before="200" w:after="120"/>
       </w:pPr>
       <w:r>
         <w:t>LIST OF TABLES</w:t>
@@ -151,6 +170,7 @@
     </w:p>
     <w:p>
       <w:pPr>
+        <w:spacing w:line="360" w:lineRule="auto" w:after="120" w:before="0"/>
         <w:jc w:val="both"/>
       </w:pPr>
       <w:r>
@@ -178,6 +198,9 @@
             <w:shd w:val="clear" w:fill="D9E2F3"/>
           </w:tcPr>
           <w:p>
+            <w:pPr>
+              <w:spacing w:after="40"/>
+            </w:pPr>
             <w:r>
               <w:rPr>
                 <w:rFonts w:ascii="Times New Roman" w:hAnsi="Times New Roman"/>
@@ -189,6 +212,9 @@
             </w:r>
           </w:p>
           <w:p>
+            <w:pPr>
+              <w:spacing w:after="40"/>
+            </w:pPr>
             <w:r>
               <w:rPr>
                 <w:rFonts w:ascii="Times New Roman" w:hAnsi="Times New Roman"/>
@@ -199,6 +225,9 @@
             </w:r>
           </w:p>
           <w:p>
+            <w:pPr>
+              <w:spacing w:after="0"/>
+            </w:pPr>
             <w:r>
               <w:rPr>
                 <w:rFonts w:ascii="Times New Roman" w:hAnsi="Times New Roman"/>
@@ -212,10 +241,10 @@
         </w:tc>
       </w:tr>
     </w:tbl>
-    <w:p/>
     <w:p>
       <w:pPr>
         <w:pStyle w:val="Heading1"/>
+        <w:spacing w:before="200" w:after="120"/>
       </w:pPr>
       <w:r>
         <w:t>CHAPTER 1: INTRODUCTION</w:t>
@@ -223,6 +252,7 @@
     </w:p>
     <w:p>
       <w:pPr>
+        <w:spacing w:line="360" w:lineRule="auto" w:after="120" w:before="0"/>
         <w:jc w:val="both"/>
       </w:pPr>
       <w:r>
@@ -231,6 +261,7 @@
     </w:p>
     <w:p>
       <w:pPr>
+        <w:spacing w:before="120" w:after="40"/>
         <w:jc w:val="center"/>
       </w:pPr>
       <w:r>
@@ -270,6 +301,7 @@
     </w:p>
     <w:p>
       <w:pPr>
+        <w:spacing w:after="160"/>
         <w:jc w:val="center"/>
       </w:pPr>
       <w:r>
@@ -282,9 +314,9 @@
         <w:t>Figure 1.1: Spam as a share of worldwide email traffic in 2024 (Kaspersky Securelist [18</w:t>
       </w:r>
     </w:p>
-    <w:p/>
     <w:p>
       <w:pPr>
+        <w:spacing w:line="360" w:lineRule="auto" w:after="120" w:before="0"/>
         <w:jc w:val="both"/>
       </w:pPr>
       <w:r>
@@ -293,6 +325,7 @@
     </w:p>
     <w:p>
       <w:pPr>
+        <w:spacing w:before="120" w:after="40"/>
         <w:jc w:val="center"/>
       </w:pPr>
       <w:r>
@@ -332,6 +365,7 @@
     </w:p>
     <w:p>
       <w:pPr>
+        <w:spacing w:after="160"/>
         <w:jc w:val="center"/>
       </w:pPr>
       <w:r>
@@ -344,9 +378,9 @@
         <w:t>Figure 1.2: Phishing attacks recorded per quarter in 2024 (Anti-Phishing Working Group [20</w:t>
       </w:r>
     </w:p>
-    <w:p/>
     <w:p>
       <w:pPr>
+        <w:spacing w:line="360" w:lineRule="auto" w:after="120" w:before="0"/>
         <w:jc w:val="both"/>
       </w:pPr>
       <w:r>
@@ -355,6 +389,7 @@
     </w:p>
     <w:p>
       <w:pPr>
+        <w:spacing w:before="120" w:after="40"/>
         <w:jc w:val="center"/>
       </w:pPr>
       <w:r>
@@ -394,6 +429,7 @@
     </w:p>
     <w:p>
       <w:pPr>
+        <w:spacing w:after="160"/>
         <w:jc w:val="center"/>
       </w:pPr>
       <w:r>
@@ -406,9 +442,9 @@
         <w:t>Figure 1.3: Summary of key email-security threat statistics from recent official reports</w:t>
       </w:r>
     </w:p>
-    <w:p/>
     <w:p>
       <w:pPr>
+        <w:spacing w:line="360" w:lineRule="auto" w:after="120" w:before="0"/>
         <w:jc w:val="both"/>
       </w:pPr>
       <w:r>
@@ -417,6 +453,7 @@
     </w:p>
     <w:p>
       <w:pPr>
+        <w:spacing w:line="360" w:lineRule="auto" w:after="120" w:before="0"/>
         <w:jc w:val="both"/>
       </w:pPr>
       <w:r>
@@ -444,6 +481,9 @@
             <w:shd w:val="clear" w:fill="D9E2F3"/>
           </w:tcPr>
           <w:p>
+            <w:pPr>
+              <w:spacing w:after="40"/>
+            </w:pPr>
             <w:r>
               <w:rPr>
                 <w:rFonts w:ascii="Times New Roman" w:hAnsi="Times New Roman"/>
@@ -455,6 +495,9 @@
             </w:r>
           </w:p>
           <w:p>
+            <w:pPr>
+              <w:spacing w:after="40"/>
+            </w:pPr>
             <w:r>
               <w:rPr>
                 <w:rFonts w:ascii="Times New Roman" w:hAnsi="Times New Roman"/>
@@ -465,6 +508,9 @@
             </w:r>
           </w:p>
           <w:p>
+            <w:pPr>
+              <w:spacing w:after="0"/>
+            </w:pPr>
             <w:r>
               <w:rPr>
                 <w:rFonts w:ascii="Times New Roman" w:hAnsi="Times New Roman"/>
@@ -478,10 +524,10 @@
         </w:tc>
       </w:tr>
     </w:tbl>
-    <w:p/>
     <w:p>
       <w:pPr>
         <w:pStyle w:val="Heading2"/>
+        <w:spacing w:before="200" w:after="120"/>
       </w:pPr>
       <w:r>
         <w:t>1.1 Problem Statement and Motivation</w:t>
@@ -489,6 +535,7 @@
     </w:p>
     <w:p>
       <w:pPr>
+        <w:spacing w:line="360" w:lineRule="auto" w:after="120" w:before="0"/>
         <w:jc w:val="both"/>
       </w:pPr>
       <w:r>
@@ -497,6 +544,7 @@
     </w:p>
     <w:p>
       <w:pPr>
+        <w:spacing w:line="360" w:lineRule="auto" w:after="120" w:before="0"/>
         <w:jc w:val="both"/>
       </w:pPr>
       <w:r>
@@ -505,6 +553,7 @@
     </w:p>
     <w:p>
       <w:pPr>
+        <w:spacing w:line="360" w:lineRule="auto" w:after="120" w:before="0"/>
         <w:jc w:val="both"/>
       </w:pPr>
       <w:r>
@@ -532,6 +581,9 @@
             <w:shd w:val="clear" w:fill="D9E2F3"/>
           </w:tcPr>
           <w:p>
+            <w:pPr>
+              <w:spacing w:after="40"/>
+            </w:pPr>
             <w:r>
               <w:rPr>
                 <w:rFonts w:ascii="Times New Roman" w:hAnsi="Times New Roman"/>
@@ -543,6 +595,9 @@
             </w:r>
           </w:p>
           <w:p>
+            <w:pPr>
+              <w:spacing w:after="40"/>
+            </w:pPr>
             <w:r>
               <w:rPr>
                 <w:rFonts w:ascii="Times New Roman" w:hAnsi="Times New Roman"/>
@@ -553,6 +608,9 @@
             </w:r>
           </w:p>
           <w:p>
+            <w:pPr>
+              <w:spacing w:after="0"/>
+            </w:pPr>
             <w:r>
               <w:rPr>
                 <w:rFonts w:ascii="Times New Roman" w:hAnsi="Times New Roman"/>
@@ -566,18 +624,29 @@
         </w:tc>
       </w:tr>
     </w:tbl>
-    <w:p/>
     <w:p>
+      <w:pPr>
+        <w:spacing w:line="360" w:lineRule="auto" w:after="120"/>
+        <w:jc w:val="both"/>
+      </w:pPr>
       <w:r>
         <w:t>[18] Kaspersky, "Spam and phishing in 2024," Securelist, Kaspersky Lab, Feb. 2025. [Online]. Available: https://securelist.com/spam-and-phishing-report-2024/115536/</w:t>
       </w:r>
     </w:p>
     <w:p>
+      <w:pPr>
+        <w:spacing w:line="360" w:lineRule="auto" w:after="120"/>
+        <w:jc w:val="both"/>
+      </w:pPr>
       <w:r>
         <w:t>[19] Federal Bureau of Investigation, "2024 Internet Crime Report," Internet Crime Complaint Center (IC3), 2025. [Online]. Available: https://www.ic3.gov/AnnualReport/Reports</w:t>
       </w:r>
     </w:p>
     <w:p>
+      <w:pPr>
+        <w:spacing w:line="360" w:lineRule="auto" w:after="120"/>
+        <w:jc w:val="both"/>
+      </w:pPr>
       <w:r>
         <w:t>[20] Anti-Phishing Working Group, "Phishing Activity Trends Report, 2024," APWG, 2024-2025. [Online]. Available: https://apwg.org/resources/phishingactivitytrends/</w:t>
       </w:r>
@@ -603,6 +672,9 @@
             <w:shd w:val="clear" w:fill="D9E2F3"/>
           </w:tcPr>
           <w:p>
+            <w:pPr>
+              <w:spacing w:after="40"/>
+            </w:pPr>
             <w:r>
               <w:rPr>
                 <w:rFonts w:ascii="Times New Roman" w:hAnsi="Times New Roman"/>
@@ -614,6 +686,9 @@
             </w:r>
           </w:p>
           <w:p>
+            <w:pPr>
+              <w:spacing w:after="40"/>
+            </w:pPr>
             <w:r>
               <w:rPr>
                 <w:rFonts w:ascii="Times New Roman" w:hAnsi="Times New Roman"/>
@@ -624,6 +699,9 @@
             </w:r>
           </w:p>
           <w:p>
+            <w:pPr>
+              <w:spacing w:after="0"/>
+            </w:pPr>
             <w:r>
               <w:rPr>
                 <w:rFonts w:ascii="Times New Roman" w:hAnsi="Times New Roman"/>
@@ -637,10 +715,10 @@
         </w:tc>
       </w:tr>
     </w:tbl>
-    <w:p/>
     <w:p>
       <w:pPr>
         <w:pStyle w:val="Heading3"/>
+        <w:spacing w:before="200" w:after="120"/>
       </w:pPr>
       <w:r>
         <w:t>2.1.2 Firmware / Operating System</w:t>
@@ -648,6 +726,7 @@
     </w:p>
     <w:p>
       <w:pPr>
+        <w:spacing w:line="360" w:lineRule="auto" w:after="120" w:before="0"/>
         <w:jc w:val="both"/>
       </w:pPr>
       <w:r>
@@ -675,6 +754,9 @@
             <w:shd w:val="clear" w:fill="D9E2F3"/>
           </w:tcPr>
           <w:p>
+            <w:pPr>
+              <w:spacing w:after="40"/>
+            </w:pPr>
             <w:r>
               <w:rPr>
                 <w:rFonts w:ascii="Times New Roman" w:hAnsi="Times New Roman"/>
@@ -686,6 +768,9 @@
             </w:r>
           </w:p>
           <w:p>
+            <w:pPr>
+              <w:spacing w:after="40"/>
+            </w:pPr>
             <w:r>
               <w:rPr>
                 <w:rFonts w:ascii="Times New Roman" w:hAnsi="Times New Roman"/>
@@ -696,6 +781,9 @@
             </w:r>
           </w:p>
           <w:p>
+            <w:pPr>
+              <w:spacing w:after="0"/>
+            </w:pPr>
             <w:r>
               <w:rPr>
                 <w:rFonts w:ascii="Times New Roman" w:hAnsi="Times New Roman"/>
@@ -709,10 +797,10 @@
         </w:tc>
       </w:tr>
     </w:tbl>
-    <w:p/>
     <w:p>
       <w:pPr>
         <w:pStyle w:val="Heading2"/>
+        <w:spacing w:before="200" w:after="120"/>
       </w:pPr>
       <w:r>
         <w:t>2.4 Summary</w:t>
@@ -720,6 +808,7 @@
     </w:p>
     <w:p>
       <w:pPr>
+        <w:spacing w:line="360" w:lineRule="auto" w:after="120" w:before="0"/>
         <w:jc w:val="both"/>
       </w:pPr>
       <w:r>
@@ -747,6 +836,9 @@
             <w:shd w:val="clear" w:fill="D9E2F3"/>
           </w:tcPr>
           <w:p>
+            <w:pPr>
+              <w:spacing w:after="40"/>
+            </w:pPr>
             <w:r>
               <w:rPr>
                 <w:rFonts w:ascii="Times New Roman" w:hAnsi="Times New Roman"/>
@@ -758,6 +850,9 @@
             </w:r>
           </w:p>
           <w:p>
+            <w:pPr>
+              <w:spacing w:after="40"/>
+            </w:pPr>
             <w:r>
               <w:rPr>
                 <w:rFonts w:ascii="Times New Roman" w:hAnsi="Times New Roman"/>
@@ -768,6 +863,9 @@
             </w:r>
           </w:p>
           <w:p>
+            <w:pPr>
+              <w:spacing w:after="0"/>
+            </w:pPr>
             <w:r>
               <w:rPr>
                 <w:rFonts w:ascii="Times New Roman" w:hAnsi="Times New Roman"/>
@@ -781,10 +879,10 @@
         </w:tc>
       </w:tr>
     </w:tbl>
-    <w:p/>
     <w:p>
       <w:pPr>
         <w:pStyle w:val="Heading3"/>
+        <w:spacing w:before="200" w:after="120"/>
       </w:pPr>
       <w:r>
         <w:t>3.1.2 Use Case Diagram and Description</w:t>
@@ -792,6 +890,7 @@
     </w:p>
     <w:p>
       <w:pPr>
+        <w:spacing w:line="360" w:lineRule="auto" w:after="120" w:before="0"/>
         <w:jc w:val="both"/>
       </w:pPr>
       <w:r>
@@ -800,6 +899,7 @@
     </w:p>
     <w:p>
       <w:pPr>
+        <w:spacing w:before="120" w:after="40"/>
         <w:jc w:val="center"/>
       </w:pPr>
       <w:r>
@@ -839,6 +939,7 @@
     </w:p>
     <w:p>
       <w:pPr>
+        <w:spacing w:after="160"/>
         <w:jc w:val="center"/>
       </w:pPr>
       <w:r>
@@ -851,9 +952,9 @@
         <w:t>Figure 3.2: insert the use-case diagram for the reviewer/administrator actor</w:t>
       </w:r>
     </w:p>
-    <w:p/>
     <w:p>
       <w:pPr>
+        <w:spacing w:line="360" w:lineRule="auto" w:after="120" w:before="0"/>
         <w:jc w:val="both"/>
       </w:pPr>
       <w:r>
@@ -1403,7 +1504,6 @@
         </w:tc>
       </w:tr>
     </w:tbl>
-    <w:p/>
     <w:p>
       <w:r>
         <w:br w:type="page"/>
@@ -1425,6 +1525,9 @@
             <w:shd w:val="clear" w:fill="D9E2F3"/>
           </w:tcPr>
           <w:p>
+            <w:pPr>
+              <w:spacing w:after="40"/>
+            </w:pPr>
             <w:r>
               <w:rPr>
                 <w:rFonts w:ascii="Times New Roman" w:hAnsi="Times New Roman"/>
@@ -1436,6 +1539,9 @@
             </w:r>
           </w:p>
           <w:p>
+            <w:pPr>
+              <w:spacing w:after="40"/>
+            </w:pPr>
             <w:r>
               <w:rPr>
                 <w:rFonts w:ascii="Times New Roman" w:hAnsi="Times New Roman"/>
@@ -1446,6 +1552,9 @@
             </w:r>
           </w:p>
           <w:p>
+            <w:pPr>
+              <w:spacing w:after="0"/>
+            </w:pPr>
             <w:r>
               <w:rPr>
                 <w:rFonts w:ascii="Times New Roman" w:hAnsi="Times New Roman"/>
@@ -1459,10 +1568,10 @@
         </w:tc>
       </w:tr>
     </w:tbl>
-    <w:p/>
     <w:p>
       <w:pPr>
         <w:pStyle w:val="Heading2"/>
+        <w:spacing w:before="200" w:after="120"/>
       </w:pPr>
       <w:r>
         <w:t>3.3 Feature Extraction and Classification Approach</w:t>
@@ -1470,6 +1579,7 @@
     </w:p>
     <w:p>
       <w:pPr>
+        <w:spacing w:line="360" w:lineRule="auto" w:after="120" w:before="0"/>
         <w:jc w:val="both"/>
       </w:pPr>
       <w:r>
@@ -1484,6 +1594,7 @@
     </w:p>
     <w:p>
       <w:pPr>
+        <w:spacing w:line="360" w:lineRule="auto" w:after="120" w:before="0"/>
         <w:jc w:val="both"/>
       </w:pPr>
       <w:r>
@@ -1498,6 +1609,7 @@
     </w:p>
     <w:p>
       <w:pPr>
+        <w:spacing w:line="360" w:lineRule="auto" w:after="120" w:before="0"/>
         <w:jc w:val="both"/>
       </w:pPr>
       <w:r>
@@ -1512,6 +1624,7 @@
     </w:p>
     <w:p>
       <w:pPr>
+        <w:spacing w:line="360" w:lineRule="auto" w:after="120" w:before="0"/>
         <w:jc w:val="both"/>
       </w:pPr>
       <w:r>
@@ -1545,6 +1658,9 @@
             <w:shd w:val="clear" w:fill="D9E2F3"/>
           </w:tcPr>
           <w:p>
+            <w:pPr>
+              <w:spacing w:after="40"/>
+            </w:pPr>
             <w:r>
               <w:rPr>
                 <w:rFonts w:ascii="Times New Roman" w:hAnsi="Times New Roman"/>
@@ -1556,6 +1672,9 @@
             </w:r>
           </w:p>
           <w:p>
+            <w:pPr>
+              <w:spacing w:after="40"/>
+            </w:pPr>
             <w:r>
               <w:rPr>
                 <w:rFonts w:ascii="Times New Roman" w:hAnsi="Times New Roman"/>
@@ -1566,6 +1685,9 @@
             </w:r>
           </w:p>
           <w:p>
+            <w:pPr>
+              <w:spacing w:after="0"/>
+            </w:pPr>
             <w:r>
               <w:rPr>
                 <w:rFonts w:ascii="Times New Roman" w:hAnsi="Times New Roman"/>
@@ -1579,10 +1701,10 @@
         </w:tc>
       </w:tr>
     </w:tbl>
-    <w:p/>
     <w:p>
       <w:pPr>
         <w:pStyle w:val="Heading2"/>
+        <w:spacing w:before="200" w:after="120"/>
       </w:pPr>
       <w:r>
         <w:t>3.4 Evaluation Design and Performance Definitions</w:t>
@@ -1590,6 +1712,7 @@
     </w:p>
     <w:p>
       <w:pPr>
+        <w:spacing w:line="360" w:lineRule="auto" w:after="120" w:before="0"/>
         <w:jc w:val="both"/>
       </w:pPr>
       <w:r>
@@ -1617,6 +1740,9 @@
             <w:shd w:val="clear" w:fill="D9E2F3"/>
           </w:tcPr>
           <w:p>
+            <w:pPr>
+              <w:spacing w:after="40"/>
+            </w:pPr>
             <w:r>
               <w:rPr>
                 <w:rFonts w:ascii="Times New Roman" w:hAnsi="Times New Roman"/>
@@ -1628,6 +1754,9 @@
             </w:r>
           </w:p>
           <w:p>
+            <w:pPr>
+              <w:spacing w:after="40"/>
+            </w:pPr>
             <w:r>
               <w:rPr>
                 <w:rFonts w:ascii="Times New Roman" w:hAnsi="Times New Roman"/>
@@ -1638,6 +1767,9 @@
             </w:r>
           </w:p>
           <w:p>
+            <w:pPr>
+              <w:spacing w:after="0"/>
+            </w:pPr>
             <w:r>
               <w:rPr>
                 <w:rFonts w:ascii="Times New Roman" w:hAnsi="Times New Roman"/>
@@ -1651,10 +1783,10 @@
         </w:tc>
       </w:tr>
     </w:tbl>
-    <w:p/>
     <w:p>
       <w:pPr>
         <w:pStyle w:val="Heading2"/>
+        <w:spacing w:before="200" w:after="120"/>
       </w:pPr>
       <w:r>
         <w:t>4.1 System Block Diagram</w:t>
@@ -1662,6 +1794,7 @@
     </w:p>
     <w:p>
       <w:pPr>
+        <w:spacing w:line="360" w:lineRule="auto" w:after="120" w:before="0"/>
         <w:jc w:val="both"/>
       </w:pPr>
       <w:r>
@@ -1670,6 +1803,7 @@
     </w:p>
     <w:p>
       <w:pPr>
+        <w:spacing w:line="360" w:lineRule="auto" w:after="120" w:before="0"/>
         <w:jc w:val="both"/>
       </w:pPr>
       <w:r>
@@ -1723,6 +1857,7 @@
     </w:p>
     <w:p>
       <w:pPr>
+        <w:spacing w:before="120" w:after="40"/>
         <w:jc w:val="center"/>
       </w:pPr>
       <w:r>
@@ -1762,6 +1897,7 @@
     </w:p>
     <w:p>
       <w:pPr>
+        <w:spacing w:after="160"/>
         <w:jc w:val="center"/>
       </w:pPr>
       <w:r>
@@ -1774,9 +1910,9 @@
         <w:t>Figure 4.1: insert the system block diagram (ingestion, features, fusion, action, adaptation)</w:t>
       </w:r>
     </w:p>
-    <w:p/>
     <w:p>
       <w:pPr>
+        <w:spacing w:line="360" w:lineRule="auto" w:after="120" w:before="0"/>
         <w:jc w:val="both"/>
       </w:pPr>
       <w:r>
@@ -1804,6 +1940,9 @@
             <w:shd w:val="clear" w:fill="D9E2F3"/>
           </w:tcPr>
           <w:p>
+            <w:pPr>
+              <w:spacing w:after="40"/>
+            </w:pPr>
             <w:r>
               <w:rPr>
                 <w:rFonts w:ascii="Times New Roman" w:hAnsi="Times New Roman"/>
@@ -1815,6 +1954,9 @@
             </w:r>
           </w:p>
           <w:p>
+            <w:pPr>
+              <w:spacing w:after="40"/>
+            </w:pPr>
             <w:r>
               <w:rPr>
                 <w:rFonts w:ascii="Times New Roman" w:hAnsi="Times New Roman"/>
@@ -1825,6 +1967,9 @@
             </w:r>
           </w:p>
           <w:p>
+            <w:pPr>
+              <w:spacing w:after="0"/>
+            </w:pPr>
             <w:r>
               <w:rPr>
                 <w:rFonts w:ascii="Times New Roman" w:hAnsi="Times New Roman"/>
@@ -1838,10 +1983,10 @@
         </w:tc>
       </w:tr>
     </w:tbl>
-    <w:p/>
     <w:p>
       <w:pPr>
         <w:pStyle w:val="Heading2"/>
+        <w:spacing w:before="200" w:after="120"/>
       </w:pPr>
       <w:r>
         <w:t>4.2 System Components Specifications</w:t>
@@ -1849,6 +1994,7 @@
     </w:p>
     <w:p>
       <w:pPr>
+        <w:spacing w:line="360" w:lineRule="auto" w:after="120" w:before="0"/>
         <w:jc w:val="both"/>
       </w:pPr>
       <w:r>
@@ -1857,6 +2003,7 @@
     </w:p>
     <w:p>
       <w:pPr>
+        <w:spacing w:line="360" w:lineRule="auto" w:after="120" w:before="0"/>
         <w:jc w:val="both"/>
       </w:pPr>
       <w:r>
@@ -2554,10 +2701,10 @@
         </w:tc>
       </w:tr>
     </w:tbl>
-    <w:p/>
     <w:p>
       <w:pPr>
         <w:pStyle w:val="Heading3"/>
+        <w:spacing w:before="200" w:after="120"/>
       </w:pPr>
       <w:r>
         <w:t>4.2.1 Data Ingestion and Preparation</w:t>
@@ -2565,6 +2712,7 @@
     </w:p>
     <w:p>
       <w:pPr>
+        <w:spacing w:line="360" w:lineRule="auto" w:after="120" w:before="0"/>
         <w:jc w:val="both"/>
       </w:pPr>
       <w:r>
@@ -2574,6 +2722,7 @@
     <w:p>
       <w:pPr>
         <w:pStyle w:val="Heading3"/>
+        <w:spacing w:before="200" w:after="120"/>
       </w:pPr>
       <w:r>
         <w:t>4.2.2 Email Parsing and Feature Extraction</w:t>
@@ -2581,6 +2730,7 @@
     </w:p>
     <w:p>
       <w:pPr>
+        <w:spacing w:line="360" w:lineRule="auto" w:after="120" w:before="0"/>
         <w:jc w:val="both"/>
       </w:pPr>
       <w:r>
@@ -2590,6 +2740,7 @@
     <w:p>
       <w:pPr>
         <w:pStyle w:val="Heading3"/>
+        <w:spacing w:before="200" w:after="120"/>
       </w:pPr>
       <w:r>
         <w:t>4.2.3 Fusion Classification Engine</w:t>
@@ -2597,6 +2748,7 @@
     </w:p>
     <w:p>
       <w:pPr>
+        <w:spacing w:line="360" w:lineRule="auto" w:after="120" w:before="0"/>
         <w:jc w:val="both"/>
       </w:pPr>
       <w:r>
@@ -2606,6 +2758,7 @@
     <w:p>
       <w:pPr>
         <w:pStyle w:val="Heading3"/>
+        <w:spacing w:before="200" w:after="120"/>
       </w:pPr>
       <w:r>
         <w:t>4.2.4 Detection Service and Mailbox Scanner</w:t>
@@ -2613,6 +2766,7 @@
     </w:p>
     <w:p>
       <w:pPr>
+        <w:spacing w:line="360" w:lineRule="auto" w:after="120" w:before="0"/>
         <w:jc w:val="both"/>
       </w:pPr>
       <w:r>
@@ -2622,6 +2776,7 @@
     <w:p>
       <w:pPr>
         <w:pStyle w:val="Heading3"/>
+        <w:spacing w:before="200" w:after="120"/>
       </w:pPr>
       <w:r>
         <w:t>4.2.5 Review, Feedback and Adaptive Retraining</w:t>
@@ -2629,6 +2784,7 @@
     </w:p>
     <w:p>
       <w:pPr>
+        <w:spacing w:line="360" w:lineRule="auto" w:after="120" w:before="0"/>
         <w:jc w:val="both"/>
       </w:pPr>
       <w:r>
@@ -2656,6 +2812,9 @@
             <w:shd w:val="clear" w:fill="D9E2F3"/>
           </w:tcPr>
           <w:p>
+            <w:pPr>
+              <w:spacing w:after="40"/>
+            </w:pPr>
             <w:r>
               <w:rPr>
                 <w:rFonts w:ascii="Times New Roman" w:hAnsi="Times New Roman"/>
@@ -2667,6 +2826,9 @@
             </w:r>
           </w:p>
           <w:p>
+            <w:pPr>
+              <w:spacing w:after="40"/>
+            </w:pPr>
             <w:r>
               <w:rPr>
                 <w:rFonts w:ascii="Times New Roman" w:hAnsi="Times New Roman"/>
@@ -2677,6 +2839,9 @@
             </w:r>
           </w:p>
           <w:p>
+            <w:pPr>
+              <w:spacing w:after="0"/>
+            </w:pPr>
             <w:r>
               <w:rPr>
                 <w:rFonts w:ascii="Times New Roman" w:hAnsi="Times New Roman"/>
@@ -2690,10 +2855,10 @@
         </w:tc>
       </w:tr>
     </w:tbl>
-    <w:p/>
     <w:p>
       <w:pPr>
         <w:pStyle w:val="Heading2"/>
+        <w:spacing w:before="200" w:after="120"/>
       </w:pPr>
       <w:r>
         <w:t>4.3 Data and Feature Design</w:t>
@@ -2701,6 +2866,7 @@
     </w:p>
     <w:p>
       <w:pPr>
+        <w:spacing w:line="360" w:lineRule="auto" w:after="120" w:before="0"/>
         <w:jc w:val="both"/>
       </w:pPr>
       <w:r>
@@ -2709,6 +2875,7 @@
     </w:p>
     <w:p>
       <w:pPr>
+        <w:spacing w:line="360" w:lineRule="auto" w:after="120" w:before="0"/>
         <w:jc w:val="both"/>
       </w:pPr>
       <w:r>
@@ -3386,9 +3553,9 @@
         </w:tc>
       </w:tr>
     </w:tbl>
-    <w:p/>
     <w:p>
       <w:pPr>
+        <w:spacing w:line="360" w:lineRule="auto" w:after="120" w:before="0"/>
         <w:jc w:val="both"/>
       </w:pPr>
       <w:r>
@@ -3416,6 +3583,9 @@
             <w:shd w:val="clear" w:fill="D9E2F3"/>
           </w:tcPr>
           <w:p>
+            <w:pPr>
+              <w:spacing w:after="40"/>
+            </w:pPr>
             <w:r>
               <w:rPr>
                 <w:rFonts w:ascii="Times New Roman" w:hAnsi="Times New Roman"/>
@@ -3427,6 +3597,9 @@
             </w:r>
           </w:p>
           <w:p>
+            <w:pPr>
+              <w:spacing w:after="40"/>
+            </w:pPr>
             <w:r>
               <w:rPr>
                 <w:rFonts w:ascii="Times New Roman" w:hAnsi="Times New Roman"/>
@@ -3437,6 +3610,9 @@
             </w:r>
           </w:p>
           <w:p>
+            <w:pPr>
+              <w:spacing w:after="0"/>
+            </w:pPr>
             <w:r>
               <w:rPr>
                 <w:rFonts w:ascii="Times New Roman" w:hAnsi="Times New Roman"/>
@@ -3450,10 +3626,10 @@
         </w:tc>
       </w:tr>
     </w:tbl>
-    <w:p/>
     <w:p>
       <w:pPr>
         <w:pStyle w:val="Heading2"/>
+        <w:spacing w:before="200" w:after="120"/>
       </w:pPr>
       <w:r>
         <w:t>4.4 System Components Interaction Operations</w:t>
@@ -3461,6 +3637,7 @@
     </w:p>
     <w:p>
       <w:pPr>
+        <w:spacing w:line="360" w:lineRule="auto" w:after="120" w:before="0"/>
         <w:jc w:val="both"/>
       </w:pPr>
       <w:r>
@@ -3488,6 +3665,9 @@
             <w:shd w:val="clear" w:fill="D9E2F3"/>
           </w:tcPr>
           <w:p>
+            <w:pPr>
+              <w:spacing w:after="40"/>
+            </w:pPr>
             <w:r>
               <w:rPr>
                 <w:rFonts w:ascii="Times New Roman" w:hAnsi="Times New Roman"/>
@@ -3499,6 +3679,9 @@
             </w:r>
           </w:p>
           <w:p>
+            <w:pPr>
+              <w:spacing w:after="40"/>
+            </w:pPr>
             <w:r>
               <w:rPr>
                 <w:rFonts w:ascii="Times New Roman" w:hAnsi="Times New Roman"/>
@@ -3509,6 +3692,9 @@
             </w:r>
           </w:p>
           <w:p>
+            <w:pPr>
+              <w:spacing w:after="0"/>
+            </w:pPr>
             <w:r>
               <w:rPr>
                 <w:rFonts w:ascii="Times New Roman" w:hAnsi="Times New Roman"/>
@@ -3522,10 +3708,10 @@
         </w:tc>
       </w:tr>
     </w:tbl>
-    <w:p/>
     <w:p>
       <w:pPr>
         <w:pStyle w:val="Heading1"/>
+        <w:spacing w:before="200" w:after="120"/>
       </w:pPr>
       <w:r>
         <w:t>CHAPTER 5: SYSTEM IMPLEMENTATION</w:t>
@@ -3533,6 +3719,7 @@
     </w:p>
     <w:p>
       <w:pPr>
+        <w:spacing w:line="360" w:lineRule="auto" w:after="120" w:before="0"/>
         <w:jc w:val="both"/>
       </w:pPr>
       <w:r>
@@ -3542,6 +3729,7 @@
     <w:p>
       <w:pPr>
         <w:pStyle w:val="Heading2"/>
+        <w:spacing w:before="200" w:after="120"/>
       </w:pPr>
       <w:r>
         <w:t>5.1 Hardware Setup</w:t>
@@ -3549,6 +3737,7 @@
     </w:p>
     <w:p>
       <w:pPr>
+        <w:spacing w:line="360" w:lineRule="auto" w:after="120" w:before="0"/>
         <w:jc w:val="both"/>
       </w:pPr>
       <w:r>
@@ -3557,6 +3746,7 @@
     </w:p>
     <w:p>
       <w:pPr>
+        <w:spacing w:line="360" w:lineRule="auto" w:after="120" w:before="0"/>
         <w:jc w:val="both"/>
       </w:pPr>
       <w:r>
@@ -3934,9 +4124,9 @@
         </w:tc>
       </w:tr>
     </w:tbl>
-    <w:p/>
     <w:p>
       <w:pPr>
+        <w:spacing w:line="360" w:lineRule="auto" w:after="120" w:before="0"/>
         <w:jc w:val="both"/>
       </w:pPr>
       <w:r>
@@ -3960,6 +4150,7 @@
           </w:tcPr>
           <w:p>
             <w:pPr>
+              <w:spacing w:after="0"/>
               <w:jc w:val="center"/>
             </w:pPr>
             <w:r>
@@ -3975,10 +4166,10 @@
         </w:tc>
       </w:tr>
     </w:tbl>
-    <w:p/>
     <w:p>
       <w:pPr>
         <w:pStyle w:val="Heading2"/>
+        <w:spacing w:before="200" w:after="120"/>
       </w:pPr>
       <w:r>
         <w:t>5.2 Software Setup</w:t>
@@ -3986,6 +4177,7 @@
     </w:p>
     <w:p>
       <w:pPr>
+        <w:spacing w:line="360" w:lineRule="auto" w:after="120" w:before="0"/>
         <w:jc w:val="both"/>
       </w:pPr>
       <w:r>
@@ -3994,6 +4186,7 @@
     </w:p>
     <w:p>
       <w:pPr>
+        <w:spacing w:line="360" w:lineRule="auto" w:after="120" w:before="0"/>
         <w:jc w:val="both"/>
       </w:pPr>
       <w:r>
@@ -4471,9 +4664,9 @@
         </w:tc>
       </w:tr>
     </w:tbl>
-    <w:p/>
     <w:p>
       <w:pPr>
+        <w:spacing w:line="360" w:lineRule="auto" w:after="120" w:before="0"/>
         <w:jc w:val="both"/>
       </w:pPr>
       <w:r>
@@ -4482,6 +4675,7 @@
     </w:p>
     <w:p>
       <w:pPr>
+        <w:spacing w:line="360" w:lineRule="auto" w:after="120" w:before="0"/>
         <w:jc w:val="both"/>
       </w:pPr>
       <w:r>
@@ -4491,6 +4685,7 @@
     <w:p>
       <w:pPr>
         <w:pStyle w:val="Heading2"/>
+        <w:spacing w:before="200" w:after="120"/>
       </w:pPr>
       <w:r>
         <w:t>5.3 Setting and Configuration</w:t>
@@ -4498,6 +4693,7 @@
     </w:p>
     <w:p>
       <w:pPr>
+        <w:spacing w:line="360" w:lineRule="auto" w:after="120" w:before="0"/>
         <w:jc w:val="both"/>
       </w:pPr>
       <w:r>
@@ -4506,6 +4702,7 @@
     </w:p>
     <w:p>
       <w:pPr>
+        <w:spacing w:line="360" w:lineRule="auto" w:after="120" w:before="0"/>
         <w:jc w:val="both"/>
       </w:pPr>
       <w:r>
@@ -4933,10 +5130,10 @@
         </w:tc>
       </w:tr>
     </w:tbl>
-    <w:p/>
     <w:p>
       <w:pPr>
         <w:pStyle w:val="Heading2"/>
+        <w:spacing w:before="200" w:after="120"/>
       </w:pPr>
       <w:r>
         <w:t>5.4 System Operation (with Screenshots)</w:t>
@@ -4944,6 +5141,7 @@
     </w:p>
     <w:p>
       <w:pPr>
+        <w:spacing w:line="360" w:lineRule="auto" w:after="120" w:before="0"/>
         <w:jc w:val="both"/>
       </w:pPr>
       <w:r>
@@ -4952,6 +5150,7 @@
     </w:p>
     <w:p>
       <w:pPr>
+        <w:spacing w:line="360" w:lineRule="auto" w:after="120" w:before="0"/>
         <w:jc w:val="both"/>
       </w:pPr>
       <w:r>
@@ -4975,6 +5174,7 @@
           </w:tcPr>
           <w:p>
             <w:pPr>
+              <w:spacing w:after="0"/>
               <w:jc w:val="center"/>
             </w:pPr>
             <w:r>
@@ -4990,7 +5190,6 @@
         </w:tc>
       </w:tr>
     </w:tbl>
-    <w:p/>
     <w:tbl>
       <w:tblPr>
         <w:tblStyle w:val="TableGrid"/>
@@ -5008,6 +5207,7 @@
           </w:tcPr>
           <w:p>
             <w:pPr>
+              <w:spacing w:after="0"/>
               <w:jc w:val="center"/>
             </w:pPr>
             <w:r>
@@ -5023,7 +5223,6 @@
         </w:tc>
       </w:tr>
     </w:tbl>
-    <w:p/>
     <w:tbl>
       <w:tblPr>
         <w:tblStyle w:val="TableGrid"/>
@@ -5041,6 +5240,7 @@
           </w:tcPr>
           <w:p>
             <w:pPr>
+              <w:spacing w:after="0"/>
               <w:jc w:val="center"/>
             </w:pPr>
             <w:r>
@@ -5056,7 +5256,6 @@
         </w:tc>
       </w:tr>
     </w:tbl>
-    <w:p/>
     <w:p>
       <w:r>
         <w:br w:type="page"/>
@@ -5078,6 +5277,9 @@
             <w:shd w:val="clear" w:fill="D9E2F3"/>
           </w:tcPr>
           <w:p>
+            <w:pPr>
+              <w:spacing w:after="40"/>
+            </w:pPr>
             <w:r>
               <w:rPr>
                 <w:rFonts w:ascii="Times New Roman" w:hAnsi="Times New Roman"/>
@@ -5089,6 +5291,9 @@
             </w:r>
           </w:p>
           <w:p>
+            <w:pPr>
+              <w:spacing w:after="40"/>
+            </w:pPr>
             <w:r>
               <w:rPr>
                 <w:rFonts w:ascii="Times New Roman" w:hAnsi="Times New Roman"/>
@@ -5099,6 +5304,9 @@
             </w:r>
           </w:p>
           <w:p>
+            <w:pPr>
+              <w:spacing w:after="0"/>
+            </w:pPr>
             <w:r>
               <w:rPr>
                 <w:rFonts w:ascii="Times New Roman" w:hAnsi="Times New Roman"/>
@@ -5112,10 +5320,10 @@
         </w:tc>
       </w:tr>
     </w:tbl>
-    <w:p/>
     <w:p>
       <w:pPr>
         <w:pStyle w:val="Heading1"/>
+        <w:spacing w:before="200" w:after="120"/>
       </w:pPr>
       <w:r>
         <w:t>CHAPTER 6: SYSTEM EVALUATION AND DISCUSSION</w:t>
@@ -5123,6 +5331,7 @@
     </w:p>
     <w:p>
       <w:pPr>
+        <w:spacing w:line="360" w:lineRule="auto" w:after="120" w:before="0"/>
         <w:jc w:val="both"/>
       </w:pPr>
       <w:r>
@@ -5150,6 +5359,9 @@
             <w:shd w:val="clear" w:fill="D9E2F3"/>
           </w:tcPr>
           <w:p>
+            <w:pPr>
+              <w:spacing w:after="40"/>
+            </w:pPr>
             <w:r>
               <w:rPr>
                 <w:rFonts w:ascii="Times New Roman" w:hAnsi="Times New Roman"/>
@@ -5161,6 +5373,9 @@
             </w:r>
           </w:p>
           <w:p>
+            <w:pPr>
+              <w:spacing w:after="40"/>
+            </w:pPr>
             <w:r>
               <w:rPr>
                 <w:rFonts w:ascii="Times New Roman" w:hAnsi="Times New Roman"/>
@@ -5171,6 +5386,9 @@
             </w:r>
           </w:p>
           <w:p>
+            <w:pPr>
+              <w:spacing w:after="0"/>
+            </w:pPr>
             <w:r>
               <w:rPr>
                 <w:rFonts w:ascii="Times New Roman" w:hAnsi="Times New Roman"/>
@@ -5184,10 +5402,10 @@
         </w:tc>
       </w:tr>
     </w:tbl>
-    <w:p/>
     <w:p>
       <w:pPr>
         <w:pStyle w:val="Heading3"/>
+        <w:spacing w:before="200" w:after="120"/>
       </w:pPr>
       <w:r>
         <w:t>6.2.2 Classifier and Feature-Group Comparison (Objective 3)</w:t>
@@ -5195,6 +5413,7 @@
     </w:p>
     <w:p>
       <w:pPr>
+        <w:spacing w:line="360" w:lineRule="auto" w:after="120" w:before="0"/>
         <w:jc w:val="both"/>
       </w:pPr>
       <w:r>
@@ -5203,6 +5422,7 @@
     </w:p>
     <w:p>
       <w:pPr>
+        <w:spacing w:line="360" w:lineRule="auto" w:after="120" w:before="0"/>
         <w:jc w:val="both"/>
       </w:pPr>
       <w:r>
@@ -6127,9 +6347,9 @@
         </w:tc>
       </w:tr>
     </w:tbl>
-    <w:p/>
     <w:p>
       <w:pPr>
+        <w:spacing w:line="360" w:lineRule="auto" w:after="120" w:before="0"/>
         <w:jc w:val="both"/>
       </w:pPr>
       <w:r>
@@ -6138,6 +6358,7 @@
     </w:p>
     <w:p>
       <w:pPr>
+        <w:spacing w:line="360" w:lineRule="auto" w:after="120" w:before="0"/>
         <w:jc w:val="both"/>
       </w:pPr>
       <w:r>
@@ -6146,6 +6367,7 @@
     </w:p>
     <w:p>
       <w:pPr>
+        <w:spacing w:line="360" w:lineRule="auto" w:after="120" w:before="0"/>
         <w:jc w:val="both"/>
       </w:pPr>
       <w:r>
@@ -6173,6 +6395,9 @@
             <w:shd w:val="clear" w:fill="D9E2F3"/>
           </w:tcPr>
           <w:p>
+            <w:pPr>
+              <w:spacing w:after="40"/>
+            </w:pPr>
             <w:r>
               <w:rPr>
                 <w:rFonts w:ascii="Times New Roman" w:hAnsi="Times New Roman"/>
@@ -6184,6 +6409,9 @@
             </w:r>
           </w:p>
           <w:p>
+            <w:pPr>
+              <w:spacing w:after="40"/>
+            </w:pPr>
             <w:r>
               <w:rPr>
                 <w:rFonts w:ascii="Times New Roman" w:hAnsi="Times New Roman"/>
@@ -6194,6 +6422,9 @@
             </w:r>
           </w:p>
           <w:p>
+            <w:pPr>
+              <w:spacing w:after="0"/>
+            </w:pPr>
             <w:r>
               <w:rPr>
                 <w:rFonts w:ascii="Times New Roman" w:hAnsi="Times New Roman"/>
@@ -6207,10 +6438,10 @@
         </w:tc>
       </w:tr>
     </w:tbl>
-    <w:p/>
     <w:p>
       <w:pPr>
         <w:pStyle w:val="Heading3"/>
+        <w:spacing w:before="200" w:after="120"/>
       </w:pPr>
       <w:r>
         <w:t>6.2.4 Adaptive Improvement (Objective 4)</w:t>
@@ -6218,6 +6449,7 @@
     </w:p>
     <w:p>
       <w:pPr>
+        <w:spacing w:line="360" w:lineRule="auto" w:after="120" w:before="0"/>
         <w:jc w:val="both"/>
       </w:pPr>
       <w:r>
@@ -6226,6 +6458,7 @@
     </w:p>
     <w:p>
       <w:pPr>
+        <w:spacing w:line="360" w:lineRule="auto" w:after="120" w:before="0"/>
         <w:jc w:val="both"/>
       </w:pPr>
       <w:r>
@@ -6629,9 +6862,9 @@
         </w:tc>
       </w:tr>
     </w:tbl>
-    <w:p/>
     <w:p>
       <w:pPr>
+        <w:spacing w:line="360" w:lineRule="auto" w:after="120" w:before="0"/>
         <w:jc w:val="both"/>
       </w:pPr>
       <w:r>
@@ -6655,6 +6888,7 @@
           </w:tcPr>
           <w:p>
             <w:pPr>
+              <w:spacing w:after="0"/>
               <w:jc w:val="center"/>
             </w:pPr>
             <w:r>
@@ -6670,10 +6904,10 @@
         </w:tc>
       </w:tr>
     </w:tbl>
-    <w:p/>
     <w:p>
       <w:pPr>
         <w:pStyle w:val="Heading3"/>
+        <w:spacing w:before="200" w:after="120"/>
       </w:pPr>
       <w:r>
         <w:t>6.2.5 Comparison with Existing Systems and Commercial Filters</w:t>
@@ -6681,6 +6915,7 @@
     </w:p>
     <w:p>
       <w:pPr>
+        <w:spacing w:line="360" w:lineRule="auto" w:after="120" w:before="0"/>
         <w:jc w:val="both"/>
       </w:pPr>
       <w:r>
@@ -6689,6 +6924,7 @@
     </w:p>
     <w:p>
       <w:pPr>
+        <w:spacing w:line="360" w:lineRule="auto" w:after="120" w:before="0"/>
         <w:jc w:val="both"/>
       </w:pPr>
       <w:r>
@@ -6697,6 +6933,7 @@
     </w:p>
     <w:p>
       <w:pPr>
+        <w:spacing w:line="360" w:lineRule="auto" w:after="120" w:before="0"/>
         <w:jc w:val="both"/>
       </w:pPr>
       <w:r>
@@ -7356,9 +7593,9 @@
         </w:tc>
       </w:tr>
     </w:tbl>
-    <w:p/>
     <w:p>
       <w:pPr>
+        <w:spacing w:line="360" w:lineRule="auto" w:after="120" w:before="0"/>
         <w:jc w:val="both"/>
       </w:pPr>
       <w:r>
@@ -7367,6 +7604,7 @@
     </w:p>
     <w:p>
       <w:pPr>
+        <w:spacing w:line="360" w:lineRule="auto" w:after="120" w:before="0"/>
         <w:jc w:val="both"/>
       </w:pPr>
       <w:r>
@@ -7894,9 +8132,9 @@
         </w:tc>
       </w:tr>
     </w:tbl>
-    <w:p/>
     <w:p>
       <w:pPr>
+        <w:spacing w:line="360" w:lineRule="auto" w:after="120" w:before="0"/>
         <w:jc w:val="both"/>
       </w:pPr>
       <w:r>
@@ -7924,6 +8162,9 @@
             <w:shd w:val="clear" w:fill="D9E2F3"/>
           </w:tcPr>
           <w:p>
+            <w:pPr>
+              <w:spacing w:after="40"/>
+            </w:pPr>
             <w:r>
               <w:rPr>
                 <w:rFonts w:ascii="Times New Roman" w:hAnsi="Times New Roman"/>
@@ -7935,6 +8176,9 @@
             </w:r>
           </w:p>
           <w:p>
+            <w:pPr>
+              <w:spacing w:after="40"/>
+            </w:pPr>
             <w:r>
               <w:rPr>
                 <w:rFonts w:ascii="Times New Roman" w:hAnsi="Times New Roman"/>
@@ -7945,6 +8189,9 @@
             </w:r>
           </w:p>
           <w:p>
+            <w:pPr>
+              <w:spacing w:after="0"/>
+            </w:pPr>
             <w:r>
               <w:rPr>
                 <w:rFonts w:ascii="Times New Roman" w:hAnsi="Times New Roman"/>
@@ -7958,10 +8205,10 @@
         </w:tc>
       </w:tr>
     </w:tbl>
-    <w:p/>
     <w:p>
       <w:pPr>
         <w:pStyle w:val="Heading2"/>
+        <w:spacing w:before="200" w:after="120"/>
       </w:pPr>
       <w:r>
         <w:t>6.4 Objectives Evaluation</w:t>
@@ -7969,6 +8216,7 @@
     </w:p>
     <w:p>
       <w:pPr>
+        <w:spacing w:line="360" w:lineRule="auto" w:after="120" w:before="0"/>
         <w:jc w:val="both"/>
       </w:pPr>
       <w:r>
@@ -7977,6 +8225,7 @@
     </w:p>
     <w:p>
       <w:pPr>
+        <w:spacing w:line="360" w:lineRule="auto" w:after="120" w:before="0"/>
         <w:jc w:val="both"/>
       </w:pPr>
       <w:r>
@@ -8378,7 +8627,6 @@
         </w:tc>
       </w:tr>
     </w:tbl>
-    <w:p/>
     <w:p>
       <w:r>
         <w:br w:type="page"/>
@@ -8400,6 +8648,9 @@
             <w:shd w:val="clear" w:fill="D9E2F3"/>
           </w:tcPr>
           <w:p>
+            <w:pPr>
+              <w:spacing w:after="40"/>
+            </w:pPr>
             <w:r>
               <w:rPr>
                 <w:rFonts w:ascii="Times New Roman" w:hAnsi="Times New Roman"/>
@@ -8411,6 +8662,9 @@
             </w:r>
           </w:p>
           <w:p>
+            <w:pPr>
+              <w:spacing w:after="40"/>
+            </w:pPr>
             <w:r>
               <w:rPr>
                 <w:rFonts w:ascii="Times New Roman" w:hAnsi="Times New Roman"/>
@@ -8421,6 +8675,9 @@
             </w:r>
           </w:p>
           <w:p>
+            <w:pPr>
+              <w:spacing w:after="0"/>
+            </w:pPr>
             <w:r>
               <w:rPr>
                 <w:rFonts w:ascii="Times New Roman" w:hAnsi="Times New Roman"/>
@@ -8434,10 +8691,10 @@
         </w:tc>
       </w:tr>
     </w:tbl>
-    <w:p/>
     <w:p>
       <w:pPr>
         <w:pStyle w:val="Heading1"/>
+        <w:spacing w:before="200" w:after="120"/>
       </w:pPr>
       <w:r>
         <w:t>CHAPTER 7: CONCLUSION AND RECOMMENDATION</w:t>
@@ -8445,6 +8702,7 @@
     </w:p>
     <w:p>
       <w:pPr>
+        <w:spacing w:line="360" w:lineRule="auto" w:after="120" w:before="0"/>
         <w:jc w:val="both"/>
       </w:pPr>
       <w:r>
@@ -8472,6 +8730,9 @@
             <w:shd w:val="clear" w:fill="D9E2F3"/>
           </w:tcPr>
           <w:p>
+            <w:pPr>
+              <w:spacing w:after="40"/>
+            </w:pPr>
             <w:r>
               <w:rPr>
                 <w:rFonts w:ascii="Times New Roman" w:hAnsi="Times New Roman"/>
@@ -8483,6 +8744,9 @@
             </w:r>
           </w:p>
           <w:p>
+            <w:pPr>
+              <w:spacing w:after="40"/>
+            </w:pPr>
             <w:r>
               <w:rPr>
                 <w:rFonts w:ascii="Times New Roman" w:hAnsi="Times New Roman"/>
@@ -8493,6 +8757,9 @@
             </w:r>
           </w:p>
           <w:p>
+            <w:pPr>
+              <w:spacing w:after="0"/>
+            </w:pPr>
             <w:r>
               <w:rPr>
                 <w:rFonts w:ascii="Times New Roman" w:hAnsi="Times New Roman"/>
@@ -8506,10 +8773,10 @@
         </w:tc>
       </w:tr>
     </w:tbl>
-    <w:p/>
     <w:p>
       <w:pPr>
         <w:pStyle w:val="Heading2"/>
+        <w:spacing w:before="200" w:after="120"/>
       </w:pPr>
       <w:r>
         <w:t>Appendix B — Full Classifier Output and Confusion Matrices</w:t>
@@ -8517,6 +8784,7 @@
     </w:p>
     <w:p>
       <w:pPr>
+        <w:spacing w:line="360" w:lineRule="auto" w:after="120" w:before="0"/>
         <w:jc w:val="both"/>
       </w:pPr>
       <w:r>
@@ -8544,6 +8812,9 @@
             <w:shd w:val="clear" w:fill="D9E2F3"/>
           </w:tcPr>
           <w:p>
+            <w:pPr>
+              <w:spacing w:after="40"/>
+            </w:pPr>
             <w:r>
               <w:rPr>
                 <w:rFonts w:ascii="Times New Roman" w:hAnsi="Times New Roman"/>
@@ -8555,6 +8826,9 @@
             </w:r>
           </w:p>
           <w:p>
+            <w:pPr>
+              <w:spacing w:after="40"/>
+            </w:pPr>
             <w:r>
               <w:rPr>
                 <w:rFonts w:ascii="Times New Roman" w:hAnsi="Times New Roman"/>
@@ -8565,6 +8839,9 @@
             </w:r>
           </w:p>
           <w:p>
+            <w:pPr>
+              <w:spacing w:after="0"/>
+            </w:pPr>
             <w:r>
               <w:rPr>
                 <w:rFonts w:ascii="Times New Roman" w:hAnsi="Times New Roman"/>
@@ -8578,10 +8855,10 @@
         </w:tc>
       </w:tr>
     </w:tbl>
-    <w:p/>
     <w:p>
       <w:pPr>
         <w:pStyle w:val="Heading2"/>
+        <w:spacing w:before="200" w:after="120"/>
       </w:pPr>
       <w:r>
         <w:t>Appendix D — Command Reference and System Screenshots</w:t>
@@ -8589,6 +8866,7 @@
     </w:p>
     <w:p>
       <w:pPr>
+        <w:spacing w:line="360" w:lineRule="auto" w:after="120" w:before="0"/>
         <w:jc w:val="both"/>
       </w:pPr>
       <w:r>
@@ -8623,7 +8901,7 @@
     </w:p>
     <w:p>
       <w:pPr>
-        <w:spacing w:after="0" w:line="240" w:lineRule="auto"/>
+        <w:spacing w:after="120" w:line="240" w:lineRule="auto"/>
       </w:pPr>
       <w:r>
         <w:rPr>
@@ -8634,9 +8912,9 @@
         <w:t>pip install -r requirements.txt</w:t>
       </w:r>
     </w:p>
-    <w:p/>
     <w:p>
       <w:pPr>
+        <w:spacing w:line="360" w:lineRule="auto" w:after="120" w:before="0"/>
         <w:jc w:val="both"/>
       </w:pPr>
       <w:r>
@@ -8775,7 +9053,7 @@
     </w:p>
     <w:p>
       <w:pPr>
-        <w:spacing w:after="0" w:line="240" w:lineRule="auto"/>
+        <w:spacing w:after="120" w:line="240" w:lineRule="auto"/>
       </w:pPr>
       <w:r>
         <w:rPr>
@@ -8786,18 +9064,13 @@
         <w:t>python -m spam_detection.scan_mailbox mail_inbox --action quarantine --watch</w:t>
       </w:r>
     </w:p>
-    <w:p/>
     <w:p>
       <w:pPr>
+        <w:spacing w:line="360" w:lineRule="auto" w:after="120" w:before="0"/>
         <w:jc w:val="both"/>
       </w:pPr>
       <w:r>
         <w:t>[FILL IN: add any further screenshots not placed in Chapter 5, e.g. the training output and the threshold-sweep output.]</w:t>
-      </w:r>
-    </w:p>
-    <w:p>
-      <w:r>
-        <w:br w:type="page"/>
       </w:r>
     </w:p>
     <w:sectPr>

--- a/reports/paste/CHANGES_ONLY.docx
+++ b/reports/paste/CHANGES_ONLY.docx
@@ -905,7 +905,7 @@
       <w:r>
         <w:drawing>
           <wp:inline xmlns:a="http://schemas.openxmlformats.org/drawingml/2006/main" xmlns:pic="http://schemas.openxmlformats.org/drawingml/2006/picture">
-            <wp:extent cx="5303520" cy="3126285"/>
+            <wp:extent cx="5303520" cy="4653088"/>
             <wp:docPr id="4" name="Picture 4"/>
             <wp:cNvGraphicFramePr>
               <a:graphicFrameLocks noChangeAspect="1"/>
@@ -926,7 +926,7 @@
                   <pic:spPr>
                     <a:xfrm>
                       <a:off x="0" y="0"/>
-                      <a:ext cx="5303520" cy="3126285"/>
+                      <a:ext cx="5303520" cy="4653088"/>
                     </a:xfrm>
                     <a:prstGeom prst="rect"/>
                   </pic:spPr>
@@ -1863,7 +1863,7 @@
       <w:r>
         <w:drawing>
           <wp:inline xmlns:a="http://schemas.openxmlformats.org/drawingml/2006/main" xmlns:pic="http://schemas.openxmlformats.org/drawingml/2006/picture">
-            <wp:extent cx="5303520" cy="3120703"/>
+            <wp:extent cx="5303520" cy="3335635"/>
             <wp:docPr id="5" name="Picture 5"/>
             <wp:cNvGraphicFramePr>
               <a:graphicFrameLocks noChangeAspect="1"/>
@@ -1884,7 +1884,7 @@
                   <pic:spPr>
                     <a:xfrm>
                       <a:off x="0" y="0"/>
-                      <a:ext cx="5303520" cy="3120703"/>
+                      <a:ext cx="5303520" cy="3335635"/>
                     </a:xfrm>
                     <a:prstGeom prst="rect"/>
                   </pic:spPr>

--- a/reports/paste/CHANGES_ONLY.docx
+++ b/reports/paste/CHANGES_ONLY.docx
@@ -949,7 +949,7 @@
           <w:color w:val="555555"/>
           <w:sz w:val="18"/>
         </w:rPr>
-        <w:t>Figure 3.2: insert the use-case diagram for the reviewer/administrator actor</w:t>
+        <w:t>Figure 3.2: Use-case diagram for the reviewer/administrator actor</w:t>
       </w:r>
     </w:p>
     <w:p>
@@ -1907,7 +1907,7 @@
           <w:color w:val="555555"/>
           <w:sz w:val="18"/>
         </w:rPr>
-        <w:t>Figure 4.1: insert the system block diagram (ingestion, features, fusion, action, adaptation)</w:t>
+        <w:t>Figure 4.1: System block diagram of the five main blocks</w:t>
       </w:r>
     </w:p>
     <w:p>
@@ -4160,7 +4160,7 @@
                 <w:color w:val="806000"/>
                 <w:sz w:val="20"/>
               </w:rPr>
-              <w:t>INSERT YOUR OWN PICTURE HERE  —  Figure 5.1: Screenshot of the terminal showing the Python virtual environment created and the requirements installed successfully</w:t>
+              <w:t>INSERT YOUR OWN PICTURE HERE  —  Figure 5.1: Software and virtual-environment setup</w:t>
             </w:r>
           </w:p>
         </w:tc>
@@ -5184,7 +5184,7 @@
                 <w:color w:val="806000"/>
                 <w:sz w:val="20"/>
               </w:rPr>
-              <w:t>INSERT YOUR OWN PICTURE HERE  —  Figure 5.2: Screenshot of the browser check-and-review console showing an email classified as phishing with a high probability and the fired structural-signal chips, plus the Spam / Ham / Correct feedback buttons</w:t>
+              <w:t>INSERT YOUR OWN PICTURE HERE  —  Figure 5.2: Browser check-and-review console showing a phishing verdict and fired signals</w:t>
             </w:r>
           </w:p>
         </w:tc>
@@ -5217,7 +5217,7 @@
                 <w:color w:val="806000"/>
                 <w:sz w:val="20"/>
               </w:rPr>
-              <w:t>INSERT YOUR OWN PICTURE HERE  —  Figure 5.3: Screenshot of an example service prediction response showing the label, probability, confidence and list of signals</w:t>
+              <w:t>INSERT YOUR OWN PICTURE HERE  —  Figure 5.3: Example service prediction response (label, probability and signals)</w:t>
             </w:r>
           </w:p>
         </w:tc>
@@ -5250,7 +5250,7 @@
                 <w:color w:val="806000"/>
                 <w:sz w:val="20"/>
               </w:rPr>
-              <w:t>INSERT YOUR OWN PICTURE HERE  —  Figure 5.4: Screenshot of a mailbox watch run in quarantine mode, showing a flagged message being moved to the quarantine directory and the decision being logged to the review queue</w:t>
+              <w:t>INSERT YOUR OWN PICTURE HERE  —  Figure 5.4: Mailbox watch run quarantining a flagged message</w:t>
             </w:r>
           </w:p>
         </w:tc>
@@ -6898,7 +6898,7 @@
                 <w:color w:val="806000"/>
                 <w:sz w:val="20"/>
               </w:rPr>
-              <w:t>INSERT YOUR OWN PICTURE HERE  —  Figure 6.4: Two ROC curves on the held-out modern-threat set — before (AUC 0.81) and after (AUC 0.945) retraining — on the same axes with a legend</w:t>
+              <w:t>INSERT YOUR OWN PICTURE HERE  —  Figure 6.4: ROC curves before and after one adaptive retraining cycle</w:t>
             </w:r>
           </w:p>
         </w:tc>

--- a/reports/paste/CHANGES_ONLY.docx
+++ b/reports/paste/CHANGES_ONLY.docx
@@ -267,7 +267,7 @@
       <w:r>
         <w:drawing>
           <wp:inline xmlns:a="http://schemas.openxmlformats.org/drawingml/2006/main" xmlns:pic="http://schemas.openxmlformats.org/drawingml/2006/picture">
-            <wp:extent cx="5303520" cy="5472725"/>
+            <wp:extent cx="5303520" cy="6231636"/>
             <wp:docPr id="1" name="Picture 1"/>
             <wp:cNvGraphicFramePr>
               <a:graphicFrameLocks noChangeAspect="1"/>
@@ -288,7 +288,7 @@
                   <pic:spPr>
                     <a:xfrm>
                       <a:off x="0" y="0"/>
-                      <a:ext cx="5303520" cy="5472725"/>
+                      <a:ext cx="5303520" cy="6231636"/>
                     </a:xfrm>
                     <a:prstGeom prst="rect"/>
                   </pic:spPr>
@@ -331,7 +331,7 @@
       <w:r>
         <w:drawing>
           <wp:inline xmlns:a="http://schemas.openxmlformats.org/drawingml/2006/main" xmlns:pic="http://schemas.openxmlformats.org/drawingml/2006/picture">
-            <wp:extent cx="5303520" cy="3287335"/>
+            <wp:extent cx="5303520" cy="3479617"/>
             <wp:docPr id="2" name="Picture 2"/>
             <wp:cNvGraphicFramePr>
               <a:graphicFrameLocks noChangeAspect="1"/>
@@ -352,7 +352,7 @@
                   <pic:spPr>
                     <a:xfrm>
                       <a:off x="0" y="0"/>
-                      <a:ext cx="5303520" cy="3287335"/>
+                      <a:ext cx="5303520" cy="3479617"/>
                     </a:xfrm>
                     <a:prstGeom prst="rect"/>
                   </pic:spPr>

--- a/reports/paste/CHANGES_ONLY.docx
+++ b/reports/paste/CHANGES_ONLY.docx
@@ -1104,7 +1104,7 @@
                 <w:rFonts w:ascii="Times New Roman" w:hAnsi="Times New Roman"/>
                 <w:sz w:val="21"/>
               </w:rPr>
-              <w:t>Reviewer; automation</w:t>
+              <w:t>Reviewer / Administrator</w:t>
             </w:r>
           </w:p>
         </w:tc>
@@ -1128,7 +1128,7 @@
                 <w:rFonts w:ascii="Times New Roman" w:hAnsi="Times New Roman"/>
                 <w:sz w:val="21"/>
               </w:rPr>
-              <w:t>An email is pasted in the review console, submitted to the prediction service, or picked up by the mailbox watcher.</w:t>
+              <w:t>The reviewer pastes an email into the browser console, submits it through the service, or drops a message file into the folder watched by the mailbox scanner. The system parses the message and prepares it for classification.</w:t>
             </w:r>
           </w:p>
         </w:tc>
@@ -1154,7 +1154,7 @@
                 <w:rFonts w:ascii="Times New Roman" w:hAnsi="Times New Roman"/>
                 <w:sz w:val="21"/>
               </w:rPr>
-              <w:t>View verdict and signals</w:t>
+              <w:t>View prediction and fired signals</w:t>
             </w:r>
           </w:p>
         </w:tc>
@@ -1178,7 +1178,7 @@
                 <w:rFonts w:ascii="Times New Roman" w:hAnsi="Times New Roman"/>
                 <w:sz w:val="21"/>
               </w:rPr>
-              <w:t>Reviewer</w:t>
+              <w:t>Reviewer / Administrator</w:t>
             </w:r>
           </w:p>
         </w:tc>
@@ -1202,7 +1202,7 @@
                 <w:rFonts w:ascii="Times New Roman" w:hAnsi="Times New Roman"/>
                 <w:sz w:val="21"/>
               </w:rPr>
-              <w:t>The system returns a label, spam probability and the structural signals that fired.</w:t>
+              <w:t>The system displays the predicted label (spam or legitimate), the spam probability, and the structural signals that contributed to the decision, so the reviewer can understand and check the verdict.</w:t>
             </w:r>
           </w:p>
         </w:tc>
@@ -1228,7 +1228,7 @@
                 <w:rFonts w:ascii="Times New Roman" w:hAnsi="Times New Roman"/>
                 <w:sz w:val="21"/>
               </w:rPr>
-              <w:t>Quarantine flagged mail</w:t>
+              <w:t>Correct a misclassification (provide feedback)</w:t>
             </w:r>
           </w:p>
         </w:tc>
@@ -1252,7 +1252,7 @@
                 <w:rFonts w:ascii="Times New Roman" w:hAnsi="Times New Roman"/>
                 <w:sz w:val="21"/>
               </w:rPr>
-              <w:t>Reviewer; watcher</w:t>
+              <w:t>Reviewer / Administrator</w:t>
             </w:r>
           </w:p>
         </w:tc>
@@ -1276,7 +1276,7 @@
                 <w:rFonts w:ascii="Times New Roman" w:hAnsi="Times New Roman"/>
                 <w:sz w:val="21"/>
               </w:rPr>
-              <w:t>Messages above threshold are moved to a quarantine folder in quarantine mode.</w:t>
+              <w:t>When a verdict is wrong, the reviewer marks the message as spam or legitimate. The correction is saved to the labelled feedback store for the next retraining cycle.</w:t>
             </w:r>
           </w:p>
         </w:tc>
@@ -1302,7 +1302,7 @@
                 <w:rFonts w:ascii="Times New Roman" w:hAnsi="Times New Roman"/>
                 <w:sz w:val="21"/>
               </w:rPr>
-              <w:t>Correct misclassification</w:t>
+              <w:t>Train and evaluate models</w:t>
             </w:r>
           </w:p>
         </w:tc>
@@ -1326,7 +1326,7 @@
                 <w:rFonts w:ascii="Times New Roman" w:hAnsi="Times New Roman"/>
                 <w:sz w:val="21"/>
               </w:rPr>
-              <w:t>Reviewer</w:t>
+              <w:t>Reviewer / Administrator</w:t>
             </w:r>
           </w:p>
         </w:tc>
@@ -1350,7 +1350,7 @@
                 <w:rFonts w:ascii="Times New Roman" w:hAnsi="Times New Roman"/>
                 <w:sz w:val="21"/>
               </w:rPr>
-              <w:t>The reviewer marks a result as spam/ham/correct; the correction is appended to the labelled feedback store.</w:t>
+              <w:t>The reviewer trains the fusion classifier on the labelled corpus and the system reports its accuracy, precision, recall, F1 score and ROC-AUC on a held-out test split.</w:t>
             </w:r>
           </w:p>
         </w:tc>
@@ -1376,7 +1376,7 @@
                 <w:rFonts w:ascii="Times New Roman" w:hAnsi="Times New Roman"/>
                 <w:sz w:val="21"/>
               </w:rPr>
-              <w:t>Retrain on feedback</w:t>
+              <w:t>Run the detection service</w:t>
             </w:r>
           </w:p>
         </w:tc>
@@ -1400,7 +1400,7 @@
                 <w:rFonts w:ascii="Times New Roman" w:hAnsi="Times New Roman"/>
                 <w:sz w:val="21"/>
               </w:rPr>
-              <w:t>Reviewer; scheduler</w:t>
+              <w:t>Reviewer / Administrator</w:t>
             </w:r>
           </w:p>
         </w:tc>
@@ -1424,7 +1424,7 @@
                 <w:rFonts w:ascii="Times New Roman" w:hAnsi="Times New Roman"/>
                 <w:sz w:val="21"/>
               </w:rPr>
-              <w:t>Reviewed labels are merged with training data and a new model is fitted, validated and redeployed.</w:t>
+              <w:t>The reviewer starts the detection service so that emails can be submitted and scored through the web console or the service interface.</w:t>
             </w:r>
           </w:p>
         </w:tc>
@@ -1450,7 +1450,7 @@
                 <w:rFonts w:ascii="Times New Roman" w:hAnsi="Times New Roman"/>
                 <w:sz w:val="21"/>
               </w:rPr>
-              <w:t>Serve predictions</w:t>
+              <w:t>Scan mailbox and quarantine</w:t>
             </w:r>
           </w:p>
         </w:tc>
@@ -1474,7 +1474,7 @@
                 <w:rFonts w:ascii="Times New Roman" w:hAnsi="Times New Roman"/>
                 <w:sz w:val="21"/>
               </w:rPr>
-              <w:t>Automation</w:t>
+              <w:t>Reviewer / Administrator</w:t>
             </w:r>
           </w:p>
         </w:tc>
@@ -1498,7 +1498,81 @@
                 <w:rFonts w:ascii="Times New Roman" w:hAnsi="Times New Roman"/>
                 <w:sz w:val="21"/>
               </w:rPr>
-              <w:t>External workflows obtain scores through the REST API.</w:t>
+              <w:t>The system scans a mail folder and, in quarantine mode, moves messages judged to be spam into a quarantine folder while logging every decision to the review queue.</w:t>
+            </w:r>
+          </w:p>
+        </w:tc>
+      </w:tr>
+      <w:tr>
+        <w:tc>
+          <w:tcPr>
+            <w:tcW w:type="dxa" w:w="3024"/>
+          </w:tcPr>
+          <w:p>
+            <w:pPr>
+              <w:spacing w:line="240" w:lineRule="auto" w:after="40"/>
+              <w:jc w:val="left"/>
+            </w:pPr>
+            <w:r>
+              <w:rPr>
+                <w:rFonts w:ascii="Times New Roman" w:hAnsi="Times New Roman"/>
+                <w:sz w:val="21"/>
+              </w:rPr>
+            </w:r>
+            <w:r>
+              <w:rPr>
+                <w:rFonts w:ascii="Times New Roman" w:hAnsi="Times New Roman"/>
+                <w:sz w:val="21"/>
+              </w:rPr>
+              <w:t>Review feedback and retrain</w:t>
+            </w:r>
+          </w:p>
+        </w:tc>
+        <w:tc>
+          <w:tcPr>
+            <w:tcW w:type="dxa" w:w="3024"/>
+          </w:tcPr>
+          <w:p>
+            <w:pPr>
+              <w:spacing w:line="240" w:lineRule="auto" w:after="40"/>
+              <w:jc w:val="left"/>
+            </w:pPr>
+            <w:r>
+              <w:rPr>
+                <w:rFonts w:ascii="Times New Roman" w:hAnsi="Times New Roman"/>
+                <w:sz w:val="21"/>
+              </w:rPr>
+            </w:r>
+            <w:r>
+              <w:rPr>
+                <w:rFonts w:ascii="Times New Roman" w:hAnsi="Times New Roman"/>
+                <w:sz w:val="21"/>
+              </w:rPr>
+              <w:t>Reviewer / Administrator</w:t>
+            </w:r>
+          </w:p>
+        </w:tc>
+        <w:tc>
+          <w:tcPr>
+            <w:tcW w:type="dxa" w:w="3024"/>
+          </w:tcPr>
+          <w:p>
+            <w:pPr>
+              <w:spacing w:line="240" w:lineRule="auto" w:after="40"/>
+              <w:jc w:val="left"/>
+            </w:pPr>
+            <w:r>
+              <w:rPr>
+                <w:rFonts w:ascii="Times New Roman" w:hAnsi="Times New Roman"/>
+                <w:sz w:val="21"/>
+              </w:rPr>
+            </w:r>
+            <w:r>
+              <w:rPr>
+                <w:rFonts w:ascii="Times New Roman" w:hAnsi="Times New Roman"/>
+                <w:sz w:val="21"/>
+              </w:rPr>
+              <w:t>The reviewer triggers adaptive retraining: reviewed feedback is merged with the training data, the new model is validated on the held-out split, and it is redeployed only if performance is maintained.</w:t>
             </w:r>
           </w:p>
         </w:tc>

--- a/reports/paste/CHANGES_ONLY.docx
+++ b/reports/paste/CHANGES_ONLY.docx
@@ -894,7 +894,7 @@
         <w:jc w:val="both"/>
       </w:pPr>
       <w:r>
-        <w:t>The primary actor was an IT administrator or reviewer. A secondary, automated actor was a mail automation workflow that called the service. Figure 3.2 presents the use-case diagram and Table 3.1 describes each use case.</w:t>
+        <w:t>The system had a single human actor: an administrator who also acted as the reviewer, confirming or correcting verdicts. In normal operation the system did not require a person to handle each message: the mailbox watcher monitored a mail folder and automatically scored and quarantined incoming mail (in the same way a conventional mail filter sits on the mail server), the detection service scored messages submitted to it, and the administrator used the browser console only for testing and occasional review. Corrections were therefore made only for the rare misclassified message and were used in a periodic batch retraining rather than for every email. Figure 3.2 presents the use-case diagram from the administrator's point of view, and Table 3.1 describes each use case.</w:t>
       </w:r>
     </w:p>
     <w:p>
@@ -1128,7 +1128,7 @@
                 <w:rFonts w:ascii="Times New Roman" w:hAnsi="Times New Roman"/>
                 <w:sz w:val="21"/>
               </w:rPr>
-              <w:t>The reviewer pastes an email into the browser console, submits it through the service, or drops a message file into the folder watched by the mailbox scanner. The system parses the message and prepares it for classification.</w:t>
+              <w:t>Each incoming message is processed automatically — the mailbox watcher scores mail in the monitored folder, or the detection service scores a message submitted to it; the console also allows a message to be pasted for testing. The system parses the message and prepares it for classification.</w:t>
             </w:r>
           </w:p>
         </w:tc>
@@ -1202,7 +1202,7 @@
                 <w:rFonts w:ascii="Times New Roman" w:hAnsi="Times New Roman"/>
                 <w:sz w:val="21"/>
               </w:rPr>
-              <w:t>The system displays the predicted label (spam or legitimate), the spam probability, and the structural signals that contributed to the decision, so the reviewer can understand and check the verdict.</w:t>
+              <w:t>The system displays the predicted label (spam or legitimate), the spam probability, and the structural signals that contributed to the decision, so the administrator can understand and check a verdict.</w:t>
             </w:r>
           </w:p>
         </w:tc>
@@ -1276,7 +1276,7 @@
                 <w:rFonts w:ascii="Times New Roman" w:hAnsi="Times New Roman"/>
                 <w:sz w:val="21"/>
               </w:rPr>
-              <w:t>When a verdict is wrong, the reviewer marks the message as spam or legitimate. The correction is saved to the labelled feedback store for the next retraining cycle.</w:t>
+              <w:t>When the occasional verdict is wrong, the administrator marks the message as spam or legitimate. The correction is saved to the labelled feedback store for the next periodic retraining; this is done only for rare errors, not for every message.</w:t>
             </w:r>
           </w:p>
         </w:tc>
@@ -1350,7 +1350,7 @@
                 <w:rFonts w:ascii="Times New Roman" w:hAnsi="Times New Roman"/>
                 <w:sz w:val="21"/>
               </w:rPr>
-              <w:t>The reviewer trains the fusion classifier on the labelled corpus and the system reports its accuracy, precision, recall, F1 score and ROC-AUC on a held-out test split.</w:t>
+              <w:t>The administrator trains the fusion classifier on the labelled corpus and the system reports its accuracy, precision, recall, F1 score and ROC-AUC on a held-out test split.</w:t>
             </w:r>
           </w:p>
         </w:tc>
@@ -1424,7 +1424,7 @@
                 <w:rFonts w:ascii="Times New Roman" w:hAnsi="Times New Roman"/>
                 <w:sz w:val="21"/>
               </w:rPr>
-              <w:t>The reviewer starts the detection service so that emails can be submitted and scored through the web console or the service interface.</w:t>
+              <w:t>The administrator starts the detection service so that incoming messages can be submitted and scored automatically through the service interface or the web console.</w:t>
             </w:r>
           </w:p>
         </w:tc>
@@ -1498,7 +1498,7 @@
                 <w:rFonts w:ascii="Times New Roman" w:hAnsi="Times New Roman"/>
                 <w:sz w:val="21"/>
               </w:rPr>
-              <w:t>The system scans a mail folder and, in quarantine mode, moves messages judged to be spam into a quarantine folder while logging every decision to the review queue.</w:t>
+              <w:t>Running unattended in watch-and-quarantine mode, the system automatically scores every message that arrives in the monitored folder, moves spam to a quarantine folder, and logs every decision to the review queue — no manual action per message.</w:t>
             </w:r>
           </w:p>
         </w:tc>
@@ -1572,7 +1572,7 @@
                 <w:rFonts w:ascii="Times New Roman" w:hAnsi="Times New Roman"/>
                 <w:sz w:val="21"/>
               </w:rPr>
-              <w:t>The reviewer triggers adaptive retraining: reviewed feedback is merged with the training data, the new model is validated on the held-out split, and it is redeployed only if performance is maintained.</w:t>
+              <w:t>Run periodically: the accumulated reviewed feedback is merged with the training data, the new model is validated on the held-out split, and it is redeployed automatically only if performance is maintained.</w:t>
             </w:r>
           </w:p>
         </w:tc>

--- a/reports/paste/CHANGES_ONLY.docx
+++ b/reports/paste/CHANGES_ONLY.docx
@@ -1663,7 +1663,64 @@
         <w:t>Content features.</w:t>
       </w:r>
       <w:r>
-        <w:t xml:space="preserve"> Subject and body text were concatenated and converted into numerical features using term frequency–inverse document frequency (TF-IDF). In plain terms, TF-IDF gave each word a high score when it appeared often in a particular email but rarely across all emails, so distinctive spam vocabulary stood out while common words such as "the" or "and" were down-weighted. The text was vectorised with TF-IDF over word unigrams/bigrams (up to 40,000 terms) and over character n-grams of length three to five (up to 30,000 features), using sub-linear term-frequency scaling. The word stream captured phrasing while the character stream tolerated obfuscation.</w:t>
+        <w:t xml:space="preserve"> Subject and body text were concatenated and converted into numerical features using term frequency–inverse document frequency (TF-IDF). In plain terms, TF-IDF gave each word a high score when it appeared often in a particular email but rarely across all emails, so distinctive spam vocabulary stood out while common words such as "the" or "and" were down-weighted. The text was vectorised with TF-IDF over word unigrams/bigrams (up to 40,000 terms) and over character n-grams of length three to five (up to 30,000 features), using sub-linear term-frequency scaling. The word stream captured phrasing while the character stream tolerated obfuscation. The weight assigned to a term t in an email d was computed as in Equations (3.1) and (3.2):</w:t>
+      </w:r>
+    </w:p>
+    <w:p>
+      <w:pPr>
+        <w:spacing w:before="80" w:after="80"/>
+        <w:jc w:val="center"/>
+      </w:pPr>
+      <w:r>
+        <w:rPr>
+          <w:rFonts w:ascii="Cambria Math" w:hAnsi="Cambria Math"/>
+          <w:sz w:val="24"/>
+        </w:rPr>
+        <w:t>w(t, d) = tf(t, d) · idf(t)</w:t>
+        <w:tab/>
+        <w:tab/>
+        <w:tab/>
+        <w:tab/>
+        <w:tab/>
+        <w:tab/>
+        <w:tab/>
+        <w:tab/>
+        <w:tab/>
+        <w:tab/>
+        <w:tab/>
+        <w:t>(3.1)</w:t>
+      </w:r>
+    </w:p>
+    <w:p>
+      <w:pPr>
+        <w:spacing w:before="80" w:after="80"/>
+        <w:jc w:val="center"/>
+      </w:pPr>
+      <w:r>
+        <w:rPr>
+          <w:rFonts w:ascii="Cambria Math" w:hAnsi="Cambria Math"/>
+          <w:sz w:val="24"/>
+        </w:rPr>
+        <w:t>idf(t) = ln ( N / (1 + df(t)) ) + 1</w:t>
+        <w:tab/>
+        <w:tab/>
+        <w:tab/>
+        <w:tab/>
+        <w:tab/>
+        <w:tab/>
+        <w:tab/>
+        <w:tab/>
+        <w:tab/>
+        <w:t>(3.2)</w:t>
+      </w:r>
+    </w:p>
+    <w:p>
+      <w:pPr>
+        <w:spacing w:line="360" w:lineRule="auto" w:after="120" w:before="0"/>
+        <w:jc w:val="both"/>
+      </w:pPr>
+      <w:r>
+        <w:t>where tf(t, d) is the frequency of term t in email d, df(t) is the number of emails in the training set that contain t, and N is the total number of emails. A term that is frequent in one email but rare across all emails therefore receives a high weight, while common words receive a low weight.</w:t>
       </w:r>
     </w:p>
     <w:p>
@@ -1678,7 +1735,41 @@
         <w:t>Metadata features.</w:t>
       </w:r>
       <w:r>
-        <w:t xml:space="preserve"> Twelve structural signals were extracted from the parsed message and encoded with a dictionary vectoriser: subject length, body length, URL count, number of unique link domains, attachment count, a sender-has-domain flag, a sender-domain/link-domain mismatch flag, reply-to presence, sender-policy-framework pass indicator, DomainKeys-Identified-Mail presence indicator, subject all-capitals ratio, exclamation count and a suspicious/urgency-term count. These metadata values were standardised (with a sparse-safe standard scaler) so that raw lengths could not dominate the normalised text features.</w:t>
+        <w:t xml:space="preserve"> Twelve structural signals were extracted from the parsed message and encoded with a dictionary vectoriser: subject length, body length, URL count, number of unique link domains, attachment count, a sender-has-domain flag, a sender-domain/link-domain mismatch flag, reply-to presence, sender-policy-framework pass indicator, DomainKeys-Identified-Mail presence indicator, subject all-capitals ratio, exclamation count and a suspicious/urgency-term count. These metadata values were standardised (with a sparse-safe standard scaler) so that raw lengths could not dominate the normalised text features. Each metadata value x was standardised to z as in Equation (3.3):</w:t>
+      </w:r>
+    </w:p>
+    <w:p>
+      <w:pPr>
+        <w:spacing w:before="80" w:after="80"/>
+        <w:jc w:val="center"/>
+      </w:pPr>
+      <w:r>
+        <w:rPr>
+          <w:rFonts w:ascii="Cambria Math" w:hAnsi="Cambria Math"/>
+          <w:sz w:val="24"/>
+        </w:rPr>
+        <w:t>z = ( x − μ ) / σ</w:t>
+        <w:tab/>
+        <w:tab/>
+        <w:tab/>
+        <w:tab/>
+        <w:tab/>
+        <w:tab/>
+        <w:tab/>
+        <w:tab/>
+        <w:tab/>
+        <w:tab/>
+        <w:tab/>
+        <w:t>(3.3)</w:t>
+      </w:r>
+    </w:p>
+    <w:p>
+      <w:pPr>
+        <w:spacing w:line="360" w:lineRule="auto" w:after="120" w:before="0"/>
+        <w:jc w:val="both"/>
+      </w:pPr>
+      <w:r>
+        <w:t>where μ is the mean and σ the standard deviation of that signal over the training set.</w:t>
       </w:r>
     </w:p>
     <w:p>
@@ -1708,7 +1799,92 @@
         <w:t>Fusion and classification.</w:t>
       </w:r>
       <w:r>
-        <w:t xml:space="preserve"> A scikit-learn feature union concatenated the three streams into a single sparse vector. Three classifiers were evaluated — multinomial Naïve Bayes, class-balanced logistic regression and a linear support-vector classifier — all on identical features for a fair comparison. Logistic regression was selected for deployment because it produced a probability, supported balanced class weighting and exposed interpretable signal contributions. The pipeline was fitted on training data only and serialised as a single artefact, eliminating train/test leakage and making the deployed model exactly the model that was evaluated.</w:t>
+        <w:t xml:space="preserve"> A scikit-learn feature union concatenated the three streams into a single sparse vector. Three classifiers were evaluated — multinomial Naïve Bayes, class-balanced logistic regression and a linear support-vector classifier — all on identical features for a fair comparison. Logistic regression was selected for deployment because it produced a probability, supported balanced class weighting and exposed interpretable signal contributions. The pipeline was fitted on training data only and serialised as a single artefact, eliminating train/test leakage and making the deployed model exactly the model that was evaluated. The deployed logistic-regression classifier combined the fused feature vector x into a linear score, which the logistic function converted to a spam probability, as in Equations (3.4) and (3.5):</w:t>
+      </w:r>
+    </w:p>
+    <w:p>
+      <w:pPr>
+        <w:spacing w:before="80" w:after="80"/>
+        <w:jc w:val="center"/>
+      </w:pPr>
+      <w:r>
+        <w:rPr>
+          <w:rFonts w:ascii="Cambria Math" w:hAnsi="Cambria Math"/>
+          <w:sz w:val="24"/>
+        </w:rPr>
+        <w:t>z = w₀ + w₁x₁ + w₂x₂ + … + wₘxₘ</w:t>
+        <w:tab/>
+        <w:tab/>
+        <w:tab/>
+        <w:tab/>
+        <w:tab/>
+        <w:tab/>
+        <w:tab/>
+        <w:tab/>
+        <w:tab/>
+        <w:tab/>
+        <w:t>(3.4)</w:t>
+      </w:r>
+    </w:p>
+    <w:p>
+      <w:pPr>
+        <w:spacing w:before="80" w:after="80"/>
+        <w:jc w:val="center"/>
+      </w:pPr>
+      <w:r>
+        <w:rPr>
+          <w:rFonts w:ascii="Cambria Math" w:hAnsi="Cambria Math"/>
+          <w:sz w:val="24"/>
+        </w:rPr>
+        <w:t>P(spam | x) = 1 / ( 1 + e^(−z) )</w:t>
+        <w:tab/>
+        <w:tab/>
+        <w:tab/>
+        <w:tab/>
+        <w:tab/>
+        <w:tab/>
+        <w:tab/>
+        <w:tab/>
+        <w:tab/>
+        <w:tab/>
+        <w:t>(3.5)</w:t>
+      </w:r>
+    </w:p>
+    <w:p>
+      <w:pPr>
+        <w:spacing w:line="360" w:lineRule="auto" w:after="120" w:before="0"/>
+        <w:jc w:val="both"/>
+      </w:pPr>
+      <w:r>
+        <w:t>The probability was compared with a configurable decision threshold θ (0.55 by default) to produce the label, as in Equation (3.6):</w:t>
+      </w:r>
+    </w:p>
+    <w:p>
+      <w:pPr>
+        <w:spacing w:before="80" w:after="80"/>
+        <w:jc w:val="center"/>
+      </w:pPr>
+      <w:r>
+        <w:rPr>
+          <w:rFonts w:ascii="Cambria Math" w:hAnsi="Cambria Math"/>
+          <w:sz w:val="24"/>
+        </w:rPr>
+        <w:t>label = { spam  if P(spam | x) ≥ θ;   legitimate  otherwise }</w:t>
+        <w:tab/>
+        <w:tab/>
+        <w:tab/>
+        <w:tab/>
+        <w:tab/>
+        <w:t>(3.6)</w:t>
+      </w:r>
+    </w:p>
+    <w:p>
+      <w:pPr>
+        <w:spacing w:line="360" w:lineRule="auto" w:after="120" w:before="0"/>
+        <w:jc w:val="both"/>
+      </w:pPr>
+      <w:r>
+        <w:t>where w₀ is the bias term and w₁ … wₘ are the weights learned for the fused features.</w:t>
       </w:r>
     </w:p>
     <w:p>
@@ -1790,7 +1966,128 @@
         <w:jc w:val="both"/>
       </w:pPr>
       <w:r>
-        <w:t>Performance was measured using accuracy, precision, recall, the F1 score and the receiver-operating-characteristic area under the curve, together with the confusion matrix and false-positive rate, because a legitimate message wrongly quarantined was the most costly error. These terms were defined as follows. A true positive (TP) was a spam message correctly caught; a false negative (FN) was spam that reached the user; a false positive (FP) was a legitimate message wrongly marked as spam; and a true negative (TN) was legitimate mail correctly allowed through. Accuracy was the overall fraction of messages classified correctly; precision was the fraction of flagged messages that were truly spam (so a high precision meant few legitimate emails were blocked); recall was the fraction of real spam that was caught (so a high recall meant little spam slipped through); and the F1 score was the harmonic mean of precision and recall, summarising the balance between them. Formally, precision was TP/(TP+FP), recall was TP/(TP+FN), and the F1 score was their harmonic mean. A threshold sweep reported phishing recall at a low (≤5%) false-positive operating point. Per-message latency (50th and 95th percentiles) was measured on the central processing unit. External tests assessed generalisation to large-language-model-generated phishing, and a before/after experiment measured the improvement attributable to reviewed retraining. Validity controls were strict train/test separation, no training on any test email, and the use of inert placeholder domains in synthetic data.</w:t>
+        <w:t>Performance was measured using accuracy, precision, recall, the F1 score and the receiver-operating-characteristic area under the curve, together with the confusion matrix and false-positive rate, because a legitimate message wrongly quarantined was the most costly error. These terms were defined as follows. A true positive (TP) was a spam message correctly caught; a false negative (FN) was spam that reached the user; a false positive (FP) was a legitimate message wrongly marked as spam; and a true negative (TN) was legitimate mail correctly allowed through. Accuracy was the overall fraction of messages classified correctly; precision was the fraction of flagged messages that were truly spam (so a high precision meant few legitimate emails were blocked); recall was the fraction of real spam that was caught (so a high recall meant little spam slipped through); and the F1 score was the harmonic mean of precision and recall, summarising the balance between them. The metrics were computed as in Equations (3.7) to (3.11):</w:t>
+      </w:r>
+    </w:p>
+    <w:p>
+      <w:pPr>
+        <w:spacing w:before="80" w:after="80"/>
+        <w:jc w:val="center"/>
+      </w:pPr>
+      <w:r>
+        <w:rPr>
+          <w:rFonts w:ascii="Cambria Math" w:hAnsi="Cambria Math"/>
+          <w:sz w:val="24"/>
+        </w:rPr>
+        <w:t>Accuracy = ( TP + TN ) / ( TP + TN + FP + FN )</w:t>
+        <w:tab/>
+        <w:tab/>
+        <w:tab/>
+        <w:tab/>
+        <w:tab/>
+        <w:tab/>
+        <w:tab/>
+        <w:t>(3.7)</w:t>
+      </w:r>
+    </w:p>
+    <w:p>
+      <w:pPr>
+        <w:spacing w:before="80" w:after="80"/>
+        <w:jc w:val="center"/>
+      </w:pPr>
+      <w:r>
+        <w:rPr>
+          <w:rFonts w:ascii="Cambria Math" w:hAnsi="Cambria Math"/>
+          <w:sz w:val="24"/>
+        </w:rPr>
+        <w:t>Precision = TP / ( TP + FP )</w:t>
+        <w:tab/>
+        <w:tab/>
+        <w:tab/>
+        <w:tab/>
+        <w:tab/>
+        <w:tab/>
+        <w:tab/>
+        <w:tab/>
+        <w:tab/>
+        <w:tab/>
+        <w:t>(3.8)</w:t>
+      </w:r>
+    </w:p>
+    <w:p>
+      <w:pPr>
+        <w:spacing w:before="80" w:after="80"/>
+        <w:jc w:val="center"/>
+      </w:pPr>
+      <w:r>
+        <w:rPr>
+          <w:rFonts w:ascii="Cambria Math" w:hAnsi="Cambria Math"/>
+          <w:sz w:val="24"/>
+        </w:rPr>
+        <w:t>Recall = TP / ( TP + FN )</w:t>
+        <w:tab/>
+        <w:tab/>
+        <w:tab/>
+        <w:tab/>
+        <w:tab/>
+        <w:tab/>
+        <w:tab/>
+        <w:tab/>
+        <w:tab/>
+        <w:tab/>
+        <w:tab/>
+        <w:t>(3.9)</w:t>
+      </w:r>
+    </w:p>
+    <w:p>
+      <w:pPr>
+        <w:spacing w:before="80" w:after="80"/>
+        <w:jc w:val="center"/>
+      </w:pPr>
+      <w:r>
+        <w:rPr>
+          <w:rFonts w:ascii="Cambria Math" w:hAnsi="Cambria Math"/>
+          <w:sz w:val="24"/>
+        </w:rPr>
+        <w:t>F1 = 2 · ( Precision · Recall ) / ( Precision + Recall )</w:t>
+        <w:tab/>
+        <w:tab/>
+        <w:tab/>
+        <w:tab/>
+        <w:tab/>
+        <w:tab/>
+        <w:t>(3.10)</w:t>
+      </w:r>
+    </w:p>
+    <w:p>
+      <w:pPr>
+        <w:spacing w:before="80" w:after="80"/>
+        <w:jc w:val="center"/>
+      </w:pPr>
+      <w:r>
+        <w:rPr>
+          <w:rFonts w:ascii="Cambria Math" w:hAnsi="Cambria Math"/>
+          <w:sz w:val="24"/>
+        </w:rPr>
+        <w:t>False-positive rate = FP / ( FP + TN )</w:t>
+        <w:tab/>
+        <w:tab/>
+        <w:tab/>
+        <w:tab/>
+        <w:tab/>
+        <w:tab/>
+        <w:tab/>
+        <w:tab/>
+        <w:t>(3.11)</w:t>
+      </w:r>
+    </w:p>
+    <w:p>
+      <w:pPr>
+        <w:spacing w:line="360" w:lineRule="auto" w:after="120" w:before="0"/>
+        <w:jc w:val="both"/>
+      </w:pPr>
+      <w:r>
+        <w:t>A threshold sweep reported phishing recall at a low (≤5%) false-positive operating point. The receiver-operating-characteristic area under the curve (ROC-AUC) summarised the true-positive/false-positive trade-off across all thresholds, with a value of 1.0 indicating perfect ranking. Per-message latency (50th and 95th percentiles) was measured on the central processing unit. External tests assessed generalisation to large-language-model-generated phishing, and a before/after experiment measured the improvement attributable to reviewed retraining. Validity controls were strict train/test separation, no training on any test email, and the use of inert placeholder domains in synthetic data.</w:t>
       </w:r>
     </w:p>
     <w:p>

--- a/reports/paste/CHANGES_ONLY.docx
+++ b/reports/paste/CHANGES_ONLY.docx
@@ -4575,13 +4575,14 @@
         <w:tblLook w:firstColumn="1" w:firstRow="1" w:lastColumn="0" w:lastRow="0" w:noHBand="0" w:noVBand="1" w:val="04A0"/>
       </w:tblPr>
       <w:tblGrid>
-        <w:gridCol w:w="4536"/>
-        <w:gridCol w:w="4536"/>
+        <w:gridCol w:w="3024"/>
+        <w:gridCol w:w="3024"/>
+        <w:gridCol w:w="3024"/>
       </w:tblGrid>
       <w:tr>
         <w:tc>
           <w:tcPr>
-            <w:tcW w:type="dxa" w:w="4536"/>
+            <w:tcW w:type="dxa" w:w="3024"/>
             <w:shd w:val="clear" w:fill="D9E2F3"/>
           </w:tcPr>
           <w:p>
@@ -4602,13 +4603,13 @@
                 <w:b/>
                 <w:sz w:val="21"/>
               </w:rPr>
-              <w:t>Software / library</w:t>
+              <w:t>Software / package</w:t>
             </w:r>
           </w:p>
         </w:tc>
         <w:tc>
           <w:tcPr>
-            <w:tcW w:type="dxa" w:w="4536"/>
+            <w:tcW w:type="dxa" w:w="3024"/>
             <w:shd w:val="clear" w:fill="D9E2F3"/>
           </w:tcPr>
           <w:p>
@@ -4629,7 +4630,34 @@
                 <w:b/>
                 <w:sz w:val="21"/>
               </w:rPr>
-              <w:t>Purpose in the project</w:t>
+              <w:t>Version</w:t>
+            </w:r>
+          </w:p>
+        </w:tc>
+        <w:tc>
+          <w:tcPr>
+            <w:tcW w:type="dxa" w:w="3024"/>
+            <w:shd w:val="clear" w:fill="D9E2F3"/>
+          </w:tcPr>
+          <w:p>
+            <w:pPr>
+              <w:spacing w:line="240" w:lineRule="auto" w:after="40"/>
+              <w:jc w:val="left"/>
+            </w:pPr>
+            <w:r>
+              <w:rPr>
+                <w:rFonts w:ascii="Times New Roman" w:hAnsi="Times New Roman"/>
+                <w:b/>
+                <w:sz w:val="21"/>
+              </w:rPr>
+            </w:r>
+            <w:r>
+              <w:rPr>
+                <w:rFonts w:ascii="Times New Roman" w:hAnsi="Times New Roman"/>
+                <w:b/>
+                <w:sz w:val="21"/>
+              </w:rPr>
+              <w:t>Purpose</w:t>
             </w:r>
           </w:p>
         </w:tc>
@@ -4637,7 +4665,7 @@
       <w:tr>
         <w:tc>
           <w:tcPr>
-            <w:tcW w:type="dxa" w:w="4536"/>
+            <w:tcW w:type="dxa" w:w="3024"/>
           </w:tcPr>
           <w:p>
             <w:pPr>
@@ -4655,13 +4683,13 @@
                 <w:rFonts w:ascii="Times New Roman" w:hAnsi="Times New Roman"/>
                 <w:sz w:val="21"/>
               </w:rPr>
-              <w:t>Python 3.11</w:t>
+              <w:t>Python</w:t>
             </w:r>
           </w:p>
         </w:tc>
         <w:tc>
           <w:tcPr>
-            <w:tcW w:type="dxa" w:w="4536"/>
+            <w:tcW w:type="dxa" w:w="3024"/>
           </w:tcPr>
           <w:p>
             <w:pPr>
@@ -4679,7 +4707,31 @@
                 <w:rFonts w:ascii="Times New Roman" w:hAnsi="Times New Roman"/>
                 <w:sz w:val="21"/>
               </w:rPr>
-              <w:t>Programming language for all scripts and the detection service</w:t>
+              <w:t>3.11+</w:t>
+            </w:r>
+          </w:p>
+        </w:tc>
+        <w:tc>
+          <w:tcPr>
+            <w:tcW w:type="dxa" w:w="3024"/>
+          </w:tcPr>
+          <w:p>
+            <w:pPr>
+              <w:spacing w:line="240" w:lineRule="auto" w:after="40"/>
+              <w:jc w:val="left"/>
+            </w:pPr>
+            <w:r>
+              <w:rPr>
+                <w:rFonts w:ascii="Times New Roman" w:hAnsi="Times New Roman"/>
+                <w:sz w:val="21"/>
+              </w:rPr>
+            </w:r>
+            <w:r>
+              <w:rPr>
+                <w:rFonts w:ascii="Times New Roman" w:hAnsi="Times New Roman"/>
+                <w:sz w:val="21"/>
+              </w:rPr>
+              <w:t>Main programming language for the detector, the service and the evaluation scripts</w:t>
             </w:r>
           </w:p>
         </w:tc>
@@ -4687,7 +4739,7 @@
       <w:tr>
         <w:tc>
           <w:tcPr>
-            <w:tcW w:type="dxa" w:w="4536"/>
+            <w:tcW w:type="dxa" w:w="3024"/>
           </w:tcPr>
           <w:p>
             <w:pPr>
@@ -4705,13 +4757,13 @@
                 <w:rFonts w:ascii="Times New Roman" w:hAnsi="Times New Roman"/>
                 <w:sz w:val="21"/>
               </w:rPr>
-              <w:t>scikit-learn 1.4+</w:t>
+              <w:t>pip</w:t>
             </w:r>
           </w:p>
         </w:tc>
         <w:tc>
           <w:tcPr>
-            <w:tcW w:type="dxa" w:w="4536"/>
+            <w:tcW w:type="dxa" w:w="3024"/>
           </w:tcPr>
           <w:p>
             <w:pPr>
@@ -4729,7 +4781,31 @@
                 <w:rFonts w:ascii="Times New Roman" w:hAnsi="Times New Roman"/>
                 <w:sz w:val="21"/>
               </w:rPr>
-              <w:t>Core machine-learning library: TF-IDF vectorisation, Naive Bayes, logistic regression, support-vector machine, feature scaling</w:t>
+              <w:t>built-in (24.x)</w:t>
+            </w:r>
+          </w:p>
+        </w:tc>
+        <w:tc>
+          <w:tcPr>
+            <w:tcW w:type="dxa" w:w="3024"/>
+          </w:tcPr>
+          <w:p>
+            <w:pPr>
+              <w:spacing w:line="240" w:lineRule="auto" w:after="40"/>
+              <w:jc w:val="left"/>
+            </w:pPr>
+            <w:r>
+              <w:rPr>
+                <w:rFonts w:ascii="Times New Roman" w:hAnsi="Times New Roman"/>
+                <w:sz w:val="21"/>
+              </w:rPr>
+            </w:r>
+            <w:r>
+              <w:rPr>
+                <w:rFonts w:ascii="Times New Roman" w:hAnsi="Times New Roman"/>
+                <w:sz w:val="21"/>
+              </w:rPr>
+              <w:t>Package manager used to install the required libraries from the requirements file</w:t>
             </w:r>
           </w:p>
         </w:tc>
@@ -4737,7 +4813,7 @@
       <w:tr>
         <w:tc>
           <w:tcPr>
-            <w:tcW w:type="dxa" w:w="4536"/>
+            <w:tcW w:type="dxa" w:w="3024"/>
           </w:tcPr>
           <w:p>
             <w:pPr>
@@ -4755,13 +4831,13 @@
                 <w:rFonts w:ascii="Times New Roman" w:hAnsi="Times New Roman"/>
                 <w:sz w:val="21"/>
               </w:rPr>
-              <w:t>NumPy (bundled with scikit-learn)</w:t>
+              <w:t>scikit-learn</w:t>
             </w:r>
           </w:p>
         </w:tc>
         <w:tc>
           <w:tcPr>
-            <w:tcW w:type="dxa" w:w="4536"/>
+            <w:tcW w:type="dxa" w:w="3024"/>
           </w:tcPr>
           <w:p>
             <w:pPr>
@@ -4779,7 +4855,31 @@
                 <w:rFonts w:ascii="Times New Roman" w:hAnsi="Times New Roman"/>
                 <w:sz w:val="21"/>
               </w:rPr>
-              <w:t>Numerical array and matrix operations used alongside scikit-learn</w:t>
+              <w:t>1.4+</w:t>
+            </w:r>
+          </w:p>
+        </w:tc>
+        <w:tc>
+          <w:tcPr>
+            <w:tcW w:type="dxa" w:w="3024"/>
+          </w:tcPr>
+          <w:p>
+            <w:pPr>
+              <w:spacing w:line="240" w:lineRule="auto" w:after="40"/>
+              <w:jc w:val="left"/>
+            </w:pPr>
+            <w:r>
+              <w:rPr>
+                <w:rFonts w:ascii="Times New Roman" w:hAnsi="Times New Roman"/>
+                <w:sz w:val="21"/>
+              </w:rPr>
+            </w:r>
+            <w:r>
+              <w:rPr>
+                <w:rFonts w:ascii="Times New Roman" w:hAnsi="Times New Roman"/>
+                <w:sz w:val="21"/>
+              </w:rPr>
+              <w:t>Core machine-learning library: TF-IDF vectorisation, Naïve Bayes, logistic regression, support-vector machine and feature scaling</w:t>
             </w:r>
           </w:p>
         </w:tc>
@@ -4787,7 +4887,7 @@
       <w:tr>
         <w:tc>
           <w:tcPr>
-            <w:tcW w:type="dxa" w:w="4536"/>
+            <w:tcW w:type="dxa" w:w="3024"/>
           </w:tcPr>
           <w:p>
             <w:pPr>
@@ -4805,13 +4905,13 @@
                 <w:rFonts w:ascii="Times New Roman" w:hAnsi="Times New Roman"/>
                 <w:sz w:val="21"/>
               </w:rPr>
-              <w:t>Joblib 1.3+</w:t>
+              <w:t>NumPy</w:t>
             </w:r>
           </w:p>
         </w:tc>
         <w:tc>
           <w:tcPr>
-            <w:tcW w:type="dxa" w:w="4536"/>
+            <w:tcW w:type="dxa" w:w="3024"/>
           </w:tcPr>
           <w:p>
             <w:pPr>
@@ -4829,7 +4929,31 @@
                 <w:rFonts w:ascii="Times New Roman" w:hAnsi="Times New Roman"/>
                 <w:sz w:val="21"/>
               </w:rPr>
-              <w:t>Serialising (saving) the trained model and loading it for prediction</w:t>
+              <w:t>bundled with scikit-learn</w:t>
+            </w:r>
+          </w:p>
+        </w:tc>
+        <w:tc>
+          <w:tcPr>
+            <w:tcW w:type="dxa" w:w="3024"/>
+          </w:tcPr>
+          <w:p>
+            <w:pPr>
+              <w:spacing w:line="240" w:lineRule="auto" w:after="40"/>
+              <w:jc w:val="left"/>
+            </w:pPr>
+            <w:r>
+              <w:rPr>
+                <w:rFonts w:ascii="Times New Roman" w:hAnsi="Times New Roman"/>
+                <w:sz w:val="21"/>
+              </w:rPr>
+            </w:r>
+            <w:r>
+              <w:rPr>
+                <w:rFonts w:ascii="Times New Roman" w:hAnsi="Times New Roman"/>
+                <w:sz w:val="21"/>
+              </w:rPr>
+              <w:t>Numerical array and matrix operations used alongside scikit-learn</w:t>
             </w:r>
           </w:p>
         </w:tc>
@@ -4837,7 +4961,7 @@
       <w:tr>
         <w:tc>
           <w:tcPr>
-            <w:tcW w:type="dxa" w:w="4536"/>
+            <w:tcW w:type="dxa" w:w="3024"/>
           </w:tcPr>
           <w:p>
             <w:pPr>
@@ -4855,13 +4979,13 @@
                 <w:rFonts w:ascii="Times New Roman" w:hAnsi="Times New Roman"/>
                 <w:sz w:val="21"/>
               </w:rPr>
-              <w:t>FastAPI 0.110+</w:t>
+              <w:t>SciPy</w:t>
             </w:r>
           </w:p>
         </w:tc>
         <w:tc>
           <w:tcPr>
-            <w:tcW w:type="dxa" w:w="4536"/>
+            <w:tcW w:type="dxa" w:w="3024"/>
           </w:tcPr>
           <w:p>
             <w:pPr>
@@ -4879,7 +5003,31 @@
                 <w:rFonts w:ascii="Times New Roman" w:hAnsi="Times New Roman"/>
                 <w:sz w:val="21"/>
               </w:rPr>
-              <w:t>Web framework that exposes the detector as a representational-state-transfer (REST) service</w:t>
+              <w:t>bundled with scikit-learn</w:t>
+            </w:r>
+          </w:p>
+        </w:tc>
+        <w:tc>
+          <w:tcPr>
+            <w:tcW w:type="dxa" w:w="3024"/>
+          </w:tcPr>
+          <w:p>
+            <w:pPr>
+              <w:spacing w:line="240" w:lineRule="auto" w:after="40"/>
+              <w:jc w:val="left"/>
+            </w:pPr>
+            <w:r>
+              <w:rPr>
+                <w:rFonts w:ascii="Times New Roman" w:hAnsi="Times New Roman"/>
+                <w:sz w:val="21"/>
+              </w:rPr>
+            </w:r>
+            <w:r>
+              <w:rPr>
+                <w:rFonts w:ascii="Times New Roman" w:hAnsi="Times New Roman"/>
+                <w:sz w:val="21"/>
+              </w:rPr>
+              <w:t>Sparse-matrix and scientific routines relied on by scikit-learn</w:t>
             </w:r>
           </w:p>
         </w:tc>
@@ -4887,7 +5035,7 @@
       <w:tr>
         <w:tc>
           <w:tcPr>
-            <w:tcW w:type="dxa" w:w="4536"/>
+            <w:tcW w:type="dxa" w:w="3024"/>
           </w:tcPr>
           <w:p>
             <w:pPr>
@@ -4905,13 +5053,13 @@
                 <w:rFonts w:ascii="Times New Roman" w:hAnsi="Times New Roman"/>
                 <w:sz w:val="21"/>
               </w:rPr>
-              <w:t>Uvicorn 0.27+</w:t>
+              <w:t>Joblib</w:t>
             </w:r>
           </w:p>
         </w:tc>
         <w:tc>
           <w:tcPr>
-            <w:tcW w:type="dxa" w:w="4536"/>
+            <w:tcW w:type="dxa" w:w="3024"/>
           </w:tcPr>
           <w:p>
             <w:pPr>
@@ -4929,7 +5077,31 @@
                 <w:rFonts w:ascii="Times New Roman" w:hAnsi="Times New Roman"/>
                 <w:sz w:val="21"/>
               </w:rPr>
-              <w:t>Server that runs the FastAPI service and accepts prediction requests</w:t>
+              <w:t>1.3+</w:t>
+            </w:r>
+          </w:p>
+        </w:tc>
+        <w:tc>
+          <w:tcPr>
+            <w:tcW w:type="dxa" w:w="3024"/>
+          </w:tcPr>
+          <w:p>
+            <w:pPr>
+              <w:spacing w:line="240" w:lineRule="auto" w:after="40"/>
+              <w:jc w:val="left"/>
+            </w:pPr>
+            <w:r>
+              <w:rPr>
+                <w:rFonts w:ascii="Times New Roman" w:hAnsi="Times New Roman"/>
+                <w:sz w:val="21"/>
+              </w:rPr>
+            </w:r>
+            <w:r>
+              <w:rPr>
+                <w:rFonts w:ascii="Times New Roman" w:hAnsi="Times New Roman"/>
+                <w:sz w:val="21"/>
+              </w:rPr>
+              <w:t>Serialising (saving) the trained model and loading it for prediction</w:t>
             </w:r>
           </w:p>
         </w:tc>
@@ -4937,7 +5109,7 @@
       <w:tr>
         <w:tc>
           <w:tcPr>
-            <w:tcW w:type="dxa" w:w="4536"/>
+            <w:tcW w:type="dxa" w:w="3024"/>
           </w:tcPr>
           <w:p>
             <w:pPr>
@@ -4955,13 +5127,13 @@
                 <w:rFonts w:ascii="Times New Roman" w:hAnsi="Times New Roman"/>
                 <w:sz w:val="21"/>
               </w:rPr>
-              <w:t>Pydantic 2.0+</w:t>
+              <w:t>FastAPI</w:t>
             </w:r>
           </w:p>
         </w:tc>
         <w:tc>
           <w:tcPr>
-            <w:tcW w:type="dxa" w:w="4536"/>
+            <w:tcW w:type="dxa" w:w="3024"/>
           </w:tcPr>
           <w:p>
             <w:pPr>
@@ -4979,7 +5151,31 @@
                 <w:rFonts w:ascii="Times New Roman" w:hAnsi="Times New Roman"/>
                 <w:sz w:val="21"/>
               </w:rPr>
-              <w:t>Validates the data received in each request to the service</w:t>
+              <w:t>0.110+</w:t>
+            </w:r>
+          </w:p>
+        </w:tc>
+        <w:tc>
+          <w:tcPr>
+            <w:tcW w:type="dxa" w:w="3024"/>
+          </w:tcPr>
+          <w:p>
+            <w:pPr>
+              <w:spacing w:line="240" w:lineRule="auto" w:after="40"/>
+              <w:jc w:val="left"/>
+            </w:pPr>
+            <w:r>
+              <w:rPr>
+                <w:rFonts w:ascii="Times New Roman" w:hAnsi="Times New Roman"/>
+                <w:sz w:val="21"/>
+              </w:rPr>
+            </w:r>
+            <w:r>
+              <w:rPr>
+                <w:rFonts w:ascii="Times New Roman" w:hAnsi="Times New Roman"/>
+                <w:sz w:val="21"/>
+              </w:rPr>
+              <w:t>Web framework that exposes the detector as a representational-state-transfer (REST) service</w:t>
             </w:r>
           </w:p>
         </w:tc>
@@ -4987,7 +5183,7 @@
       <w:tr>
         <w:tc>
           <w:tcPr>
-            <w:tcW w:type="dxa" w:w="4536"/>
+            <w:tcW w:type="dxa" w:w="3024"/>
           </w:tcPr>
           <w:p>
             <w:pPr>
@@ -5005,13 +5201,13 @@
                 <w:rFonts w:ascii="Times New Roman" w:hAnsi="Times New Roman"/>
                 <w:sz w:val="21"/>
               </w:rPr>
-              <w:t>Matplotlib 3.7+</w:t>
+              <w:t>Uvicorn</w:t>
             </w:r>
           </w:p>
         </w:tc>
         <w:tc>
           <w:tcPr>
-            <w:tcW w:type="dxa" w:w="4536"/>
+            <w:tcW w:type="dxa" w:w="3024"/>
           </w:tcPr>
           <w:p>
             <w:pPr>
@@ -5029,7 +5225,327 @@
                 <w:rFonts w:ascii="Times New Roman" w:hAnsi="Times New Roman"/>
                 <w:sz w:val="21"/>
               </w:rPr>
+              <w:t>0.27+</w:t>
+            </w:r>
+          </w:p>
+        </w:tc>
+        <w:tc>
+          <w:tcPr>
+            <w:tcW w:type="dxa" w:w="3024"/>
+          </w:tcPr>
+          <w:p>
+            <w:pPr>
+              <w:spacing w:line="240" w:lineRule="auto" w:after="40"/>
+              <w:jc w:val="left"/>
+            </w:pPr>
+            <w:r>
+              <w:rPr>
+                <w:rFonts w:ascii="Times New Roman" w:hAnsi="Times New Roman"/>
+                <w:sz w:val="21"/>
+              </w:rPr>
+            </w:r>
+            <w:r>
+              <w:rPr>
+                <w:rFonts w:ascii="Times New Roman" w:hAnsi="Times New Roman"/>
+                <w:sz w:val="21"/>
+              </w:rPr>
+              <w:t>Server that runs the FastAPI service and accepts prediction requests</w:t>
+            </w:r>
+          </w:p>
+        </w:tc>
+      </w:tr>
+      <w:tr>
+        <w:tc>
+          <w:tcPr>
+            <w:tcW w:type="dxa" w:w="3024"/>
+          </w:tcPr>
+          <w:p>
+            <w:pPr>
+              <w:spacing w:line="240" w:lineRule="auto" w:after="40"/>
+              <w:jc w:val="left"/>
+            </w:pPr>
+            <w:r>
+              <w:rPr>
+                <w:rFonts w:ascii="Times New Roman" w:hAnsi="Times New Roman"/>
+                <w:sz w:val="21"/>
+              </w:rPr>
+            </w:r>
+            <w:r>
+              <w:rPr>
+                <w:rFonts w:ascii="Times New Roman" w:hAnsi="Times New Roman"/>
+                <w:sz w:val="21"/>
+              </w:rPr>
+              <w:t>Pydantic</w:t>
+            </w:r>
+          </w:p>
+        </w:tc>
+        <w:tc>
+          <w:tcPr>
+            <w:tcW w:type="dxa" w:w="3024"/>
+          </w:tcPr>
+          <w:p>
+            <w:pPr>
+              <w:spacing w:line="240" w:lineRule="auto" w:after="40"/>
+              <w:jc w:val="left"/>
+            </w:pPr>
+            <w:r>
+              <w:rPr>
+                <w:rFonts w:ascii="Times New Roman" w:hAnsi="Times New Roman"/>
+                <w:sz w:val="21"/>
+              </w:rPr>
+            </w:r>
+            <w:r>
+              <w:rPr>
+                <w:rFonts w:ascii="Times New Roman" w:hAnsi="Times New Roman"/>
+                <w:sz w:val="21"/>
+              </w:rPr>
+              <w:t>2.0+</w:t>
+            </w:r>
+          </w:p>
+        </w:tc>
+        <w:tc>
+          <w:tcPr>
+            <w:tcW w:type="dxa" w:w="3024"/>
+          </w:tcPr>
+          <w:p>
+            <w:pPr>
+              <w:spacing w:line="240" w:lineRule="auto" w:after="40"/>
+              <w:jc w:val="left"/>
+            </w:pPr>
+            <w:r>
+              <w:rPr>
+                <w:rFonts w:ascii="Times New Roman" w:hAnsi="Times New Roman"/>
+                <w:sz w:val="21"/>
+              </w:rPr>
+            </w:r>
+            <w:r>
+              <w:rPr>
+                <w:rFonts w:ascii="Times New Roman" w:hAnsi="Times New Roman"/>
+                <w:sz w:val="21"/>
+              </w:rPr>
+              <w:t>Validates the data received in each request to the service</w:t>
+            </w:r>
+          </w:p>
+        </w:tc>
+      </w:tr>
+      <w:tr>
+        <w:tc>
+          <w:tcPr>
+            <w:tcW w:type="dxa" w:w="3024"/>
+          </w:tcPr>
+          <w:p>
+            <w:pPr>
+              <w:spacing w:line="240" w:lineRule="auto" w:after="40"/>
+              <w:jc w:val="left"/>
+            </w:pPr>
+            <w:r>
+              <w:rPr>
+                <w:rFonts w:ascii="Times New Roman" w:hAnsi="Times New Roman"/>
+                <w:sz w:val="21"/>
+              </w:rPr>
+            </w:r>
+            <w:r>
+              <w:rPr>
+                <w:rFonts w:ascii="Times New Roman" w:hAnsi="Times New Roman"/>
+                <w:sz w:val="21"/>
+              </w:rPr>
+              <w:t>Matplotlib</w:t>
+            </w:r>
+          </w:p>
+        </w:tc>
+        <w:tc>
+          <w:tcPr>
+            <w:tcW w:type="dxa" w:w="3024"/>
+          </w:tcPr>
+          <w:p>
+            <w:pPr>
+              <w:spacing w:line="240" w:lineRule="auto" w:after="40"/>
+              <w:jc w:val="left"/>
+            </w:pPr>
+            <w:r>
+              <w:rPr>
+                <w:rFonts w:ascii="Times New Roman" w:hAnsi="Times New Roman"/>
+                <w:sz w:val="21"/>
+              </w:rPr>
+            </w:r>
+            <w:r>
+              <w:rPr>
+                <w:rFonts w:ascii="Times New Roman" w:hAnsi="Times New Roman"/>
+                <w:sz w:val="21"/>
+              </w:rPr>
+              <w:t>3.7+</w:t>
+            </w:r>
+          </w:p>
+        </w:tc>
+        <w:tc>
+          <w:tcPr>
+            <w:tcW w:type="dxa" w:w="3024"/>
+          </w:tcPr>
+          <w:p>
+            <w:pPr>
+              <w:spacing w:line="240" w:lineRule="auto" w:after="40"/>
+              <w:jc w:val="left"/>
+            </w:pPr>
+            <w:r>
+              <w:rPr>
+                <w:rFonts w:ascii="Times New Roman" w:hAnsi="Times New Roman"/>
+                <w:sz w:val="21"/>
+              </w:rPr>
+            </w:r>
+            <w:r>
+              <w:rPr>
+                <w:rFonts w:ascii="Times New Roman" w:hAnsi="Times New Roman"/>
+                <w:sz w:val="21"/>
+              </w:rPr>
               <w:t>Generates the result charts and figures used in Chapter 6</w:t>
+            </w:r>
+          </w:p>
+        </w:tc>
+      </w:tr>
+      <w:tr>
+        <w:tc>
+          <w:tcPr>
+            <w:tcW w:type="dxa" w:w="3024"/>
+          </w:tcPr>
+          <w:p>
+            <w:pPr>
+              <w:spacing w:line="240" w:lineRule="auto" w:after="40"/>
+              <w:jc w:val="left"/>
+            </w:pPr>
+            <w:r>
+              <w:rPr>
+                <w:rFonts w:ascii="Times New Roman" w:hAnsi="Times New Roman"/>
+                <w:sz w:val="21"/>
+              </w:rPr>
+            </w:r>
+            <w:r>
+              <w:rPr>
+                <w:rFonts w:ascii="Times New Roman" w:hAnsi="Times New Roman"/>
+                <w:sz w:val="21"/>
+              </w:rPr>
+              <w:t>python-docx</w:t>
+            </w:r>
+          </w:p>
+        </w:tc>
+        <w:tc>
+          <w:tcPr>
+            <w:tcW w:type="dxa" w:w="3024"/>
+          </w:tcPr>
+          <w:p>
+            <w:pPr>
+              <w:spacing w:line="240" w:lineRule="auto" w:after="40"/>
+              <w:jc w:val="left"/>
+            </w:pPr>
+            <w:r>
+              <w:rPr>
+                <w:rFonts w:ascii="Times New Roman" w:hAnsi="Times New Roman"/>
+                <w:sz w:val="21"/>
+              </w:rPr>
+            </w:r>
+            <w:r>
+              <w:rPr>
+                <w:rFonts w:ascii="Times New Roman" w:hAnsi="Times New Roman"/>
+                <w:sz w:val="21"/>
+              </w:rPr>
+              <w:t>1.1+</w:t>
+            </w:r>
+          </w:p>
+        </w:tc>
+        <w:tc>
+          <w:tcPr>
+            <w:tcW w:type="dxa" w:w="3024"/>
+          </w:tcPr>
+          <w:p>
+            <w:pPr>
+              <w:spacing w:line="240" w:lineRule="auto" w:after="40"/>
+              <w:jc w:val="left"/>
+            </w:pPr>
+            <w:r>
+              <w:rPr>
+                <w:rFonts w:ascii="Times New Roman" w:hAnsi="Times New Roman"/>
+                <w:sz w:val="21"/>
+              </w:rPr>
+            </w:r>
+            <w:r>
+              <w:rPr>
+                <w:rFonts w:ascii="Times New Roman" w:hAnsi="Times New Roman"/>
+                <w:sz w:val="21"/>
+              </w:rPr>
+              <w:t>Builds this report document; not part of the detection system</w:t>
+            </w:r>
+          </w:p>
+        </w:tc>
+      </w:tr>
+      <w:tr>
+        <w:tc>
+          <w:tcPr>
+            <w:tcW w:type="dxa" w:w="3024"/>
+          </w:tcPr>
+          <w:p>
+            <w:pPr>
+              <w:spacing w:line="240" w:lineRule="auto" w:after="40"/>
+              <w:jc w:val="left"/>
+            </w:pPr>
+            <w:r>
+              <w:rPr>
+                <w:rFonts w:ascii="Times New Roman" w:hAnsi="Times New Roman"/>
+                <w:sz w:val="21"/>
+              </w:rPr>
+            </w:r>
+            <w:r>
+              <w:rPr>
+                <w:rFonts w:ascii="Times New Roman" w:hAnsi="Times New Roman"/>
+                <w:sz w:val="21"/>
+              </w:rPr>
+              <w:t>Python standard library (email, csv, re, json, argparse, pathlib)</w:t>
+            </w:r>
+          </w:p>
+        </w:tc>
+        <w:tc>
+          <w:tcPr>
+            <w:tcW w:type="dxa" w:w="3024"/>
+          </w:tcPr>
+          <w:p>
+            <w:pPr>
+              <w:spacing w:line="240" w:lineRule="auto" w:after="40"/>
+              <w:jc w:val="left"/>
+            </w:pPr>
+            <w:r>
+              <w:rPr>
+                <w:rFonts w:ascii="Times New Roman" w:hAnsi="Times New Roman"/>
+                <w:sz w:val="21"/>
+              </w:rPr>
+            </w:r>
+            <w:r>
+              <w:rPr>
+                <w:rFonts w:ascii="Times New Roman" w:hAnsi="Times New Roman"/>
+                <w:sz w:val="21"/>
+              </w:rPr>
+              <w:t>built-in</w:t>
+            </w:r>
+          </w:p>
+        </w:tc>
+        <w:tc>
+          <w:tcPr>
+            <w:tcW w:type="dxa" w:w="3024"/>
+          </w:tcPr>
+          <w:p>
+            <w:pPr>
+              <w:spacing w:line="240" w:lineRule="auto" w:after="40"/>
+              <w:jc w:val="left"/>
+            </w:pPr>
+            <w:r>
+              <w:rPr>
+                <w:rFonts w:ascii="Times New Roman" w:hAnsi="Times New Roman"/>
+                <w:sz w:val="21"/>
+              </w:rPr>
+            </w:r>
+            <w:r>
+              <w:rPr>
+                <w:rFonts w:ascii="Times New Roman" w:hAnsi="Times New Roman"/>
+                <w:sz w:val="21"/>
+              </w:rPr>
+              <w:t>RFC-5322 email parsing, comma-separated-value handling, regular expressions, request/response data and the command-line interface</w:t>
             </w:r>
           </w:p>
         </w:tc>
@@ -5041,7 +5557,7 @@
         <w:jc w:val="both"/>
       </w:pPr>
       <w:r>
-        <w:t>The version numbers in Table 5.2 matched the minimum versions recorded in the requirements file, so the environment could be recreated exactly. The python-docx library (1.1+) was used only to generate this report document and was not part of the detection system.</w:t>
+        <w:t>The versions in Table 5.2 are the minimum versions recorded in the requirements file, and the exact installed versions can be listed with the pip list command. The python-docx library was used only to generate this report document and was not part of the detection system.</w:t>
       </w:r>
     </w:p>
     <w:p>

--- a/reports/paste/CHANGES_ONLY.docx
+++ b/reports/paste/CHANGES_ONLY.docx
@@ -6017,6 +6017,15 @@
         </w:tc>
       </w:tr>
     </w:tbl>
+    <w:p>
+      <w:pPr>
+        <w:spacing w:line="360" w:lineRule="auto" w:after="120" w:before="0"/>
+        <w:jc w:val="both"/>
+      </w:pPr>
+      <w:r>
+        <w:t>In plain terms, the word and character TF-IDF rows controlled how the email text was turned into numbers: single words and two-word pairs (and three-to-five-character fragments) were counted, up to a fixed vocabulary size, with very frequent words dampened. The dictionary vectoriser turned the twelve metadata signals into numerical features, and the standard scaler rescaled those signals so that a raw value such as body length could not outweigh the word features. The classifier used class-balanced weighting so that the spam and legitimate classes were treated fairly even if one was more common, with a regularisation strength of C = 1.5. The decision threshold of 0.55 meant an email was flagged as spam only when the model's spam probability exceeded 0.55; lowering it caught more spam but produced more false positives, and the threshold sweep used in evaluation chose a suitable operating point. A fixed random seed ensured that the same training run could be reproduced exactly.</w:t>
+      </w:r>
+    </w:p>
     <w:p>
       <w:pPr>
         <w:pStyle w:val="Heading2"/>

--- a/reports/paste/CHANGES_ONLY.docx
+++ b/reports/paste/CHANGES_ONLY.docx
@@ -4504,39 +4504,6 @@
         <w:t>Based on Table 5.1, the development and evaluation machine was a consumer laptop powered by an Intel Core i5-13420H processor with 24 GB of memory and 475 GB solid-state storage, running Windows 11. The machine used integrated Intel UHD graphics and had no discrete graphics processing unit, which was fully sufficient because the classical models trained and served predictions entirely on the central processing unit: training on the full corpus completed within minutes, and the median inference latency was approximately 16 milliseconds per email, as reported in Chapter 6.</w:t>
       </w:r>
     </w:p>
-    <w:tbl>
-      <w:tblPr>
-        <w:tblStyle w:val="TableGrid"/>
-        <w:tblW w:type="auto" w:w="0"/>
-        <w:tblLook w:firstColumn="1" w:firstRow="1" w:lastColumn="0" w:lastRow="0" w:noHBand="0" w:noVBand="1" w:val="04A0"/>
-      </w:tblPr>
-      <w:tblGrid>
-        <w:gridCol w:w="9072"/>
-      </w:tblGrid>
-      <w:tr>
-        <w:tc>
-          <w:tcPr>
-            <w:tcW w:type="dxa" w:w="9072"/>
-            <w:shd w:val="clear" w:fill="FFF2CC"/>
-          </w:tcPr>
-          <w:p>
-            <w:pPr>
-              <w:spacing w:after="0"/>
-              <w:jc w:val="center"/>
-            </w:pPr>
-            <w:r>
-              <w:rPr>
-                <w:rFonts w:ascii="Times New Roman" w:hAnsi="Times New Roman"/>
-                <w:b/>
-                <w:color w:val="806000"/>
-                <w:sz w:val="20"/>
-              </w:rPr>
-              <w:t>INSERT YOUR OWN PICTURE HERE  —  Figure 5.1: Software and virtual-environment setup</w:t>
-            </w:r>
-          </w:p>
-        </w:tc>
-      </w:tr>
-    </w:tbl>
     <w:p>
       <w:pPr>
         <w:pStyle w:val="Heading2"/>
@@ -5557,9 +5524,42 @@
         <w:jc w:val="both"/>
       </w:pPr>
       <w:r>
-        <w:t>The versions in Table 5.2 are the minimum versions recorded in the requirements file, and the exact installed versions can be listed with the pip list command. The python-docx library was used only to generate this report document and was not part of the detection system.</w:t>
+        <w:t>The versions in Table 5.2 are the minimum versions recorded in the requirements file, and the exact installed versions can be listed with the pip list command. The python-docx library was used only to generate this report document and was not part of the detection system. The virtual environment and the successful installation of the libraries are shown in Figure 5.1.</w:t>
       </w:r>
     </w:p>
+    <w:tbl>
+      <w:tblPr>
+        <w:tblStyle w:val="TableGrid"/>
+        <w:tblW w:type="auto" w:w="0"/>
+        <w:tblLook w:firstColumn="1" w:firstRow="1" w:lastColumn="0" w:lastRow="0" w:noHBand="0" w:noVBand="1" w:val="04A0"/>
+      </w:tblPr>
+      <w:tblGrid>
+        <w:gridCol w:w="9072"/>
+      </w:tblGrid>
+      <w:tr>
+        <w:tc>
+          <w:tcPr>
+            <w:tcW w:type="dxa" w:w="9072"/>
+            <w:shd w:val="clear" w:fill="FFF2CC"/>
+          </w:tcPr>
+          <w:p>
+            <w:pPr>
+              <w:spacing w:after="0"/>
+              <w:jc w:val="center"/>
+            </w:pPr>
+            <w:r>
+              <w:rPr>
+                <w:rFonts w:ascii="Times New Roman" w:hAnsi="Times New Roman"/>
+                <w:b/>
+                <w:color w:val="806000"/>
+                <w:sz w:val="20"/>
+              </w:rPr>
+              <w:t>INSERT YOUR OWN PICTURE HERE  —  Figure 5.1: Software and virtual-environment setup</w:t>
+            </w:r>
+          </w:p>
+        </w:tc>
+      </w:tr>
+    </w:tbl>
     <w:p>
       <w:pPr>
         <w:spacing w:line="360" w:lineRule="auto" w:after="120" w:before="0"/>
@@ -7764,7 +7764,7 @@
         <w:jc w:val="both"/>
       </w:pPr>
       <w:r>
-        <w:t>The improvement was greatest for threat types actually represented in the reviewed feedback; this scope was reported honestly rather than claiming universal adaptation. The retraining path was fully automated but gated on a held-out validation check, so a new model was redeployed only if it maintained main-corpus accuracy while improving the target threat ranking. This prevented a small feedback batch from degrading the detector and distinguished the system from both a static model and an uncontrolled online-learning loop.</w:t>
+        <w:t>The improvement was greatest for threat types actually represented in the reviewed feedback; this scope was reported honestly rather than claiming universal adaptation. The retraining path was fully automated but gated on a held-out validation check, so a new model was redeployed only if it maintained main-corpus accuracy while improving the target threat ranking. This prevented a small feedback batch from degrading the detector and distinguished the system from both a static model and an uncontrolled online-learning loop. The improvement in ranking is visualised by the two ROC curves, before and after retraining, in Figure 6.4.</w:t>
       </w:r>
     </w:p>
     <w:tbl>

--- a/reports/paste/CHANGES_ONLY.docx
+++ b/reports/paste/CHANGES_ONLY.docx
@@ -9523,6 +9523,42 @@
         </w:tc>
       </w:tr>
     </w:tbl>
+    <w:p>
+      <w:pPr>
+        <w:spacing w:line="360" w:lineRule="auto" w:after="120" w:before="0"/>
+        <w:jc w:val="both"/>
+      </w:pPr>
+      <w:r>
+        <w:t>Objective 1, extracting content and metadata features, was achieved. The system extracted both word- and character-level content features using term-frequency inverse-document-frequency weighting, together with twelve structural metadata signals (Section 4.2, Table 4.2) such as link counts, the mismatch between the sender domain and linked domains, and authentication indicators; a message was therefore judged on both what it said and how it was structured, rather than on either source alone.</w:t>
+      </w:r>
+    </w:p>
+    <w:p>
+      <w:pPr>
+        <w:spacing w:line="360" w:lineRule="auto" w:after="120" w:before="0"/>
+        <w:jc w:val="both"/>
+      </w:pPr>
+      <w:r>
+        <w:t>Objective 2, a content–metadata fusion framework, was achieved. The content and metadata streams were combined in a single sparse pipeline in which the metadata signals were standardised before being fused with the text features (Sections 3.3 and 4.2), allowing one classifier to reason over content and metadata jointly rather than as separate decisions.</w:t>
+      </w:r>
+    </w:p>
+    <w:p>
+      <w:pPr>
+        <w:spacing w:line="360" w:lineRule="auto" w:after="120" w:before="0"/>
+        <w:jc w:val="both"/>
+      </w:pPr>
+      <w:r>
+        <w:t>Objective 3, training and evaluating Naïve Bayes, logistic regression and the support-vector machine, was achieved. All three classifiers were trained and evaluated on the same stratified 75/25 split under identical settings (Table 6.2); the fused logistic-regression model was selected for deployment because it matched the best reported accuracy while also providing calibrated probabilities and a tunable decision threshold.</w:t>
+      </w:r>
+    </w:p>
+    <w:p>
+      <w:pPr>
+        <w:spacing w:line="360" w:lineRule="auto" w:after="120" w:before="0"/>
+        <w:jc w:val="both"/>
+      </w:pPr>
+      <w:r>
+        <w:t>Objective 4, adaptive retraining that maintained accuracy, was achieved. After one reviewed retraining cycle on modern threat email, ranking performance on a held-out modern-threat set rose from ROC-AUC 0.81 to 0.945 and recall at a near-zero false-positive point rose from approximately 20% to 85%, while accuracy on the main corpus was maintained at 0.991 (Table 6.4), demonstrating measurable adaptation to new threat styles without degrading normal performance.</w:t>
+      </w:r>
+    </w:p>
     <w:p>
       <w:r>
         <w:br w:type="page"/>

--- a/reports/paste/CHANGES_ONLY.docx
+++ b/reports/paste/CHANGES_ONLY.docx
@@ -6050,7 +6050,7 @@
         <w:jc w:val="both"/>
       </w:pPr>
       <w:r>
-        <w:t>The review console, shown in Figure 5.2, allowed a reviewer to paste an email and immediately see its classification, the probability assigned, and the individual structural signals that fired, together with buttons to confirm or correct the decision. When the detector was accessed through its service interface, it returned a structured response containing the predicted label, the spam probability, a confidence value and the list of contributing signals, as shown in Figure 5.3. Finally, the mailbox watcher could monitor a folder and, in quarantine mode, move each flagged message into a quarantine directory while logging the decision to the review queue, as shown in Figure 5.4.</w:t>
+        <w:t>The review console, shown in Figure 5.2, allowed a reviewer to paste an email and immediately see its classification, the probability assigned, and the individual structural signals that fired, together with buttons to confirm or correct the decision. When the detector was accessed through its service interface, it returned a structured response containing the predicted label, the spam probability, a confidence value and the list of contributing signals, as shown in Figure 5.3. Finally, the mailbox watcher could monitor a folder and, in quarantine mode, move each flagged message into a quarantine directory while logging the decision to the review queue, as shown in Figure 5.4. The same automatic score-and-quarantine loop could also run against a real, network-connected mailbox using the Internet Message Access Protocol: the filter logged into the account, fetched new messages as they arrived, moved flagged mail into a dedicated quarantine folder within the mailbox, and left legitimate mail in the inbox, so the system operated as a live adaptive filter rather than only as an offline tool.</w:t>
       </w:r>
     </w:p>
     <w:tbl>
@@ -9985,6 +9985,71 @@
     </w:p>
     <w:p>
       <w:pPr>
+        <w:spacing w:after="0" w:line="240" w:lineRule="auto"/>
+      </w:pPr>
+      <w:r>
+        <w:rPr>
+          <w:rFonts w:ascii="Consolas" w:hAnsi="Consolas"/>
+          <w:color w:val="222222"/>
+          <w:sz w:val="18"/>
+        </w:rPr>
+        <w:t>python -m spam_detection.scan_mailbox mail_inbox --action quarantine --watch</w:t>
+      </w:r>
+    </w:p>
+    <w:p>
+      <w:pPr>
+        <w:spacing w:after="0" w:line="240" w:lineRule="auto"/>
+      </w:pPr>
+      <w:r>
+        <w:rPr>
+          <w:rFonts w:ascii="Consolas" w:hAnsi="Consolas"/>
+          <w:color w:val="222222"/>
+          <w:sz w:val="18"/>
+        </w:rPr>
+        <w:t xml:space="preserve"> </w:t>
+      </w:r>
+    </w:p>
+    <w:p>
+      <w:pPr>
+        <w:spacing w:after="0" w:line="240" w:lineRule="auto"/>
+      </w:pPr>
+      <w:r>
+        <w:rPr>
+          <w:rFonts w:ascii="Consolas" w:hAnsi="Consolas"/>
+          <w:color w:val="222222"/>
+          <w:sz w:val="18"/>
+        </w:rPr>
+        <w:t># 5. Connect to a LIVE mailbox over IMAP and filter real incoming mail</w:t>
+      </w:r>
+    </w:p>
+    <w:p>
+      <w:pPr>
+        <w:spacing w:after="0" w:line="240" w:lineRule="auto"/>
+      </w:pPr>
+      <w:r>
+        <w:rPr>
+          <w:rFonts w:ascii="Consolas" w:hAnsi="Consolas"/>
+          <w:color w:val="222222"/>
+          <w:sz w:val="18"/>
+        </w:rPr>
+        <w:t>#    (set IMAP_HOST / IMAP_USER / IMAP_PASS first, using an app password)</w:t>
+      </w:r>
+    </w:p>
+    <w:p>
+      <w:pPr>
+        <w:spacing w:after="0" w:line="240" w:lineRule="auto"/>
+      </w:pPr>
+      <w:r>
+        <w:rPr>
+          <w:rFonts w:ascii="Consolas" w:hAnsi="Consolas"/>
+          <w:color w:val="222222"/>
+          <w:sz w:val="18"/>
+        </w:rPr>
+        <w:t>python -m spam_detection.imap_watch --action report --watch        # read-only check</w:t>
+      </w:r>
+    </w:p>
+    <w:p>
+      <w:pPr>
         <w:spacing w:after="120" w:line="240" w:lineRule="auto"/>
       </w:pPr>
       <w:r>
@@ -9993,7 +10058,7 @@
           <w:color w:val="222222"/>
           <w:sz w:val="18"/>
         </w:rPr>
-        <w:t>python -m spam_detection.scan_mailbox mail_inbox --action quarantine --watch</w:t>
+        <w:t>python -m spam_detection.imap_watch --action quarantine --watch    # move spam to Spam_Quarantine</w:t>
       </w:r>
     </w:p>
     <w:p>

--- a/reports/paste/CHANGES_ONLY.docx
+++ b/reports/paste/CHANGES_ONLY.docx
@@ -6050,7 +6050,7 @@
         <w:jc w:val="both"/>
       </w:pPr>
       <w:r>
-        <w:t>The review console, shown in Figure 5.2, allowed a reviewer to paste an email and immediately see its classification, the probability assigned, and the individual structural signals that fired, together with buttons to confirm or correct the decision. When the detector was accessed through its service interface, it returned a structured response containing the predicted label, the spam probability, a confidence value and the list of contributing signals, as shown in Figure 5.3. Finally, the mailbox watcher could monitor a folder and, in quarantine mode, move each flagged message into a quarantine directory while logging the decision to the review queue, as shown in Figure 5.4. The same automatic score-and-quarantine loop could also run against a real, network-connected mailbox using the Internet Message Access Protocol: the filter logged into the account, fetched new messages as they arrived, moved flagged mail into a dedicated quarantine folder within the mailbox, and left legitimate mail in the inbox, so the system operated as a live adaptive filter rather than only as an offline tool.</w:t>
+        <w:t>The review console, shown in Figure 5.2, allowed a reviewer to paste an email and immediately see its classification, the probability assigned, and the individual structural signals that fired, together with buttons to confirm or correct the decision. When the detector was accessed through its service interface, it returned a structured response containing the predicted label, the spam probability, a confidence value and the list of contributing signals, as shown in Figure 5.3. Finally, the mailbox watcher could monitor a folder and, in quarantine mode, move each flagged message into a quarantine directory while logging the decision to the review queue, as shown in Figure 5.4. The same automatic score-and-quarantine loop was also implemented for a live, network-connected mailbox over the Internet Message Access Protocol: a connector logs into the account, fetches new messages as they arrive, moves flagged mail into a dedicated quarantine folder within the mailbox and leaves legitimate mail in the inbox, allowing the system to be deployed as a live adaptive filter rather than only as an offline tool.</w:t>
       </w:r>
     </w:p>
     <w:tbl>

--- a/reports/paste/CHANGES_ONLY.docx
+++ b/reports/paste/CHANGES_ONLY.docx
@@ -4674,7 +4674,7 @@
                 <w:rFonts w:ascii="Times New Roman" w:hAnsi="Times New Roman"/>
                 <w:sz w:val="21"/>
               </w:rPr>
-              <w:t>3.11+</w:t>
+              <w:t>3.13</w:t>
             </w:r>
           </w:p>
         </w:tc>
@@ -4748,7 +4748,7 @@
                 <w:rFonts w:ascii="Times New Roman" w:hAnsi="Times New Roman"/>
                 <w:sz w:val="21"/>
               </w:rPr>
-              <w:t>built-in (24.x)</w:t>
+              <w:t>26.2.1</w:t>
             </w:r>
           </w:p>
         </w:tc>
@@ -4822,7 +4822,7 @@
                 <w:rFonts w:ascii="Times New Roman" w:hAnsi="Times New Roman"/>
                 <w:sz w:val="21"/>
               </w:rPr>
-              <w:t>1.4+</w:t>
+              <w:t>1.9.0</w:t>
             </w:r>
           </w:p>
         </w:tc>
@@ -4896,7 +4896,7 @@
                 <w:rFonts w:ascii="Times New Roman" w:hAnsi="Times New Roman"/>
                 <w:sz w:val="21"/>
               </w:rPr>
-              <w:t>bundled with scikit-learn</w:t>
+              <w:t>2.5.2</w:t>
             </w:r>
           </w:p>
         </w:tc>
@@ -4970,7 +4970,7 @@
                 <w:rFonts w:ascii="Times New Roman" w:hAnsi="Times New Roman"/>
                 <w:sz w:val="21"/>
               </w:rPr>
-              <w:t>bundled with scikit-learn</w:t>
+              <w:t>1.18.1</w:t>
             </w:r>
           </w:p>
         </w:tc>
@@ -5044,7 +5044,7 @@
                 <w:rFonts w:ascii="Times New Roman" w:hAnsi="Times New Roman"/>
                 <w:sz w:val="21"/>
               </w:rPr>
-              <w:t>1.3+</w:t>
+              <w:t>1.5.3</w:t>
             </w:r>
           </w:p>
         </w:tc>
@@ -5118,7 +5118,7 @@
                 <w:rFonts w:ascii="Times New Roman" w:hAnsi="Times New Roman"/>
                 <w:sz w:val="21"/>
               </w:rPr>
-              <w:t>0.110+</w:t>
+              <w:t>0.141.1</w:t>
             </w:r>
           </w:p>
         </w:tc>
@@ -5192,7 +5192,7 @@
                 <w:rFonts w:ascii="Times New Roman" w:hAnsi="Times New Roman"/>
                 <w:sz w:val="21"/>
               </w:rPr>
-              <w:t>0.27+</w:t>
+              <w:t>0.52.4</w:t>
             </w:r>
           </w:p>
         </w:tc>
@@ -5266,7 +5266,7 @@
                 <w:rFonts w:ascii="Times New Roman" w:hAnsi="Times New Roman"/>
                 <w:sz w:val="21"/>
               </w:rPr>
-              <w:t>2.0+</w:t>
+              <w:t>2.13.4</w:t>
             </w:r>
           </w:p>
         </w:tc>
@@ -5340,7 +5340,7 @@
                 <w:rFonts w:ascii="Times New Roman" w:hAnsi="Times New Roman"/>
                 <w:sz w:val="21"/>
               </w:rPr>
-              <w:t>3.7+</w:t>
+              <w:t>3.11.1</w:t>
             </w:r>
           </w:p>
         </w:tc>
@@ -5414,7 +5414,7 @@
                 <w:rFonts w:ascii="Times New Roman" w:hAnsi="Times New Roman"/>
                 <w:sz w:val="21"/>
               </w:rPr>
-              <w:t>1.1+</w:t>
+              <w:t>1.2.0</w:t>
             </w:r>
           </w:p>
         </w:tc>
@@ -5524,7 +5524,7 @@
         <w:jc w:val="both"/>
       </w:pPr>
       <w:r>
-        <w:t>The versions in Table 5.2 are the minimum versions recorded in the requirements file, and the exact installed versions can be listed with the pip list command. The python-docx library was used only to generate this report document and was not part of the detection system. The virtual environment and the successful installation of the libraries are shown in Figure 5.1.</w:t>
+        <w:t>Table 5.2 lists the primary libraries the project was built on. The additional packages shown by the package manager (such as Starlette, AnyIO, Click, h11, httptools, watchfiles, websockets, pydantic-core, lxml, contourpy, kiwisolver and pillow) are supporting dependencies installed automatically alongside FastAPI, Uvicorn, scikit-learn and Matplotlib, rather than components used directly. The Python standard library provided email parsing, comma-separated-value handling, regular expressions and the command-line interface with no further installation. The python-docx library was used only to generate this report document and was not part of the detection system. The virtual environment and the successful installation of the libraries are shown in Figure 5.1.</w:t>
       </w:r>
     </w:p>
     <w:tbl>

--- a/reports/paste/CHANGES_ONLY.docx
+++ b/reports/paste/CHANGES_ONLY.docx
@@ -5364,7 +5364,7 @@
                 <w:rFonts w:ascii="Times New Roman" w:hAnsi="Times New Roman"/>
                 <w:sz w:val="21"/>
               </w:rPr>
-              <w:t>Generates the result charts and figures used in Chapter 6</w:t>
+              <w:t>Plots the evaluation and benchmarking results (classifier-comparison charts, ROC curves and the confusion matrix) used in the performance analysis</w:t>
             </w:r>
           </w:p>
         </w:tc>
@@ -5390,7 +5390,7 @@
                 <w:rFonts w:ascii="Times New Roman" w:hAnsi="Times New Roman"/>
                 <w:sz w:val="21"/>
               </w:rPr>
-              <w:t>python-docx</w:t>
+              <w:t>Python standard library (email, csv, re, urllib, pathlib, argparse, shutil, imaplib and others)</w:t>
             </w:r>
           </w:p>
         </w:tc>
@@ -5414,7 +5414,7 @@
                 <w:rFonts w:ascii="Times New Roman" w:hAnsi="Times New Roman"/>
                 <w:sz w:val="21"/>
               </w:rPr>
-              <w:t>1.2.0</w:t>
+              <w:t>built-in</w:t>
             </w:r>
           </w:p>
         </w:tc>
@@ -5438,81 +5438,7 @@
                 <w:rFonts w:ascii="Times New Roman" w:hAnsi="Times New Roman"/>
                 <w:sz w:val="21"/>
               </w:rPr>
-              <w:t>Builds this report document; not part of the detection system</w:t>
-            </w:r>
-          </w:p>
-        </w:tc>
-      </w:tr>
-      <w:tr>
-        <w:tc>
-          <w:tcPr>
-            <w:tcW w:type="dxa" w:w="3024"/>
-          </w:tcPr>
-          <w:p>
-            <w:pPr>
-              <w:spacing w:line="240" w:lineRule="auto" w:after="40"/>
-              <w:jc w:val="left"/>
-            </w:pPr>
-            <w:r>
-              <w:rPr>
-                <w:rFonts w:ascii="Times New Roman" w:hAnsi="Times New Roman"/>
-                <w:sz w:val="21"/>
-              </w:rPr>
-            </w:r>
-            <w:r>
-              <w:rPr>
-                <w:rFonts w:ascii="Times New Roman" w:hAnsi="Times New Roman"/>
-                <w:sz w:val="21"/>
-              </w:rPr>
-              <w:t>Python standard library (email, csv, re, json, argparse, pathlib)</w:t>
-            </w:r>
-          </w:p>
-        </w:tc>
-        <w:tc>
-          <w:tcPr>
-            <w:tcW w:type="dxa" w:w="3024"/>
-          </w:tcPr>
-          <w:p>
-            <w:pPr>
-              <w:spacing w:line="240" w:lineRule="auto" w:after="40"/>
-              <w:jc w:val="left"/>
-            </w:pPr>
-            <w:r>
-              <w:rPr>
-                <w:rFonts w:ascii="Times New Roman" w:hAnsi="Times New Roman"/>
-                <w:sz w:val="21"/>
-              </w:rPr>
-            </w:r>
-            <w:r>
-              <w:rPr>
-                <w:rFonts w:ascii="Times New Roman" w:hAnsi="Times New Roman"/>
-                <w:sz w:val="21"/>
-              </w:rPr>
-              <w:t>built-in</w:t>
-            </w:r>
-          </w:p>
-        </w:tc>
-        <w:tc>
-          <w:tcPr>
-            <w:tcW w:type="dxa" w:w="3024"/>
-          </w:tcPr>
-          <w:p>
-            <w:pPr>
-              <w:spacing w:line="240" w:lineRule="auto" w:after="40"/>
-              <w:jc w:val="left"/>
-            </w:pPr>
-            <w:r>
-              <w:rPr>
-                <w:rFonts w:ascii="Times New Roman" w:hAnsi="Times New Roman"/>
-                <w:sz w:val="21"/>
-              </w:rPr>
-            </w:r>
-            <w:r>
-              <w:rPr>
-                <w:rFonts w:ascii="Times New Roman" w:hAnsi="Times New Roman"/>
-                <w:sz w:val="21"/>
-              </w:rPr>
-              <w:t>RFC-5322 email parsing, comma-separated-value handling, regular expressions, request/response data and the command-line interface</w:t>
+              <w:t>RFC-5322 email parsing, dataset and review-queue file handling, regular expressions, URL parsing, folder and command-line operations, quarantine moves and the secure live-mailbox connection</w:t>
             </w:r>
           </w:p>
         </w:tc>
@@ -5524,7 +5450,7 @@
         <w:jc w:val="both"/>
       </w:pPr>
       <w:r>
-        <w:t>Table 5.2 lists the primary libraries the project was built on. The additional packages shown by the package manager (such as Starlette, AnyIO, Click, h11, httptools, watchfiles, websockets, pydantic-core, lxml, contourpy, kiwisolver and pillow) are supporting dependencies installed automatically alongside FastAPI, Uvicorn, scikit-learn and Matplotlib, rather than components used directly. The Python standard library provided email parsing, comma-separated-value handling, regular expressions and the command-line interface with no further installation. The python-docx library was used only to generate this report document and was not part of the detection system. The virtual environment and the successful installation of the libraries are shown in Figure 5.1.</w:t>
+        <w:t>Table 5.2 lists the primary libraries the detection, evaluation and benchmarking work was built on. The performance measures themselves (accuracy, precision, recall, F1 score and latency) were computed with scikit-learn, while Matplotlib was used to visualise those results. The additional packages shown by the package manager (such as Starlette, AnyIO, Click, h11, httptools, watchfiles, websockets, pydantic-core, lxml, contourpy, kiwisolver and pillow) are supporting dependencies installed automatically alongside FastAPI, Uvicorn, scikit-learn and Matplotlib, rather than components used directly. A separate document-generation library was used only to assemble this report document and formed no part of the detection system. The virtual environment and the successful installation of the libraries are shown in Figure 5.1.</w:t>
       </w:r>
     </w:p>
     <w:tbl>

--- a/reports/paste/CHANGES_ONLY.docx
+++ b/reports/paste/CHANGES_ONLY.docx
@@ -5510,7 +5510,7 @@
         <w:jc w:val="both"/>
       </w:pPr>
       <w:r>
-        <w:t>The deployed decision threshold defaulted to 0.55 in the mailbox tool and was re-tuned per deployment using the threshold sweep; lowering the threshold increased recall at the cost of more false positives, which was useful when prioritising catch rate for AI-style mail. Table 5.3 lists the model and feature hyper-parameters.</w:t>
+        <w:t>The system was entirely self-contained: all classification was performed locally by the trained model, so no external application-programming-interface keys, cloud look-up services or device-level permissions were required to run it. Configuration therefore consisted of the feature-extraction and classifier settings fixed at training time, together with the decision threshold used at deployment. The deployed decision threshold defaulted to 0.55 in the mailbox tool and was re-tuned per deployment using the threshold sweep; lowering the threshold increased recall at the cost of more false positives, which was useful when prioritising catch rate for AI-style mail. Table 5.3 lists the model and feature hyper-parameters.</w:t>
       </w:r>
     </w:p>
     <w:p>

--- a/reports/paste/CHANGES_ONLY.docx
+++ b/reports/paste/CHANGES_ONLY.docx
@@ -7184,7 +7184,43 @@
         <w:jc w:val="both"/>
       </w:pPr>
       <w:r>
-        <w:t>The results supported the design choices. All learned classifiers comfortably exceeded the Naïve Bayes baseline, which, despite the highest standalone precision, sacrificed recall and recorded the lowest accuracy (0.968). Content-only logistic regression and the linear support vector machine were already strong (0.988 and 0.992 accuracy), confirming that the word/character TF-IDF representation was effective on the public corpus. Fusing the twelve structural metadata signals improved both fusion classifiers relative to their content-only forms, with the fusion support vector machine reaching the highest raw accuracy (0.993) and the deployed fusion logistic regression reaching 0.992 accuracy, 0.994 recall and ROC-AUC of 1.000 — evidence that the fusion bought additional phishing recall while all learned configurations saturated the high-nineties on the stylistically distinct public corpus.</w:t>
+        <w:t>The five configurations were compared metric by metric on the same held-out split.</w:t>
+      </w:r>
+    </w:p>
+    <w:p>
+      <w:pPr>
+        <w:spacing w:line="360" w:lineRule="auto" w:after="120" w:before="0"/>
+        <w:jc w:val="both"/>
+      </w:pPr>
+      <w:r>
+        <w:t>In terms of accuracy, the Naïve Bayes baseline was the weakest at 0.968, while all learned classifiers reached the high nineties: content-only logistic regression improved to 0.988, the content-only support vector machine reached 0.992, and fusing the structural metadata raised the two linear classifiers further, with the fusion support vector machine at 0.993 and the deployed fusion logistic regression at 0.992. The differences above 0.99 were small, indicating that the word/character TF-IDF representation already separated the classes very well on the public corpus, but fusion consistently removed a few additional errors.</w:t>
+      </w:r>
+    </w:p>
+    <w:p>
+      <w:pPr>
+        <w:spacing w:line="360" w:lineRule="auto" w:after="120" w:before="0"/>
+        <w:jc w:val="both"/>
+      </w:pPr>
+      <w:r>
+        <w:t>For precision, Naïve Bayes actually recorded the highest standalone value (0.988) because it predicted spam conservatively; however, this conservatism came at the cost of the lowest recall (0.950), meaning it missed roughly five percent of phishing. Among the learned classifiers the fusion support vector machine had the highest precision (0.992) and the fusion logistic regression 0.990, so almost every message flagged as spam was genuinely malicious.</w:t>
+      </w:r>
+    </w:p>
+    <w:p>
+      <w:pPr>
+        <w:spacing w:line="360" w:lineRule="auto" w:after="120" w:before="0"/>
+        <w:jc w:val="both"/>
+      </w:pPr>
+      <w:r>
+        <w:t>Recall was the operationally important metric for a filter, because it measured how much phishing was actually caught. Here the fusion models were best, with the fusion support vector machine at 0.995 and the deployed fusion logistic regression at 0.994, both above their content-only forms (0.993 and 0.990). Adding the twelve metadata signals therefore bought additional phishing recall, as intended in the fusion design. The F1 score, which balances precision and recall, followed the same ordering, with the two fusion classifiers highest (0.993 and 0.992). Finally, the ROC-AUC measured how reliably each model ranked spam above legitimate mail regardless of threshold; every learned configuration reached 0.999 or 1.000, indicating near-perfect ranking on the held-out corpus.</w:t>
+      </w:r>
+    </w:p>
+    <w:p>
+      <w:pPr>
+        <w:spacing w:line="360" w:lineRule="auto" w:after="120" w:before="0"/>
+        <w:jc w:val="both"/>
+      </w:pPr>
+      <w:r>
+        <w:t>The fusion support vector machine had the marginally highest raw numbers, but the fusion logistic-regression model was selected for deployment for two operational reasons. First, logistic regression outputs a calibrated probability, which allowed the decision threshold to be tuned (the deployed 0.55) and a confidence value and signal explanation to be shown, whereas the support vector machine's decision scores are not directly interpretable as probabilities. Second, the two fusion models were effectively tied in performance (accuracy 0.992 versus 0.993), so the model that provided a tunable threshold, explainable outputs and equally strong results was preferred. The results therefore supported the fusion design and the choice of a calibrated, explainable classifier over the marginally higher-scoring alternative.</w:t>
       </w:r>
     </w:p>
     <w:p>

--- a/reports/paste/CHANGES_ONLY.docx
+++ b/reports/paste/CHANGES_ONLY.docx
@@ -7809,16 +7809,15 @@
         <w:tblLook w:firstColumn="1" w:firstRow="1" w:lastColumn="0" w:lastRow="0" w:noHBand="0" w:noVBand="1" w:val="04A0"/>
       </w:tblPr>
       <w:tblGrid>
-        <w:gridCol w:w="1814"/>
-        <w:gridCol w:w="1814"/>
-        <w:gridCol w:w="1814"/>
-        <w:gridCol w:w="1814"/>
-        <w:gridCol w:w="1814"/>
+        <w:gridCol w:w="2268"/>
+        <w:gridCol w:w="2268"/>
+        <w:gridCol w:w="2268"/>
+        <w:gridCol w:w="2268"/>
       </w:tblGrid>
       <w:tr>
         <w:tc>
           <w:tcPr>
-            <w:tcW w:type="dxa" w:w="1814"/>
+            <w:tcW w:type="dxa" w:w="2268"/>
             <w:shd w:val="clear" w:fill="D9E2F3"/>
           </w:tcPr>
           <w:p>
@@ -7845,7 +7844,7 @@
         </w:tc>
         <w:tc>
           <w:tcPr>
-            <w:tcW w:type="dxa" w:w="1814"/>
+            <w:tcW w:type="dxa" w:w="2268"/>
             <w:shd w:val="clear" w:fill="D9E2F3"/>
           </w:tcPr>
           <w:p>
@@ -7872,7 +7871,7 @@
         </w:tc>
         <w:tc>
           <w:tcPr>
-            <w:tcW w:type="dxa" w:w="1814"/>
+            <w:tcW w:type="dxa" w:w="2268"/>
             <w:shd w:val="clear" w:fill="D9E2F3"/>
           </w:tcPr>
           <w:p>
@@ -7899,7 +7898,7 @@
         </w:tc>
         <w:tc>
           <w:tcPr>
-            <w:tcW w:type="dxa" w:w="1814"/>
+            <w:tcW w:type="dxa" w:w="2268"/>
             <w:shd w:val="clear" w:fill="D9E2F3"/>
           </w:tcPr>
           <w:p>
@@ -7924,10 +7923,11 @@
             </w:r>
           </w:p>
         </w:tc>
+      </w:tr>
+      <w:tr>
         <w:tc>
           <w:tcPr>
-            <w:tcW w:type="dxa" w:w="1814"/>
-            <w:shd w:val="clear" w:fill="D9E2F3"/>
+            <w:tcW w:type="dxa" w:w="2268"/>
           </w:tcPr>
           <w:p>
             <w:pPr>
@@ -7937,17 +7937,87 @@
             <w:r>
               <w:rPr>
                 <w:rFonts w:ascii="Times New Roman" w:hAnsi="Times New Roman"/>
-                <w:b/>
-                <w:sz w:val="21"/>
-              </w:rPr>
-            </w:r>
-            <w:r>
-              <w:rPr>
-                <w:rFonts w:ascii="Times New Roman" w:hAnsi="Times New Roman"/>
-                <w:b/>
-                <w:sz w:val="21"/>
-              </w:rPr>
-              <w:t>Reproducible offline?</w:t>
+                <w:sz w:val="21"/>
+              </w:rPr>
+            </w:r>
+            <w:r>
+              <w:rPr>
+                <w:rFonts w:ascii="Times New Roman" w:hAnsi="Times New Roman"/>
+                <w:sz w:val="21"/>
+              </w:rPr>
+              <w:t>Gmail (Google)</w:t>
+            </w:r>
+          </w:p>
+        </w:tc>
+        <w:tc>
+          <w:tcPr>
+            <w:tcW w:type="dxa" w:w="2268"/>
+          </w:tcPr>
+          <w:p>
+            <w:pPr>
+              <w:spacing w:line="240" w:lineRule="auto" w:after="40"/>
+              <w:jc w:val="left"/>
+            </w:pPr>
+            <w:r>
+              <w:rPr>
+                <w:rFonts w:ascii="Times New Roman" w:hAnsi="Times New Roman"/>
+                <w:sz w:val="21"/>
+              </w:rPr>
+            </w:r>
+            <w:r>
+              <w:rPr>
+                <w:rFonts w:ascii="Times New Roman" w:hAnsi="Times New Roman"/>
+                <w:sz w:val="21"/>
+              </w:rPr>
+              <w:t>&gt; 99.9% block rate (vendor aggregate) [10]</w:t>
+            </w:r>
+          </w:p>
+        </w:tc>
+        <w:tc>
+          <w:tcPr>
+            <w:tcW w:type="dxa" w:w="2268"/>
+          </w:tcPr>
+          <w:p>
+            <w:pPr>
+              <w:spacing w:line="240" w:lineRule="auto" w:after="40"/>
+              <w:jc w:val="left"/>
+            </w:pPr>
+            <w:r>
+              <w:rPr>
+                <w:rFonts w:ascii="Times New Roman" w:hAnsi="Times New Roman"/>
+                <w:sz w:val="21"/>
+              </w:rPr>
+            </w:r>
+            <w:r>
+              <w:rPr>
+                <w:rFonts w:ascii="Times New Roman" w:hAnsi="Times New Roman"/>
+                <w:sz w:val="21"/>
+              </w:rPr>
+              <w:t>≈ 14% flagged (≈ 86% bypassed)</w:t>
+            </w:r>
+          </w:p>
+        </w:tc>
+        <w:tc>
+          <w:tcPr>
+            <w:tcW w:type="dxa" w:w="2268"/>
+          </w:tcPr>
+          <w:p>
+            <w:pPr>
+              <w:spacing w:line="240" w:lineRule="auto" w:after="40"/>
+              <w:jc w:val="left"/>
+            </w:pPr>
+            <w:r>
+              <w:rPr>
+                <w:rFonts w:ascii="Times New Roman" w:hAnsi="Times New Roman"/>
+                <w:sz w:val="21"/>
+              </w:rPr>
+            </w:r>
+            <w:r>
+              <w:rPr>
+                <w:rFonts w:ascii="Times New Roman" w:hAnsi="Times New Roman"/>
+                <w:sz w:val="21"/>
+              </w:rPr>
+              <w:t>Low (≈ 1.6%)</w:t>
             </w:r>
           </w:p>
         </w:tc>
@@ -7955,7 +8025,7 @@
       <w:tr>
         <w:tc>
           <w:tcPr>
-            <w:tcW w:type="dxa" w:w="1814"/>
+            <w:tcW w:type="dxa" w:w="2268"/>
           </w:tcPr>
           <w:p>
             <w:pPr>
@@ -7973,13 +8043,13 @@
                 <w:rFonts w:ascii="Times New Roman" w:hAnsi="Times New Roman"/>
                 <w:sz w:val="21"/>
               </w:rPr>
-              <w:t>Gmail (Google)</w:t>
+              <w:t>Outlook / Microsoft 365</w:t>
             </w:r>
           </w:p>
         </w:tc>
         <w:tc>
           <w:tcPr>
-            <w:tcW w:type="dxa" w:w="1814"/>
+            <w:tcW w:type="dxa" w:w="2268"/>
           </w:tcPr>
           <w:p>
             <w:pPr>
@@ -7997,13 +8067,13 @@
                 <w:rFonts w:ascii="Times New Roman" w:hAnsi="Times New Roman"/>
                 <w:sz w:val="21"/>
               </w:rPr>
-              <w:t>&gt; 99.9% block rate (vendor aggregate) [10]</w:t>
+              <w:t>High efficacy reported; no numeric metric public [11]</w:t>
             </w:r>
           </w:p>
         </w:tc>
         <w:tc>
           <w:tcPr>
-            <w:tcW w:type="dxa" w:w="1814"/>
+            <w:tcW w:type="dxa" w:w="2268"/>
           </w:tcPr>
           <w:p>
             <w:pPr>
@@ -8021,13 +8091,13 @@
                 <w:rFonts w:ascii="Times New Roman" w:hAnsi="Times New Roman"/>
                 <w:sz w:val="21"/>
               </w:rPr>
-              <w:t>≈ 14% flagged (≈ 86% bypassed)</w:t>
+              <w:t>≈ 4% flagged (≈ 97% bypassed)</w:t>
             </w:r>
           </w:p>
         </w:tc>
         <w:tc>
           <w:tcPr>
-            <w:tcW w:type="dxa" w:w="1814"/>
+            <w:tcW w:type="dxa" w:w="2268"/>
           </w:tcPr>
           <w:p>
             <w:pPr>
@@ -8045,13 +8115,15 @@
                 <w:rFonts w:ascii="Times New Roman" w:hAnsi="Times New Roman"/>
                 <w:sz w:val="21"/>
               </w:rPr>
-              <w:t>Low (≈ 1.6%)</w:t>
+              <w:t>≈ 0%</w:t>
             </w:r>
           </w:p>
         </w:tc>
+      </w:tr>
+      <w:tr>
         <w:tc>
           <w:tcPr>
-            <w:tcW w:type="dxa" w:w="1814"/>
+            <w:tcW w:type="dxa" w:w="2268"/>
           </w:tcPr>
           <w:p>
             <w:pPr>
@@ -8069,7 +8141,79 @@
                 <w:rFonts w:ascii="Times New Roman" w:hAnsi="Times New Roman"/>
                 <w:sz w:val="21"/>
               </w:rPr>
-              <w:t>No (proprietary)</w:t>
+              <w:t>Yahoo Mail</w:t>
+            </w:r>
+          </w:p>
+        </w:tc>
+        <w:tc>
+          <w:tcPr>
+            <w:tcW w:type="dxa" w:w="2268"/>
+          </w:tcPr>
+          <w:p>
+            <w:pPr>
+              <w:spacing w:line="240" w:lineRule="auto" w:after="40"/>
+              <w:jc w:val="left"/>
+            </w:pPr>
+            <w:r>
+              <w:rPr>
+                <w:rFonts w:ascii="Times New Roman" w:hAnsi="Times New Roman"/>
+                <w:sz w:val="21"/>
+              </w:rPr>
+            </w:r>
+            <w:r>
+              <w:rPr>
+                <w:rFonts w:ascii="Times New Roman" w:hAnsi="Times New Roman"/>
+                <w:sz w:val="21"/>
+              </w:rPr>
+              <w:t>No vendor figure published</w:t>
+            </w:r>
+          </w:p>
+        </w:tc>
+        <w:tc>
+          <w:tcPr>
+            <w:tcW w:type="dxa" w:w="2268"/>
+          </w:tcPr>
+          <w:p>
+            <w:pPr>
+              <w:spacing w:line="240" w:lineRule="auto" w:after="40"/>
+              <w:jc w:val="left"/>
+            </w:pPr>
+            <w:r>
+              <w:rPr>
+                <w:rFonts w:ascii="Times New Roman" w:hAnsi="Times New Roman"/>
+                <w:sz w:val="21"/>
+              </w:rPr>
+            </w:r>
+            <w:r>
+              <w:rPr>
+                <w:rFonts w:ascii="Times New Roman" w:hAnsi="Times New Roman"/>
+                <w:sz w:val="21"/>
+              </w:rPr>
+              <w:t>≈ 90% flagged (≈ 10% bypassed)</w:t>
+            </w:r>
+          </w:p>
+        </w:tc>
+        <w:tc>
+          <w:tcPr>
+            <w:tcW w:type="dxa" w:w="2268"/>
+          </w:tcPr>
+          <w:p>
+            <w:pPr>
+              <w:spacing w:line="240" w:lineRule="auto" w:after="40"/>
+              <w:jc w:val="left"/>
+            </w:pPr>
+            <w:r>
+              <w:rPr>
+                <w:rFonts w:ascii="Times New Roman" w:hAnsi="Times New Roman"/>
+                <w:sz w:val="21"/>
+              </w:rPr>
+            </w:r>
+            <w:r>
+              <w:rPr>
+                <w:rFonts w:ascii="Times New Roman" w:hAnsi="Times New Roman"/>
+                <w:sz w:val="21"/>
+              </w:rPr>
+              <w:t>High (≈ 59–67%)</w:t>
             </w:r>
           </w:p>
         </w:tc>
@@ -8077,7 +8221,7 @@
       <w:tr>
         <w:tc>
           <w:tcPr>
-            <w:tcW w:type="dxa" w:w="1814"/>
+            <w:tcW w:type="dxa" w:w="2268"/>
           </w:tcPr>
           <w:p>
             <w:pPr>
@@ -8093,15 +8237,16 @@
             <w:r>
               <w:rPr>
                 <w:rFonts w:ascii="Times New Roman" w:hAnsi="Times New Roman"/>
-                <w:sz w:val="21"/>
-              </w:rPr>
-              <w:t>Outlook / Microsoft 365</w:t>
+                <w:b/>
+                <w:sz w:val="21"/>
+              </w:rPr>
+              <w:t>Proposed fusion model (this project)</w:t>
             </w:r>
           </w:p>
         </w:tc>
         <w:tc>
           <w:tcPr>
-            <w:tcW w:type="dxa" w:w="1814"/>
+            <w:tcW w:type="dxa" w:w="2268"/>
           </w:tcPr>
           <w:p>
             <w:pPr>
@@ -8119,13 +8264,13 @@
                 <w:rFonts w:ascii="Times New Roman" w:hAnsi="Times New Roman"/>
                 <w:sz w:val="21"/>
               </w:rPr>
-              <w:t>High efficacy reported; no numeric metric public [11]</w:t>
+              <w:t>—</w:t>
             </w:r>
           </w:p>
         </w:tc>
         <w:tc>
           <w:tcPr>
-            <w:tcW w:type="dxa" w:w="1814"/>
+            <w:tcW w:type="dxa" w:w="2268"/>
           </w:tcPr>
           <w:p>
             <w:pPr>
@@ -8141,15 +8286,23 @@
             <w:r>
               <w:rPr>
                 <w:rFonts w:ascii="Times New Roman" w:hAnsi="Times New Roman"/>
-                <w:sz w:val="21"/>
-              </w:rPr>
-              <w:t>≈ 4% flagged (≈ 97% bypassed)</w:t>
+                <w:b/>
+                <w:sz w:val="21"/>
+              </w:rPr>
+              <w:t>92% catch on 4,986 unseen AI-phishing</w:t>
+            </w:r>
+            <w:r>
+              <w:rPr>
+                <w:rFonts w:ascii="Times New Roman" w:hAnsi="Times New Roman"/>
+                <w:sz w:val="21"/>
+              </w:rPr>
+              <w:t xml:space="preserve"> (Table 6.3)</w:t>
             </w:r>
           </w:p>
         </w:tc>
         <w:tc>
           <w:tcPr>
-            <w:tcW w:type="dxa" w:w="1814"/>
+            <w:tcW w:type="dxa" w:w="2268"/>
           </w:tcPr>
           <w:p>
             <w:pPr>
@@ -8167,290 +8320,21 @@
                 <w:rFonts w:ascii="Times New Roman" w:hAnsi="Times New Roman"/>
                 <w:sz w:val="21"/>
               </w:rPr>
-              <w:t>≈ 0%</w:t>
-            </w:r>
-          </w:p>
-        </w:tc>
-        <w:tc>
-          <w:tcPr>
-            <w:tcW w:type="dxa" w:w="1814"/>
-          </w:tcPr>
-          <w:p>
-            <w:pPr>
-              <w:spacing w:line="240" w:lineRule="auto" w:after="40"/>
-              <w:jc w:val="left"/>
-            </w:pPr>
-            <w:r>
-              <w:rPr>
-                <w:rFonts w:ascii="Times New Roman" w:hAnsi="Times New Roman"/>
-                <w:sz w:val="21"/>
-              </w:rPr>
-            </w:r>
-            <w:r>
-              <w:rPr>
-                <w:rFonts w:ascii="Times New Roman" w:hAnsi="Times New Roman"/>
-                <w:sz w:val="21"/>
-              </w:rPr>
-              <w:t>No (proprietary)</w:t>
-            </w:r>
-          </w:p>
-        </w:tc>
-      </w:tr>
-      <w:tr>
-        <w:tc>
-          <w:tcPr>
-            <w:tcW w:type="dxa" w:w="1814"/>
-          </w:tcPr>
-          <w:p>
-            <w:pPr>
-              <w:spacing w:line="240" w:lineRule="auto" w:after="40"/>
-              <w:jc w:val="left"/>
-            </w:pPr>
-            <w:r>
-              <w:rPr>
-                <w:rFonts w:ascii="Times New Roman" w:hAnsi="Times New Roman"/>
-                <w:sz w:val="21"/>
-              </w:rPr>
-            </w:r>
-            <w:r>
-              <w:rPr>
-                <w:rFonts w:ascii="Times New Roman" w:hAnsi="Times New Roman"/>
-                <w:sz w:val="21"/>
-              </w:rPr>
-              <w:t>Yahoo Mail</w:t>
-            </w:r>
-          </w:p>
-        </w:tc>
-        <w:tc>
-          <w:tcPr>
-            <w:tcW w:type="dxa" w:w="1814"/>
-          </w:tcPr>
-          <w:p>
-            <w:pPr>
-              <w:spacing w:line="240" w:lineRule="auto" w:after="40"/>
-              <w:jc w:val="left"/>
-            </w:pPr>
-            <w:r>
-              <w:rPr>
-                <w:rFonts w:ascii="Times New Roman" w:hAnsi="Times New Roman"/>
-                <w:sz w:val="21"/>
-              </w:rPr>
-            </w:r>
-            <w:r>
-              <w:rPr>
-                <w:rFonts w:ascii="Times New Roman" w:hAnsi="Times New Roman"/>
-                <w:sz w:val="21"/>
-              </w:rPr>
-              <w:t>No vendor figure published</w:t>
-            </w:r>
-          </w:p>
-        </w:tc>
-        <w:tc>
-          <w:tcPr>
-            <w:tcW w:type="dxa" w:w="1814"/>
-          </w:tcPr>
-          <w:p>
-            <w:pPr>
-              <w:spacing w:line="240" w:lineRule="auto" w:after="40"/>
-              <w:jc w:val="left"/>
-            </w:pPr>
-            <w:r>
-              <w:rPr>
-                <w:rFonts w:ascii="Times New Roman" w:hAnsi="Times New Roman"/>
-                <w:sz w:val="21"/>
-              </w:rPr>
-            </w:r>
-            <w:r>
-              <w:rPr>
-                <w:rFonts w:ascii="Times New Roman" w:hAnsi="Times New Roman"/>
-                <w:sz w:val="21"/>
-              </w:rPr>
-              <w:t>≈ 90% flagged (≈ 10% bypassed)</w:t>
-            </w:r>
-          </w:p>
-        </w:tc>
-        <w:tc>
-          <w:tcPr>
-            <w:tcW w:type="dxa" w:w="1814"/>
-          </w:tcPr>
-          <w:p>
-            <w:pPr>
-              <w:spacing w:line="240" w:lineRule="auto" w:after="40"/>
-              <w:jc w:val="left"/>
-            </w:pPr>
-            <w:r>
-              <w:rPr>
-                <w:rFonts w:ascii="Times New Roman" w:hAnsi="Times New Roman"/>
-                <w:sz w:val="21"/>
-              </w:rPr>
-            </w:r>
-            <w:r>
-              <w:rPr>
-                <w:rFonts w:ascii="Times New Roman" w:hAnsi="Times New Roman"/>
-                <w:sz w:val="21"/>
-              </w:rPr>
-              <w:t>High (≈ 59–67%)</w:t>
-            </w:r>
-          </w:p>
-        </w:tc>
-        <w:tc>
-          <w:tcPr>
-            <w:tcW w:type="dxa" w:w="1814"/>
-          </w:tcPr>
-          <w:p>
-            <w:pPr>
-              <w:spacing w:line="240" w:lineRule="auto" w:after="40"/>
-              <w:jc w:val="left"/>
-            </w:pPr>
-            <w:r>
-              <w:rPr>
-                <w:rFonts w:ascii="Times New Roman" w:hAnsi="Times New Roman"/>
-                <w:sz w:val="21"/>
-              </w:rPr>
-            </w:r>
-            <w:r>
-              <w:rPr>
-                <w:rFonts w:ascii="Times New Roman" w:hAnsi="Times New Roman"/>
-                <w:sz w:val="21"/>
-              </w:rPr>
-              <w:t>No (proprietary)</w:t>
-            </w:r>
-          </w:p>
-        </w:tc>
-      </w:tr>
-      <w:tr>
-        <w:tc>
-          <w:tcPr>
-            <w:tcW w:type="dxa" w:w="1814"/>
-          </w:tcPr>
-          <w:p>
-            <w:pPr>
-              <w:spacing w:line="240" w:lineRule="auto" w:after="40"/>
-              <w:jc w:val="left"/>
-            </w:pPr>
-            <w:r>
-              <w:rPr>
-                <w:rFonts w:ascii="Times New Roman" w:hAnsi="Times New Roman"/>
-                <w:sz w:val="21"/>
-              </w:rPr>
-            </w:r>
-            <w:r>
-              <w:rPr>
-                <w:rFonts w:ascii="Times New Roman" w:hAnsi="Times New Roman"/>
-                <w:b/>
-                <w:sz w:val="21"/>
-              </w:rPr>
-              <w:t>Proposed fusion model (this project)</w:t>
-            </w:r>
-          </w:p>
-        </w:tc>
-        <w:tc>
-          <w:tcPr>
-            <w:tcW w:type="dxa" w:w="1814"/>
-          </w:tcPr>
-          <w:p>
-            <w:pPr>
-              <w:spacing w:line="240" w:lineRule="auto" w:after="40"/>
-              <w:jc w:val="left"/>
-            </w:pPr>
-            <w:r>
-              <w:rPr>
-                <w:rFonts w:ascii="Times New Roman" w:hAnsi="Times New Roman"/>
-                <w:sz w:val="21"/>
-              </w:rPr>
-            </w:r>
-            <w:r>
-              <w:rPr>
-                <w:rFonts w:ascii="Times New Roman" w:hAnsi="Times New Roman"/>
-                <w:sz w:val="21"/>
-              </w:rPr>
-              <w:t>—</w:t>
-            </w:r>
-          </w:p>
-        </w:tc>
-        <w:tc>
-          <w:tcPr>
-            <w:tcW w:type="dxa" w:w="1814"/>
-          </w:tcPr>
-          <w:p>
-            <w:pPr>
-              <w:spacing w:line="240" w:lineRule="auto" w:after="40"/>
-              <w:jc w:val="left"/>
-            </w:pPr>
-            <w:r>
-              <w:rPr>
-                <w:rFonts w:ascii="Times New Roman" w:hAnsi="Times New Roman"/>
-                <w:sz w:val="21"/>
-              </w:rPr>
-            </w:r>
-            <w:r>
-              <w:rPr>
-                <w:rFonts w:ascii="Times New Roman" w:hAnsi="Times New Roman"/>
-                <w:b/>
-                <w:sz w:val="21"/>
-              </w:rPr>
-              <w:t>92% catch on 4,986 unseen AI-phishing</w:t>
-            </w:r>
-            <w:r>
-              <w:rPr>
-                <w:rFonts w:ascii="Times New Roman" w:hAnsi="Times New Roman"/>
-                <w:sz w:val="21"/>
-              </w:rPr>
-              <w:t xml:space="preserve"> (Table 6.3)</w:t>
-            </w:r>
-          </w:p>
-        </w:tc>
-        <w:tc>
-          <w:tcPr>
-            <w:tcW w:type="dxa" w:w="1814"/>
-          </w:tcPr>
-          <w:p>
-            <w:pPr>
-              <w:spacing w:line="240" w:lineRule="auto" w:after="40"/>
-              <w:jc w:val="left"/>
-            </w:pPr>
-            <w:r>
-              <w:rPr>
-                <w:rFonts w:ascii="Times New Roman" w:hAnsi="Times New Roman"/>
-                <w:sz w:val="21"/>
-              </w:rPr>
-            </w:r>
-            <w:r>
-              <w:rPr>
-                <w:rFonts w:ascii="Times New Roman" w:hAnsi="Times New Roman"/>
-                <w:sz w:val="21"/>
-              </w:rPr>
               <w:t>≈ 0.9% FPR on held-out main corpus (Table 6.1)</w:t>
-            </w:r>
-          </w:p>
-        </w:tc>
-        <w:tc>
-          <w:tcPr>
-            <w:tcW w:type="dxa" w:w="1814"/>
-          </w:tcPr>
-          <w:p>
-            <w:pPr>
-              <w:spacing w:line="240" w:lineRule="auto" w:after="40"/>
-              <w:jc w:val="left"/>
-            </w:pPr>
-            <w:r>
-              <w:rPr>
-                <w:rFonts w:ascii="Times New Roman" w:hAnsi="Times New Roman"/>
-                <w:sz w:val="21"/>
-              </w:rPr>
-            </w:r>
-            <w:r>
-              <w:rPr>
-                <w:rFonts w:ascii="Times New Roman" w:hAnsi="Times New Roman"/>
-                <w:b/>
-                <w:sz w:val="21"/>
-              </w:rPr>
-              <w:t>Yes</w:t>
             </w:r>
           </w:p>
         </w:tc>
       </w:tr>
     </w:tbl>
+    <w:p>
+      <w:pPr>
+        <w:spacing w:line="360" w:lineRule="auto" w:after="120" w:before="0"/>
+        <w:jc w:val="both"/>
+      </w:pPr>
+      <w:r>
+        <w:t>Unlike the proprietary commercial filters, the proposed system is open-source and runs entirely locally, so its results are reproducible and can be benchmarked offline, whereas the providers' models cannot be independently re-tested.</w:t>
+      </w:r>
+    </w:p>
     <w:p>
       <w:pPr>
         <w:spacing w:line="360" w:lineRule="auto" w:after="120" w:before="0"/>

--- a/reports/paste/CHANGES_ONLY.docx
+++ b/reports/paste/CHANGES_ONLY.docx
@@ -174,7 +174,7 @@
         <w:jc w:val="both"/>
       </w:pPr>
       <w:r>
-        <w:t>- Table 2.1 Comparison of detection paradigms. - Table 2.2 Review of existing methods and their limitations. - Table 3.1 Use-case descriptions. - Table 3.2 Integrated public corpus and class distribution. - Table 4.1 Component modules and responsibilities. - Table 4.2 The twelve structural metadata signals. - Table 5.1 Specifications of the development machine. - Table 5.2 Software and libraries used in the project. - Table 5.3 Model and feature hyper-parameters. - Table 6.1 Held-out performance of the deployed fused model. - Table 6.2 Classifier and feature-group comparison (Objective 3). - Table 6.3 Detection of genuine LLM-generated phishing (n = 4,986). - Table 6.4 Before/after adaptive retraining on held-out modern-threat email. - Table 6.5 Commercial-filter comparison: vendor-reported and independently measured AI-phishing detection. - Table 6.6 Comparison with published classical models on comparable public corpora. - Table 6.7 Objectives evaluation summary.</w:t>
+        <w:t>- Table 2.1 Comparison of detection paradigms. - Table 2.2 Review of existing methods and their limitations. - Table 3.1 Use-case descriptions. - Table 3.2 Integrated public corpus and class distribution. - Table 4.1 Component modules and responsibilities. - Table 4.2 The twelve structural metadata signals. - Table 5.1 Specifications of the development machine. - Table 5.2 Software and libraries used in the project. - Table 5.3 Model and feature hyper-parameters. - Table 5.4 Command-line operations used to run the system. - Table 6.1 Held-out performance of the deployed fused model. - Table 6.2 Classifier and feature-group comparison (Objective 3). - Table 6.3 Detection of genuine LLM-generated phishing (n = 4,986). - Table 6.4 Before/after adaptive retraining on held-out modern-threat email. - Table 6.5 Commercial-filter comparison: vendor-reported and independently measured AI-phishing detection. - Table 6.6 Comparison with published classical models on comparable public corpora. - Table 6.7 Objectives evaluation summary.</w:t>
       </w:r>
     </w:p>
     <w:p>
@@ -5967,7 +5967,396 @@
         <w:jc w:val="both"/>
       </w:pPr>
       <w:r>
-        <w:t>The system was operated through four stages. First, the public corpus was merged and de-duplicated into a single reviewed dataset, as described in Section 5.2. Second, the fusion model was trained on the training split and evaluated on the held-out split, after which the trained model was saved for deployment. Third, the external and AI-generated message sets were scored to measure generalisation to modern threats. Fourth, the detection service and the mailbox watcher loaded the saved model and served predictions, while reviewer corrections accumulated in the feedback store to be incorporated in the next retraining cycle. These stages could be triggered through short command-line instructions, which are listed in full in Appendix D for reproducibility; the following figures illustrate the system in operation.</w:t>
+        <w:t>The system was operated through four stages. First, the public corpus was merged and de-duplicated into a single reviewed dataset, as described in Section 5.2. Second, the fusion model was trained on the training split and evaluated on the held-out split, after which the trained model was saved for deployment. Third, the external and AI-generated message sets were scored to measure generalisation to modern threats. Fourth, the detection service and the mailbox watcher loaded the saved model and served predictions, while reviewer corrections accumulated in the feedback store to be incorporated in the next retraining cycle. These stages could be triggered through short command-line instructions, which are listed in Table 5.4; the following figures illustrate the system in operation.</w:t>
+      </w:r>
+    </w:p>
+    <w:p>
+      <w:pPr>
+        <w:spacing w:line="360" w:lineRule="auto" w:after="120" w:before="0"/>
+        <w:jc w:val="both"/>
+      </w:pPr>
+      <w:r>
+        <w:rPr>
+          <w:b/>
+        </w:rPr>
+        <w:t>Table 5.4 — Command-line operations used to run the system.</w:t>
+      </w:r>
+    </w:p>
+    <w:tbl>
+      <w:tblPr>
+        <w:tblStyle w:val="TableGrid"/>
+        <w:tblW w:type="auto" w:w="0"/>
+        <w:jc w:val="center"/>
+        <w:tblLook w:firstColumn="1" w:firstRow="1" w:lastColumn="0" w:lastRow="0" w:noHBand="0" w:noVBand="1" w:val="04A0"/>
+      </w:tblPr>
+      <w:tblGrid>
+        <w:gridCol w:w="4536"/>
+        <w:gridCol w:w="4536"/>
+      </w:tblGrid>
+      <w:tr>
+        <w:tc>
+          <w:tcPr>
+            <w:tcW w:type="dxa" w:w="4536"/>
+            <w:shd w:val="clear" w:fill="D9E2F3"/>
+          </w:tcPr>
+          <w:p>
+            <w:pPr>
+              <w:spacing w:line="240" w:lineRule="auto" w:after="40"/>
+              <w:jc w:val="left"/>
+            </w:pPr>
+            <w:r>
+              <w:rPr>
+                <w:rFonts w:ascii="Times New Roman" w:hAnsi="Times New Roman"/>
+                <w:b/>
+                <w:sz w:val="21"/>
+              </w:rPr>
+            </w:r>
+            <w:r>
+              <w:rPr>
+                <w:rFonts w:ascii="Times New Roman" w:hAnsi="Times New Roman"/>
+                <w:b/>
+                <w:sz w:val="21"/>
+              </w:rPr>
+              <w:t>Operation</w:t>
+            </w:r>
+          </w:p>
+        </w:tc>
+        <w:tc>
+          <w:tcPr>
+            <w:tcW w:type="dxa" w:w="4536"/>
+            <w:shd w:val="clear" w:fill="D9E2F3"/>
+          </w:tcPr>
+          <w:p>
+            <w:pPr>
+              <w:spacing w:line="240" w:lineRule="auto" w:after="40"/>
+              <w:jc w:val="left"/>
+            </w:pPr>
+            <w:r>
+              <w:rPr>
+                <w:rFonts w:ascii="Times New Roman" w:hAnsi="Times New Roman"/>
+                <w:b/>
+                <w:sz w:val="21"/>
+              </w:rPr>
+            </w:r>
+            <w:r>
+              <w:rPr>
+                <w:rFonts w:ascii="Times New Roman" w:hAnsi="Times New Roman"/>
+                <w:b/>
+                <w:sz w:val="21"/>
+              </w:rPr>
+              <w:t>Command</w:t>
+            </w:r>
+          </w:p>
+        </w:tc>
+      </w:tr>
+      <w:tr>
+        <w:tc>
+          <w:tcPr>
+            <w:tcW w:type="dxa" w:w="4536"/>
+          </w:tcPr>
+          <w:p>
+            <w:pPr>
+              <w:spacing w:line="240" w:lineRule="auto" w:after="40"/>
+              <w:jc w:val="left"/>
+            </w:pPr>
+            <w:r>
+              <w:rPr>
+                <w:rFonts w:ascii="Times New Roman" w:hAnsi="Times New Roman"/>
+                <w:sz w:val="21"/>
+              </w:rPr>
+            </w:r>
+            <w:r>
+              <w:rPr>
+                <w:rFonts w:ascii="Times New Roman" w:hAnsi="Times New Roman"/>
+                <w:sz w:val="21"/>
+              </w:rPr>
+              <w:t>Create the virtual environment and install the libraries</w:t>
+            </w:r>
+          </w:p>
+        </w:tc>
+        <w:tc>
+          <w:tcPr>
+            <w:tcW w:type="dxa" w:w="4536"/>
+          </w:tcPr>
+          <w:p>
+            <w:pPr>
+              <w:spacing w:line="240" w:lineRule="auto" w:after="40"/>
+              <w:jc w:val="left"/>
+            </w:pPr>
+            <w:r>
+              <w:rPr>
+                <w:rFonts w:ascii="Times New Roman" w:hAnsi="Times New Roman"/>
+                <w:sz w:val="21"/>
+              </w:rPr>
+            </w:r>
+            <w:r>
+              <w:rPr>
+                <w:rFonts w:ascii="Times New Roman" w:hAnsi="Times New Roman"/>
+                <w:sz w:val="21"/>
+              </w:rPr>
+              <w:t>python -m venv .venv ; .venv\Scripts\activate ; pip install -r requirements.txt</w:t>
+            </w:r>
+          </w:p>
+        </w:tc>
+      </w:tr>
+      <w:tr>
+        <w:tc>
+          <w:tcPr>
+            <w:tcW w:type="dxa" w:w="4536"/>
+          </w:tcPr>
+          <w:p>
+            <w:pPr>
+              <w:spacing w:line="240" w:lineRule="auto" w:after="40"/>
+              <w:jc w:val="left"/>
+            </w:pPr>
+            <w:r>
+              <w:rPr>
+                <w:rFonts w:ascii="Times New Roman" w:hAnsi="Times New Roman"/>
+                <w:sz w:val="21"/>
+              </w:rPr>
+            </w:r>
+            <w:r>
+              <w:rPr>
+                <w:rFonts w:ascii="Times New Roman" w:hAnsi="Times New Roman"/>
+                <w:sz w:val="21"/>
+              </w:rPr>
+              <w:t>Train on the reviewed corpus, evaluate on the held-out split and save the model</w:t>
+            </w:r>
+          </w:p>
+        </w:tc>
+        <w:tc>
+          <w:tcPr>
+            <w:tcW w:type="dxa" w:w="4536"/>
+          </w:tcPr>
+          <w:p>
+            <w:pPr>
+              <w:spacing w:line="240" w:lineRule="auto" w:after="40"/>
+              <w:jc w:val="left"/>
+            </w:pPr>
+            <w:r>
+              <w:rPr>
+                <w:rFonts w:ascii="Times New Roman" w:hAnsi="Times New Roman"/>
+                <w:sz w:val="21"/>
+              </w:rPr>
+            </w:r>
+            <w:r>
+              <w:rPr>
+                <w:rFonts w:ascii="Times New Roman" w:hAnsi="Times New Roman"/>
+                <w:sz w:val="21"/>
+              </w:rPr>
+              <w:t>python -m spam_detection.evaluate data/reviewed_mail.csv --save models/email_spam_detector.joblib</w:t>
+            </w:r>
+          </w:p>
+        </w:tc>
+      </w:tr>
+      <w:tr>
+        <w:tc>
+          <w:tcPr>
+            <w:tcW w:type="dxa" w:w="4536"/>
+          </w:tcPr>
+          <w:p>
+            <w:pPr>
+              <w:spacing w:line="240" w:lineRule="auto" w:after="40"/>
+              <w:jc w:val="left"/>
+            </w:pPr>
+            <w:r>
+              <w:rPr>
+                <w:rFonts w:ascii="Times New Roman" w:hAnsi="Times New Roman"/>
+                <w:sz w:val="21"/>
+              </w:rPr>
+            </w:r>
+            <w:r>
+              <w:rPr>
+                <w:rFonts w:ascii="Times New Roman" w:hAnsi="Times New Roman"/>
+                <w:sz w:val="21"/>
+              </w:rPr>
+              <w:t>Score an external or AI-generated message set</w:t>
+            </w:r>
+          </w:p>
+        </w:tc>
+        <w:tc>
+          <w:tcPr>
+            <w:tcW w:type="dxa" w:w="4536"/>
+          </w:tcPr>
+          <w:p>
+            <w:pPr>
+              <w:spacing w:line="240" w:lineRule="auto" w:after="40"/>
+              <w:jc w:val="left"/>
+            </w:pPr>
+            <w:r>
+              <w:rPr>
+                <w:rFonts w:ascii="Times New Roman" w:hAnsi="Times New Roman"/>
+                <w:sz w:val="21"/>
+              </w:rPr>
+            </w:r>
+            <w:r>
+              <w:rPr>
+                <w:rFonts w:ascii="Times New Roman" w:hAnsi="Times New Roman"/>
+                <w:sz w:val="21"/>
+              </w:rPr>
+              <w:t>python -m spam_detection.evaluate_external models/email_spam_detector.joblib data/llm_test.csv</w:t>
+            </w:r>
+          </w:p>
+        </w:tc>
+      </w:tr>
+      <w:tr>
+        <w:tc>
+          <w:tcPr>
+            <w:tcW w:type="dxa" w:w="4536"/>
+          </w:tcPr>
+          <w:p>
+            <w:pPr>
+              <w:spacing w:line="240" w:lineRule="auto" w:after="40"/>
+              <w:jc w:val="left"/>
+            </w:pPr>
+            <w:r>
+              <w:rPr>
+                <w:rFonts w:ascii="Times New Roman" w:hAnsi="Times New Roman"/>
+                <w:sz w:val="21"/>
+              </w:rPr>
+            </w:r>
+            <w:r>
+              <w:rPr>
+                <w:rFonts w:ascii="Times New Roman" w:hAnsi="Times New Roman"/>
+                <w:sz w:val="21"/>
+              </w:rPr>
+              <w:t>Start the detection service and open it in a web browser</w:t>
+            </w:r>
+          </w:p>
+        </w:tc>
+        <w:tc>
+          <w:tcPr>
+            <w:tcW w:type="dxa" w:w="4536"/>
+          </w:tcPr>
+          <w:p>
+            <w:pPr>
+              <w:spacing w:line="240" w:lineRule="auto" w:after="40"/>
+              <w:jc w:val="left"/>
+            </w:pPr>
+            <w:r>
+              <w:rPr>
+                <w:rFonts w:ascii="Times New Roman" w:hAnsi="Times New Roman"/>
+                <w:sz w:val="21"/>
+              </w:rPr>
+            </w:r>
+            <w:r>
+              <w:rPr>
+                <w:rFonts w:ascii="Times New Roman" w:hAnsi="Times New Roman"/>
+                <w:sz w:val="21"/>
+              </w:rPr>
+              <w:t>python -m uvicorn spam_detection.api:app --host 0.0.0.0 --port 8000</w:t>
+            </w:r>
+          </w:p>
+        </w:tc>
+      </w:tr>
+      <w:tr>
+        <w:tc>
+          <w:tcPr>
+            <w:tcW w:type="dxa" w:w="4536"/>
+          </w:tcPr>
+          <w:p>
+            <w:pPr>
+              <w:spacing w:line="240" w:lineRule="auto" w:after="40"/>
+              <w:jc w:val="left"/>
+            </w:pPr>
+            <w:r>
+              <w:rPr>
+                <w:rFonts w:ascii="Times New Roman" w:hAnsi="Times New Roman"/>
+                <w:sz w:val="21"/>
+              </w:rPr>
+            </w:r>
+            <w:r>
+              <w:rPr>
+                <w:rFonts w:ascii="Times New Roman" w:hAnsi="Times New Roman"/>
+                <w:sz w:val="21"/>
+              </w:rPr>
+              <w:t>Monitor a mail folder and quarantine flagged messages</w:t>
+            </w:r>
+          </w:p>
+        </w:tc>
+        <w:tc>
+          <w:tcPr>
+            <w:tcW w:type="dxa" w:w="4536"/>
+          </w:tcPr>
+          <w:p>
+            <w:pPr>
+              <w:spacing w:line="240" w:lineRule="auto" w:after="40"/>
+              <w:jc w:val="left"/>
+            </w:pPr>
+            <w:r>
+              <w:rPr>
+                <w:rFonts w:ascii="Times New Roman" w:hAnsi="Times New Roman"/>
+                <w:sz w:val="21"/>
+              </w:rPr>
+            </w:r>
+            <w:r>
+              <w:rPr>
+                <w:rFonts w:ascii="Times New Roman" w:hAnsi="Times New Roman"/>
+                <w:sz w:val="21"/>
+              </w:rPr>
+              <w:t>python -m spam_detection.scan_mailbox mail_inbox --action quarantine --watch</w:t>
+            </w:r>
+          </w:p>
+        </w:tc>
+      </w:tr>
+      <w:tr>
+        <w:tc>
+          <w:tcPr>
+            <w:tcW w:type="dxa" w:w="4536"/>
+          </w:tcPr>
+          <w:p>
+            <w:pPr>
+              <w:spacing w:line="240" w:lineRule="auto" w:after="40"/>
+              <w:jc w:val="left"/>
+            </w:pPr>
+            <w:r>
+              <w:rPr>
+                <w:rFonts w:ascii="Times New Roman" w:hAnsi="Times New Roman"/>
+                <w:sz w:val="21"/>
+              </w:rPr>
+            </w:r>
+            <w:r>
+              <w:rPr>
+                <w:rFonts w:ascii="Times New Roman" w:hAnsi="Times New Roman"/>
+                <w:sz w:val="21"/>
+              </w:rPr>
+              <w:t>Retrain from reviewer corrections</w:t>
+            </w:r>
+          </w:p>
+        </w:tc>
+        <w:tc>
+          <w:tcPr>
+            <w:tcW w:type="dxa" w:w="4536"/>
+          </w:tcPr>
+          <w:p>
+            <w:pPr>
+              <w:spacing w:line="240" w:lineRule="auto" w:after="40"/>
+              <w:jc w:val="left"/>
+            </w:pPr>
+            <w:r>
+              <w:rPr>
+                <w:rFonts w:ascii="Times New Roman" w:hAnsi="Times New Roman"/>
+                <w:sz w:val="21"/>
+              </w:rPr>
+            </w:r>
+            <w:r>
+              <w:rPr>
+                <w:rFonts w:ascii="Times New Roman" w:hAnsi="Times New Roman"/>
+                <w:sz w:val="21"/>
+              </w:rPr>
+              <w:t>python -m spam_detection.feedback review_queue.csv</w:t>
+            </w:r>
+          </w:p>
+        </w:tc>
+      </w:tr>
+    </w:tbl>
+    <w:p>
+      <w:pPr>
+        <w:spacing w:line="360" w:lineRule="auto" w:after="120" w:before="0"/>
+        <w:jc w:val="both"/>
+      </w:pPr>
+      <w:r>
+        <w:t>As shown in Table 5.4, every stage of the workflow was reproducible from a single command, which kept the environment easy to recreate on any machine with Python installed and required no graphics-processing hardware. The complete source code is provided in the accompanying submission archive, organised into the modules described in Section 4.2.</w:t>
       </w:r>
     </w:p>
     <w:p>
@@ -6239,7 +6628,7 @@
         <w:jc w:val="both"/>
       </w:pPr>
       <w:r>
-        <w:t>The three classifiers — multinomial Naïve Bayes, class-balanced logistic regression and a linear support-vector machine — were each trained and evaluated under two feature configurations: content features only, and the full content–metadata fusion. All five resulting configurations used the same training and held-out split, the same preprocessing and the same decision threshold, so that the comparison reflected only the choice of classifier and feature set. For each configuration the accuracy, precision, recall, F1 score and ROC-AUC were recorded on the held-out split; the complete command-line procedure is documented in Appendix D. The results on the full 81,152-email corpus are summarised in Table 6.2. The support-vector machine's iteration limit was raised from the default 1,000 to 10,000 because the default value produced a convergence warning on the large fused feature set; with this setting the metrics were stable and effectively unchanged beyond that point.</w:t>
+        <w:t>The three classifiers — multinomial Naïve Bayes, class-balanced logistic regression and a linear support-vector machine — were each trained and evaluated under two feature configurations: content features only, and the full content–metadata fusion. All five resulting configurations used the same training and held-out split, the same preprocessing and the same decision threshold, so that the comparison reflected only the choice of classifier and feature set. For each configuration the accuracy, precision, recall, F1 score and ROC-AUC were recorded on the held-out split; the commands used are listed in Table 5.4. The results on the full 81,152-email corpus are summarised in Table 6.2. The support-vector machine's iteration limit was raised from the default 1,000 to 10,000 because the default value produced a convergence warning on the large fused feature set; with this setting the metrics were stable and effectively unchanged beyond that point.</w:t>
       </w:r>
     </w:p>
     <w:p>
@@ -9215,7 +9604,7 @@
                 <w:rFonts w:ascii="Times New Roman" w:hAnsi="Times New Roman"/>
                 <w:sz w:val="21"/>
               </w:rPr>
-              <w:t>FeatureUnion pipeline with standardised metadata (§3.3, §4.2)</w:t>
+              <w:t>FeatureUnion pipeline with standardised metadata (Sections 3.3 and 4.2)</w:t>
             </w:r>
           </w:p>
         </w:tc>
@@ -9639,7 +10028,7 @@
         <w:spacing w:before="200" w:after="120"/>
       </w:pPr>
       <w:r>
-        <w:t>Appendix D — Command Reference and System Screenshots</w:t>
+        <w:t>Appendix D — Weekly / Bi-weekly Log</w:t>
       </w:r>
     </w:p>
     <w:p>
@@ -9648,272 +10037,7 @@
         <w:jc w:val="both"/>
       </w:pPr>
       <w:r>
-        <w:t>For reproducibility, the system was run from the command line inside the Python virtual environment described in Section 5.2. The environment was created and the required libraries installed with the following commands:</w:t>
-      </w:r>
-    </w:p>
-    <w:p>
-      <w:pPr>
-        <w:spacing w:after="0" w:line="240" w:lineRule="auto"/>
-      </w:pPr>
-      <w:r>
-        <w:rPr>
-          <w:rFonts w:ascii="Consolas" w:hAnsi="Consolas"/>
-          <w:color w:val="222222"/>
-          <w:sz w:val="18"/>
-        </w:rPr>
-        <w:t>python -m venv .venv</w:t>
-      </w:r>
-    </w:p>
-    <w:p>
-      <w:pPr>
-        <w:spacing w:after="0" w:line="240" w:lineRule="auto"/>
-      </w:pPr>
-      <w:r>
-        <w:rPr>
-          <w:rFonts w:ascii="Consolas" w:hAnsi="Consolas"/>
-          <w:color w:val="222222"/>
-          <w:sz w:val="18"/>
-        </w:rPr>
-        <w:t>.venv\Scripts\activate          (Windows)   /   source .venv/bin/activate   (Linux/macOS)</w:t>
-      </w:r>
-    </w:p>
-    <w:p>
-      <w:pPr>
-        <w:spacing w:after="120" w:line="240" w:lineRule="auto"/>
-      </w:pPr>
-      <w:r>
-        <w:rPr>
-          <w:rFonts w:ascii="Consolas" w:hAnsi="Consolas"/>
-          <w:color w:val="222222"/>
-          <w:sz w:val="18"/>
-        </w:rPr>
-        <w:t>pip install -r requirements.txt</w:t>
-      </w:r>
-    </w:p>
-    <w:p>
-      <w:pPr>
-        <w:spacing w:line="360" w:lineRule="auto" w:after="120" w:before="0"/>
-        <w:jc w:val="both"/>
-      </w:pPr>
-      <w:r>
-        <w:t>The four principal operations — training and evaluation, external (AI-mail) evaluation, running the detection service, and continuous mailbox monitoring — were invoked as follows:</w:t>
-      </w:r>
-    </w:p>
-    <w:p>
-      <w:pPr>
-        <w:spacing w:after="0" w:line="240" w:lineRule="auto"/>
-      </w:pPr>
-      <w:r>
-        <w:rPr>
-          <w:rFonts w:ascii="Consolas" w:hAnsi="Consolas"/>
-          <w:color w:val="222222"/>
-          <w:sz w:val="18"/>
-        </w:rPr>
-        <w:t># 1. Train on the reviewed corpus, evaluate on the held-out split, and save the model</w:t>
-      </w:r>
-    </w:p>
-    <w:p>
-      <w:pPr>
-        <w:spacing w:after="0" w:line="240" w:lineRule="auto"/>
-      </w:pPr>
-      <w:r>
-        <w:rPr>
-          <w:rFonts w:ascii="Consolas" w:hAnsi="Consolas"/>
-          <w:color w:val="222222"/>
-          <w:sz w:val="18"/>
-        </w:rPr>
-        <w:t>python -m spam_detection.evaluate data/reviewed_mail.csv --save models/email_spam_detector.joblib</w:t>
-      </w:r>
-    </w:p>
-    <w:p>
-      <w:pPr>
-        <w:spacing w:after="0" w:line="240" w:lineRule="auto"/>
-      </w:pPr>
-      <w:r>
-        <w:rPr>
-          <w:rFonts w:ascii="Consolas" w:hAnsi="Consolas"/>
-          <w:color w:val="222222"/>
-          <w:sz w:val="18"/>
-        </w:rPr>
-        <w:t xml:space="preserve"> </w:t>
-      </w:r>
-    </w:p>
-    <w:p>
-      <w:pPr>
-        <w:spacing w:after="0" w:line="240" w:lineRule="auto"/>
-      </w:pPr>
-      <w:r>
-        <w:rPr>
-          <w:rFonts w:ascii="Consolas" w:hAnsi="Consolas"/>
-          <w:color w:val="222222"/>
-          <w:sz w:val="18"/>
-        </w:rPr>
-        <w:t># 2. Score an external / AI-generated set (a body-only CSV is supported)</w:t>
-      </w:r>
-    </w:p>
-    <w:p>
-      <w:pPr>
-        <w:spacing w:after="0" w:line="240" w:lineRule="auto"/>
-      </w:pPr>
-      <w:r>
-        <w:rPr>
-          <w:rFonts w:ascii="Consolas" w:hAnsi="Consolas"/>
-          <w:color w:val="222222"/>
-          <w:sz w:val="18"/>
-        </w:rPr>
-        <w:t>python -m spam_detection.evaluate_external models/email_spam_detector.joblib data/llm_test.csv</w:t>
-      </w:r>
-    </w:p>
-    <w:p>
-      <w:pPr>
-        <w:spacing w:after="0" w:line="240" w:lineRule="auto"/>
-      </w:pPr>
-      <w:r>
-        <w:rPr>
-          <w:rFonts w:ascii="Consolas" w:hAnsi="Consolas"/>
-          <w:color w:val="222222"/>
-          <w:sz w:val="18"/>
-        </w:rPr>
-        <w:t xml:space="preserve"> </w:t>
-      </w:r>
-    </w:p>
-    <w:p>
-      <w:pPr>
-        <w:spacing w:after="0" w:line="240" w:lineRule="auto"/>
-      </w:pPr>
-      <w:r>
-        <w:rPr>
-          <w:rFonts w:ascii="Consolas" w:hAnsi="Consolas"/>
-          <w:color w:val="222222"/>
-          <w:sz w:val="18"/>
-        </w:rPr>
-        <w:t># 3. Start the detection service, then open its address in a web browser</w:t>
-      </w:r>
-    </w:p>
-    <w:p>
-      <w:pPr>
-        <w:spacing w:after="0" w:line="240" w:lineRule="auto"/>
-      </w:pPr>
-      <w:r>
-        <w:rPr>
-          <w:rFonts w:ascii="Consolas" w:hAnsi="Consolas"/>
-          <w:color w:val="222222"/>
-          <w:sz w:val="18"/>
-        </w:rPr>
-        <w:t>python -m uvicorn spam_detection.api:app --host 0.0.0.0 --port 8000</w:t>
-      </w:r>
-    </w:p>
-    <w:p>
-      <w:pPr>
-        <w:spacing w:after="0" w:line="240" w:lineRule="auto"/>
-      </w:pPr>
-      <w:r>
-        <w:rPr>
-          <w:rFonts w:ascii="Consolas" w:hAnsi="Consolas"/>
-          <w:color w:val="222222"/>
-          <w:sz w:val="18"/>
-        </w:rPr>
-        <w:t xml:space="preserve"> </w:t>
-      </w:r>
-    </w:p>
-    <w:p>
-      <w:pPr>
-        <w:spacing w:after="0" w:line="240" w:lineRule="auto"/>
-      </w:pPr>
-      <w:r>
-        <w:rPr>
-          <w:rFonts w:ascii="Consolas" w:hAnsi="Consolas"/>
-          <w:color w:val="222222"/>
-          <w:sz w:val="18"/>
-        </w:rPr>
-        <w:t># 4. Monitor a folder and quarantine flagged mail as it arrives</w:t>
-      </w:r>
-    </w:p>
-    <w:p>
-      <w:pPr>
-        <w:spacing w:after="0" w:line="240" w:lineRule="auto"/>
-      </w:pPr>
-      <w:r>
-        <w:rPr>
-          <w:rFonts w:ascii="Consolas" w:hAnsi="Consolas"/>
-          <w:color w:val="222222"/>
-          <w:sz w:val="18"/>
-        </w:rPr>
-        <w:t>python -m spam_detection.scan_mailbox mail_inbox --action quarantine --watch</w:t>
-      </w:r>
-    </w:p>
-    <w:p>
-      <w:pPr>
-        <w:spacing w:after="0" w:line="240" w:lineRule="auto"/>
-      </w:pPr>
-      <w:r>
-        <w:rPr>
-          <w:rFonts w:ascii="Consolas" w:hAnsi="Consolas"/>
-          <w:color w:val="222222"/>
-          <w:sz w:val="18"/>
-        </w:rPr>
-        <w:t xml:space="preserve"> </w:t>
-      </w:r>
-    </w:p>
-    <w:p>
-      <w:pPr>
-        <w:spacing w:after="0" w:line="240" w:lineRule="auto"/>
-      </w:pPr>
-      <w:r>
-        <w:rPr>
-          <w:rFonts w:ascii="Consolas" w:hAnsi="Consolas"/>
-          <w:color w:val="222222"/>
-          <w:sz w:val="18"/>
-        </w:rPr>
-        <w:t># 5. Connect to a LIVE mailbox over IMAP and filter real incoming mail</w:t>
-      </w:r>
-    </w:p>
-    <w:p>
-      <w:pPr>
-        <w:spacing w:after="0" w:line="240" w:lineRule="auto"/>
-      </w:pPr>
-      <w:r>
-        <w:rPr>
-          <w:rFonts w:ascii="Consolas" w:hAnsi="Consolas"/>
-          <w:color w:val="222222"/>
-          <w:sz w:val="18"/>
-        </w:rPr>
-        <w:t>#    (set IMAP_HOST / IMAP_USER / IMAP_PASS first, using an app password)</w:t>
-      </w:r>
-    </w:p>
-    <w:p>
-      <w:pPr>
-        <w:spacing w:after="0" w:line="240" w:lineRule="auto"/>
-      </w:pPr>
-      <w:r>
-        <w:rPr>
-          <w:rFonts w:ascii="Consolas" w:hAnsi="Consolas"/>
-          <w:color w:val="222222"/>
-          <w:sz w:val="18"/>
-        </w:rPr>
-        <w:t>python -m spam_detection.imap_watch --action report --watch        # read-only check</w:t>
-      </w:r>
-    </w:p>
-    <w:p>
-      <w:pPr>
-        <w:spacing w:after="120" w:line="240" w:lineRule="auto"/>
-      </w:pPr>
-      <w:r>
-        <w:rPr>
-          <w:rFonts w:ascii="Consolas" w:hAnsi="Consolas"/>
-          <w:color w:val="222222"/>
-          <w:sz w:val="18"/>
-        </w:rPr>
-        <w:t>python -m spam_detection.imap_watch --action quarantine --watch    # move spam to Spam_Quarantine</w:t>
-      </w:r>
-    </w:p>
-    <w:p>
-      <w:pPr>
-        <w:spacing w:line="360" w:lineRule="auto" w:after="120" w:before="0"/>
-        <w:jc w:val="both"/>
-      </w:pPr>
-      <w:r>
-        <w:t>[FILL IN: add any further screenshots not placed in Chapter 5, e.g. the training output and the threshold-sweep output.]</w:t>
+        <w:t>[FILL IN: insert at least six bi-weekly/weekly progress report forms signed by the supervisor.]</w:t>
       </w:r>
     </w:p>
     <w:sectPr>

--- a/reports/paste/CHANGES_ONLY.docx
+++ b/reports/paste/CHANGES_ONLY.docx
@@ -1572,7 +1572,7 @@
                 <w:rFonts w:ascii="Times New Roman" w:hAnsi="Times New Roman"/>
                 <w:sz w:val="21"/>
               </w:rPr>
-              <w:t>Run periodically: the accumulated reviewed feedback is merged with the training data, the new model is validated on the held-out split, and it is redeployed automatically only if performance is maintained.</w:t>
+              <w:t>Run periodically: the accumulated reviewed feedback is merged with the training data and a new model is fitted, which is then evaluated on the held-out split before further use.</w:t>
             </w:r>
           </w:p>
         </w:tc>
@@ -1784,7 +1784,7 @@
         <w:t>Preprocessing.</w:t>
       </w:r>
       <w:r>
-        <w:t xml:space="preserve"> Raw messages were parsed with the Python standard-library email package so that multipart bodies, HTML and headers were handled uniformly. The visible text of each part was extracted, HTML markup was reduced to its text content, and the subject was prefixed to the body. Structural values were derived without reading attachment content, and no message body left the local machine. Malformed or plain-text inputs were handled by a fallback path that treated the entire input as body text and zeroed the header-derived metadata.</w:t>
+        <w:t xml:space="preserve"> Raw messages were parsed with the Python standard-library email package so that multipart bodies and headers were handled uniformly. Available text/plain MIME parts were extracted and the subject was prefixed to the body; when no plain-text part was available, a fallback representation of the raw message was used as the body text. Structural values were derived without reading attachment content, and no message body left the local machine. Malformed or plain-text inputs were handled by a fallback path that treated the entire input as body text and zeroed the header-derived metadata.</w:t>
       </w:r>
     </w:p>
     <w:p>
@@ -6365,7 +6365,7 @@
         <w:jc w:val="both"/>
       </w:pPr>
       <w:r>
-        <w:t>The review console, shown in Figure 5.2, allowed a reviewer to paste an email and immediately see its classification, the probability assigned, and the individual structural signals that fired, together with buttons to confirm or correct the decision. When the detector was accessed through its service interface, it returned a structured response containing the predicted label, the spam probability, a confidence value and the list of contributing signals, as shown in Figure 5.3. Finally, the mailbox watcher could monitor a folder and, in quarantine mode, move each flagged message into a quarantine directory while logging the decision to the review queue, as shown in Figure 5.4. The same automatic score-and-quarantine loop was also implemented for a live, network-connected mailbox over the Internet Message Access Protocol: a connector logs into the account, fetches new messages as they arrive, moves flagged mail into a dedicated quarantine folder within the mailbox and leaves legitimate mail in the inbox, allowing the system to be deployed as a live adaptive filter rather than only as an offline tool.</w:t>
+        <w:t>The review console, shown in Figure 5.2, allowed a reviewer to paste an email and immediately see its classification, the probability assigned, and the individual structural signals that fired, together with buttons to confirm or correct the decision. When the detector was accessed through its service interface, it returned a structured response containing the predicted label, the spam probability, a confidence value and the list of detected structural signals, as shown in Figure 5.3. Finally, the mailbox watcher could monitor a folder and, in quarantine mode, move each flagged message into a quarantine directory while logging the decision to the review queue, as shown in Figure 5.4. The same automatic score-and-quarantine loop was also implemented for a live, network-connected mailbox over the Internet Message Access Protocol: a connector logs into the account, fetches new messages as they arrive, moves flagged mail into a dedicated quarantine folder within the mailbox and leaves legitimate mail in the inbox, allowing the system to be deployed as a live adaptive filter rather than only as an offline tool.</w:t>
       </w:r>
     </w:p>
     <w:tbl>
@@ -7609,7 +7609,7 @@
         <w:jc w:val="both"/>
       </w:pPr>
       <w:r>
-        <w:t>The fusion support vector machine had the marginally highest raw numbers, but the fusion logistic-regression model was selected for deployment for two operational reasons. First, logistic regression outputs a calibrated probability, which allowed the decision threshold to be tuned (the deployed 0.55) and a confidence value and signal explanation to be shown, whereas the support vector machine's decision scores are not directly interpretable as probabilities. Second, the two fusion models were effectively tied in performance (accuracy 0.992 versus 0.993), so the model that provided a tunable threshold, explainable outputs and equally strong results was preferred. The results therefore supported the fusion design and the choice of a calibrated, explainable classifier over the marginally higher-scoring alternative.</w:t>
+        <w:t>The fusion support vector machine had the marginally highest raw numbers, but the fusion logistic-regression model was selected for deployment for two operational reasons. First, logistic regression outputs a spam-probability estimate that can be compared with a configurable threshold (the deployed 0.55) and allows a confidence value and signal explanation to be shown, whereas the support vector machine's decision scores are not directly interpretable as probabilities. Second, the two fusion models were effectively tied in performance (accuracy 0.992 versus 0.993), so the model that provided a tunable threshold, explainable outputs and equally strong results was preferred. The results therefore supported the fusion design and the choice of a probability-based, explainable classifier over the marginally higher-scoring alternative.</w:t>
       </w:r>
     </w:p>
     <w:p>
@@ -8115,7 +8115,7 @@
         <w:jc w:val="both"/>
       </w:pPr>
       <w:r>
-        <w:t>The improvement was greatest for threat types actually represented in the reviewed feedback; this scope was reported honestly rather than claiming universal adaptation. The retraining path was fully automated but gated on a held-out validation check, so a new model was redeployed only if it maintained main-corpus accuracy while improving the target threat ranking. This prevented a small feedback batch from degrading the detector and distinguished the system from both a static model and an uncontrolled online-learning loop. The improvement in ranking is visualised by the two ROC curves, before and after retraining, in Figure 6.4.</w:t>
+        <w:t>The improvement was greatest for threat types actually represented in the reviewed feedback; this scope was reported honestly rather than claiming universal adaptation. The retraining cycle was run as a scheduled batch step, and the retrained model was evaluated on the held-out data before further use, confirming that main-corpus accuracy was maintained while the target threat ranking improved. Retraining in controlled batches rather than continuously distinguished the system from both a static model and an uncontrolled online-learning loop. The improvement in ranking is visualised by the two ROC curves, before and after retraining, in Figure 6.4.</w:t>
       </w:r>
     </w:p>
     <w:tbl>
@@ -9782,7 +9782,7 @@
         <w:jc w:val="both"/>
       </w:pPr>
       <w:r>
-        <w:t>Objective 3, training and evaluating Naïve Bayes, logistic regression and the support-vector machine, was achieved. All three classifiers were trained and evaluated on the same stratified 75/25 split under identical settings (Table 6.2); the fused logistic-regression model was selected for deployment because it matched the best reported accuracy while also providing calibrated probabilities and a tunable decision threshold.</w:t>
+        <w:t>Objective 3, training and evaluating Naïve Bayes, logistic regression and the support-vector machine, was achieved. All three classifiers were trained and evaluated on the same stratified 75/25 split under identical settings (Table 6.2); the fused logistic-regression model was selected for deployment because it matched the best reported accuracy while also providing probability estimates and a tunable decision threshold.</w:t>
       </w:r>
     </w:p>
     <w:p>

--- a/reports/paste/CHANGES_ONLY.docx
+++ b/reports/paste/CHANGES_ONLY.docx
@@ -174,7 +174,7 @@
         <w:jc w:val="both"/>
       </w:pPr>
       <w:r>
-        <w:t>- Table 2.1 Comparison of detection paradigms. - Table 2.2 Review of existing methods and their limitations. - Table 3.1 Use-case descriptions. - Table 3.2 Integrated public corpus and class distribution. - Table 4.1 Component modules and responsibilities. - Table 4.2 The twelve structural metadata signals. - Table 5.1 Specifications of the development machine. - Table 5.2 Software and libraries used in the project. - Table 5.3 Model and feature hyper-parameters. - Table 5.4 Command-line operations used to run the system. - Table 6.1 Held-out performance of the deployed fused model. - Table 6.2 Classifier and feature-group comparison (Objective 3). - Table 6.3 Detection of genuine LLM-generated phishing (n = 4,986). - Table 6.4 Before/after adaptive retraining on held-out modern-threat email. - Table 6.5 Commercial-filter comparison: vendor-reported and independently measured AI-phishing detection. - Table 6.6 Comparison with published classical models on comparable public corpora. - Table 6.7 Objectives evaluation summary.</w:t>
+        <w:t>- Table 2.1 Comparison of detection paradigms. - Table 2.2 Review of existing methods and their limitations. - Table 3.1 Use-case descriptions. - Table 3.2 Integrated public corpus and class distribution. - Table 4.1 Component modules and responsibilities. - Table 4.2 The thirteen structural metadata signals. - Table 5.1 Specifications of the development machine. - Table 5.2 Software and libraries used in the project. - Table 5.3 Model and feature hyper-parameters. - Table 5.4 Command-line operations used to run the system. - Table 6.1 Held-out performance of the deployed fused model. - Table 6.2 Classifier and feature-group comparison (Objective 3). - Table 6.3 Detection of genuine LLM-generated phishing (n = 4,986). - Table 6.4 Before/after adaptive retraining on held-out modern-threat email. - Table 6.5 Commercial-filter comparison: vendor-reported and independently measured AI-phishing detection. - Table 6.6 Comparison with published classical models on comparable public corpora. - Table 6.7 Objectives evaluation summary.</w:t>
       </w:r>
     </w:p>
     <w:p>
@@ -1676,9 +1676,7 @@
           <w:rFonts w:ascii="Cambria Math" w:hAnsi="Cambria Math"/>
           <w:sz w:val="24"/>
         </w:rPr>
-        <w:t>w(t, d) = tf(t, d) · idf(t)</w:t>
-        <w:tab/>
-        <w:tab/>
+        <w:t>w(t, d) = ( 1 + ln tf(t, d) ) · idf(t)</w:t>
         <w:tab/>
         <w:tab/>
         <w:tab/>
@@ -1701,8 +1699,7 @@
           <w:rFonts w:ascii="Cambria Math" w:hAnsi="Cambria Math"/>
           <w:sz w:val="24"/>
         </w:rPr>
-        <w:t>idf(t) = ln ( N / (1 + df(t)) ) + 1</w:t>
-        <w:tab/>
+        <w:t>idf(t) = ln ( (1 + N) / (1 + df(t)) ) + 1</w:t>
         <w:tab/>
         <w:tab/>
         <w:tab/>
@@ -1720,7 +1717,7 @@
         <w:jc w:val="both"/>
       </w:pPr>
       <w:r>
-        <w:t>where tf(t, d) is the frequency of term t in email d, df(t) is the number of emails in the training set that contain t, and N is the total number of emails. A term that is frequent in one email but rare across all emails therefore receives a high weight, while common words receive a low weight.</w:t>
+        <w:t>where tf(t, d) is the frequency of term t in email d, df(t) is the number of emails in the training set that contain t, and N is the total number of emails. Equation (3.1) uses the sub-linear term-frequency scaling configured in the vectoriser, and Equation (3.2) is the smoothed inverse-document-frequency form used by the library; the resulting vectors were L2-normalised. A term that is frequent in one email but rare across all emails therefore receives a high weight, while common words receive a low weight.</w:t>
       </w:r>
     </w:p>
     <w:p>
@@ -1735,7 +1732,7 @@
         <w:t>Metadata features.</w:t>
       </w:r>
       <w:r>
-        <w:t xml:space="preserve"> Twelve structural signals were extracted from the parsed message and encoded with a dictionary vectoriser: subject length, body length, URL count, number of unique link domains, attachment count, a sender-has-domain flag, a sender-domain/link-domain mismatch flag, reply-to presence, sender-policy-framework pass indicator, DomainKeys-Identified-Mail presence indicator, subject all-capitals ratio, exclamation count and a suspicious/urgency-term count. These metadata values were standardised (with a sparse-safe standard scaler) so that raw lengths could not dominate the normalised text features. Each metadata value x was standardised to z as in Equation (3.3):</w:t>
+        <w:t xml:space="preserve"> Thirteen structural signals were extracted from the parsed message and encoded with a dictionary vectoriser: subject length, body length, URL count, number of unique link domains, attachment count, a sender-has-domain flag, a sender-domain/link-domain mismatch flag, reply-to presence, sender-policy-framework pass indicator, DomainKeys-Identified-Mail presence indicator, subject all-capitals ratio, exclamation count and a suspicious/urgency-term count. These metadata values were standardised (with a sparse-safe standard scaler) so that raw lengths could not dominate the normalised text features. Each metadata value x was standardised to z as in Equation (3.3):</w:t>
       </w:r>
     </w:p>
     <w:p>
@@ -2196,7 +2193,7 @@
         <w:t>Parsing and feature extraction</w:t>
       </w:r>
       <w:r>
-        <w:t xml:space="preserve"> — robust RFC-5322 parsing producing content text and the twelve metadata signals, with crash-safe handling of malformed mail. 3. </w:t>
+        <w:t xml:space="preserve"> — robust RFC-5322 parsing producing content text and the thirteen metadata signals, with crash-safe handling of malformed mail. 3. </w:t>
       </w:r>
       <w:r>
         <w:rPr>
@@ -2548,7 +2545,7 @@
                 <w:rFonts w:ascii="Times New Roman" w:hAnsi="Times New Roman"/>
                 <w:sz w:val="21"/>
               </w:rPr>
-              <w:t>Parsed each message and produced the content text together with the twelve structural metadata signals.</w:t>
+              <w:t>Parsed each message and produced the content text together with the thirteen structural metadata signals.</w:t>
             </w:r>
           </w:p>
         </w:tc>
@@ -3105,7 +3102,7 @@
         <w:jc w:val="both"/>
       </w:pPr>
       <w:r>
-        <w:t>Each message was parsed according to the standard Internet message format (RFC 5322) to separate the headers, the subject, the body and any attachments. Parsing was deliberately defensive: malformed links were handled without aborting, and a message that was plain text with no headers (as in the body-only AI-generated test sets) was still accepted, with the header-derived signals set to neutral values so that the feature structure was preserved. From the parsed message the extractor produced two outputs: the textual content (subject and body concatenated) for the content features, and a set of twelve structural metadata signals described in Section 4.3.</w:t>
+        <w:t>Each message was parsed according to the standard Internet message format (RFC 5322) to separate the headers, the subject, the body and any attachments. Parsing was deliberately defensive: malformed links were handled without aborting, and a message that was plain text with no headers (as in the body-only AI-generated test sets) was still accepted, with the header-derived signals set to neutral values so that the feature structure was preserved. From the parsed message the extractor produced two outputs: the textual content (subject and body concatenated) for the content features, and a set of thirteen structural metadata signals described in Section 4.3.</w:t>
       </w:r>
     </w:p>
     <w:p>
@@ -3123,7 +3120,7 @@
         <w:jc w:val="both"/>
       </w:pPr>
       <w:r>
-        <w:t>The classification engine was the core of the system and is specified in full in Table 5.3. It joined three feature branches into one sparse vector. Two branches described the text using term frequency–inverse document frequency: a word branch over one- and two-word terms (capped at 40,000 features) that captured phrasing, and a character branch over three- to five-character sequences (capped at 30,000 features) that tolerated obfuscation such as inserted symbols. The third branch encoded the twelve metadata signals and scaled them so that their magnitudes did not overwhelm the text features. The scaled, combined vector was passed to a class-balanced logistic-regression classifier (regularisation strength C = 1.5), which output a spam probability; multinomial Naïve Bayes and a linear support-vector machine were also implemented and evaluated for comparison. A configurable decision threshold (0.55 by default) converted the probability into a spam-or-legitimate label, and the metadata signals that contributed most to a positive decision were returned as an explanation.</w:t>
+        <w:t>The classification engine was the core of the system and is specified in full in Table 5.3. It joined three feature branches into one sparse vector. Two branches described the text using term frequency–inverse document frequency: a word branch over one- and two-word terms (capped at 40,000 features) that captured phrasing, and a character branch over three- to five-character sequences (capped at 30,000 features) that tolerated obfuscation such as inserted symbols. The third branch encoded the thirteen metadata signals and scaled them so that their magnitudes did not overwhelm the text features. The scaled, combined vector was passed to a class-balanced logistic-regression classifier (regularisation strength C = 1.5), which output a spam probability; multinomial Naïve Bayes and a linear support-vector machine were also implemented and evaluated for comparison. A configurable decision threshold (0.55 by default) converted the probability into a spam-or-legitimate label, and the metadata signals that contributed most to a positive decision were returned as an explanation.</w:t>
       </w:r>
     </w:p>
     <w:p>
@@ -3241,7 +3238,7 @@
         <w:jc w:val="both"/>
       </w:pPr>
       <w:r>
-        <w:t>The twelve structural metadata signals are defined in Table 4.2.</w:t>
+        <w:t>The thirteen structural metadata signals are defined in Table 4.2.</w:t>
       </w:r>
     </w:p>
     <w:p>
@@ -3253,7 +3250,7 @@
         <w:rPr>
           <w:b/>
         </w:rPr>
-        <w:t>Table 4.2 — The twelve structural metadata signals.</w:t>
+        <w:t>Table 4.2 — The thirteen structural metadata signals.</w:t>
       </w:r>
     </w:p>
     <w:tbl>
@@ -3894,7 +3891,7 @@
                 <w:rFonts w:ascii="Times New Roman" w:hAnsi="Times New Roman"/>
                 <w:sz w:val="21"/>
               </w:rPr>
-              <w:t>Urgency markers</w:t>
+              <w:t>Exclamation count</w:t>
             </w:r>
           </w:p>
         </w:tc>
@@ -3918,7 +3915,57 @@
                 <w:rFonts w:ascii="Times New Roman" w:hAnsi="Times New Roman"/>
                 <w:sz w:val="21"/>
               </w:rPr>
-              <w:t>Count of exclamation marks and of urgent/verification terms.</w:t>
+              <w:t>Number of exclamation marks in the subject and body.</w:t>
+            </w:r>
+          </w:p>
+        </w:tc>
+      </w:tr>
+      <w:tr>
+        <w:tc>
+          <w:tcPr>
+            <w:tcW w:type="dxa" w:w="4536"/>
+          </w:tcPr>
+          <w:p>
+            <w:pPr>
+              <w:spacing w:line="240" w:lineRule="auto" w:after="40"/>
+              <w:jc w:val="left"/>
+            </w:pPr>
+            <w:r>
+              <w:rPr>
+                <w:rFonts w:ascii="Times New Roman" w:hAnsi="Times New Roman"/>
+                <w:sz w:val="21"/>
+              </w:rPr>
+            </w:r>
+            <w:r>
+              <w:rPr>
+                <w:rFonts w:ascii="Times New Roman" w:hAnsi="Times New Roman"/>
+                <w:sz w:val="21"/>
+              </w:rPr>
+              <w:t>Urgency term count</w:t>
+            </w:r>
+          </w:p>
+        </w:tc>
+        <w:tc>
+          <w:tcPr>
+            <w:tcW w:type="dxa" w:w="4536"/>
+          </w:tcPr>
+          <w:p>
+            <w:pPr>
+              <w:spacing w:line="240" w:lineRule="auto" w:after="40"/>
+              <w:jc w:val="left"/>
+            </w:pPr>
+            <w:r>
+              <w:rPr>
+                <w:rFonts w:ascii="Times New Roman" w:hAnsi="Times New Roman"/>
+                <w:sz w:val="21"/>
+              </w:rPr>
+            </w:r>
+            <w:r>
+              <w:rPr>
+                <w:rFonts w:ascii="Times New Roman" w:hAnsi="Times New Roman"/>
+                <w:sz w:val="21"/>
+              </w:rPr>
+              <w:t>Number of urgent or verification-related terms (eleven-term list) found in the subject and body.</w:t>
             </w:r>
           </w:p>
         </w:tc>
@@ -3930,7 +3977,7 @@
         <w:jc w:val="both"/>
       </w:pPr>
       <w:r>
-        <w:t>The subject and body were concatenated into a single content string so that both parts were represented in the text features. For plain-text inputs without headers (such as the body-only external sets), the parser treated the whole input as the body and set the header-derived signals to neutral values, preserving the feature-vector structure. Once trained, the model was saved to a single file so that the service and the mailbox watcher loaded an identical predictor. Keeping the metadata to twelve signals deliberately avoided a large, fragile handcrafted rule set: unlike a keyword blocklist, each signal contributed a numeric feature whose weight was learned by the classifier rather than maintained by hand, satisfying the objective of an adaptive, learning-based system rather than a static rule engine.</w:t>
+        <w:t>The subject and body were concatenated into a single content string so that both parts were represented in the text features. For plain-text inputs without headers (such as the body-only external sets), the parser treated the whole input as the body and set the header-derived signals to neutral values, preserving the feature-vector structure. Once trained, the model was saved to a single file so that the service and the mailbox watcher loaded an identical predictor. Keeping the metadata to thirteen signals deliberately avoided a large, fragile handcrafted rule set: unlike a keyword blocklist, each signal contributed a numeric feature whose weight was learned by the classifier rather than maintained by hand, satisfying the objective of an adaptive, learning-based system rather than a static rule engine.</w:t>
       </w:r>
     </w:p>
     <w:p>
@@ -5949,7 +5996,7 @@
         <w:jc w:val="both"/>
       </w:pPr>
       <w:r>
-        <w:t>In plain terms, the word and character TF-IDF rows controlled how the email text was turned into numbers: single words and two-word pairs (and three-to-five-character fragments) were counted, up to a fixed vocabulary size, with very frequent words dampened. The dictionary vectoriser turned the twelve metadata signals into numerical features, and the standard scaler rescaled those signals so that a raw value such as body length could not outweigh the word features. The classifier used class-balanced weighting so that the spam and legitimate classes were treated fairly even if one was more common, with a regularisation strength of C = 1.5. The decision threshold of 0.55 meant an email was flagged as spam only when the model's spam probability exceeded 0.55; lowering it caught more spam but produced more false positives, and the threshold sweep used in evaluation chose a suitable operating point. A fixed random seed ensured that the same training run could be reproduced exactly.</w:t>
+        <w:t>In plain terms, the word and character TF-IDF rows controlled how the email text was turned into numbers: single words and two-word pairs (and three-to-five-character fragments) were counted, up to a fixed vocabulary size, with very frequent words dampened. The dictionary vectoriser turned the thirteen metadata signals into numerical features, and the standard scaler rescaled those signals so that a raw value such as body length could not outweigh the word features. The classifier used class-balanced weighting so that the spam and legitimate classes were treated fairly even if one was more common, with a regularisation strength of C = 1.5. The decision threshold of 0.55 meant an email was flagged as spam only when the model's spam probability exceeded 0.55; lowering it caught more spam but produced more false positives, and the threshold sweep used in evaluation chose a suitable operating point. A fixed random seed ensured that the same training run could be reproduced exactly.</w:t>
       </w:r>
     </w:p>
     <w:p>
@@ -7600,7 +7647,7 @@
         <w:jc w:val="both"/>
       </w:pPr>
       <w:r>
-        <w:t>Recall was the operationally important metric for a filter, because it measured how much phishing was actually caught. Here the fusion models were best, with the fusion support vector machine at 0.995 and the deployed fusion logistic regression at 0.994, both above their content-only forms (0.993 and 0.990). Adding the twelve metadata signals therefore bought additional phishing recall, as intended in the fusion design. The F1 score, which balances precision and recall, followed the same ordering, with the two fusion classifiers highest (0.993 and 0.992). Finally, the ROC-AUC measured how reliably each model ranked spam above legitimate mail regardless of threshold; every learned configuration reached 0.999 or 1.000, indicating near-perfect ranking on the held-out corpus.</w:t>
+        <w:t>Recall was the operationally important metric for a filter, because it measured how much phishing was actually caught. Here the fusion models were best, with the fusion support vector machine at 0.995 and the deployed fusion logistic regression at 0.994, both above their content-only forms (0.993 and 0.990). Adding the thirteen metadata signals therefore bought additional phishing recall, as intended in the fusion design. The F1 score, which balances precision and recall, followed the same ordering, with the two fusion classifiers highest (0.993 and 0.992). Finally, the ROC-AUC measured how reliably each model ranked spam above legitimate mail regardless of threshold; every learned configuration reached 0.999 or 1.000, indicating near-perfect ranking on the held-out corpus.</w:t>
       </w:r>
     </w:p>
     <w:p>
@@ -9184,7 +9231,7 @@
                 <w:b/>
                 <w:sz w:val="21"/>
               </w:rPr>
-              <w:t>Proposed fusion LR (word+char TF-IDF + 12 metadata)</w:t>
+              <w:t>Proposed fusion LR (word+char TF-IDF + 13 metadata)</w:t>
             </w:r>
           </w:p>
         </w:tc>
@@ -9530,7 +9577,7 @@
                 <w:rFonts w:ascii="Times New Roman" w:hAnsi="Times New Roman"/>
                 <w:sz w:val="21"/>
               </w:rPr>
-              <w:t>Content and metadata extraction component; twelve metadata signals (Table 4.2)</w:t>
+              <w:t>Content and metadata extraction component; thirteen metadata signals (Table 4.2)</w:t>
             </w:r>
           </w:p>
         </w:tc>
@@ -9764,7 +9811,7 @@
         <w:jc w:val="both"/>
       </w:pPr>
       <w:r>
-        <w:t>Objective 1, extracting content and metadata features, was achieved. The system extracted both word- and character-level content features using term-frequency inverse-document-frequency weighting, together with twelve structural metadata signals (Section 4.2, Table 4.2) such as link counts, the mismatch between the sender domain and linked domains, and authentication indicators; a message was therefore judged on both what it said and how it was structured, rather than on either source alone.</w:t>
+        <w:t>Objective 1, extracting content and metadata features, was achieved. The system extracted both word- and character-level content features using term-frequency inverse-document-frequency weighting, together with thirteen structural metadata signals (Section 4.2, Table 4.2) such as link counts, the mismatch between the sender domain and linked domains, and authentication indicators; a message was therefore judged on both what it said and how it was structured, rather than on either source alone.</w:t>
       </w:r>
     </w:p>
     <w:p>

--- a/reports/paste/CHANGES_ONLY.docx
+++ b/reports/paste/CHANGES_ONLY.docx
@@ -174,7 +174,7 @@
         <w:jc w:val="both"/>
       </w:pPr>
       <w:r>
-        <w:t>- Table 2.1 Comparison of detection paradigms. - Table 2.2 Review of existing methods and their limitations. - Table 3.1 Use-case descriptions. - Table 3.2 Integrated public corpus and class distribution. - Table 4.1 Component modules and responsibilities. - Table 4.2 The thirteen structural metadata signals. - Table 5.1 Specifications of the development machine. - Table 5.2 Software and libraries used in the project. - Table 5.3 Model and feature hyper-parameters. - Table 5.4 Command-line operations used to run the system. - Table 6.1 Held-out performance of the deployed fused model. - Table 6.2 Classifier and feature-group comparison (Objective 3). - Table 6.3 Detection of genuine LLM-generated phishing (n = 4,986). - Table 6.4 Before/after adaptive retraining on held-out modern-threat email. - Table 6.5 Commercial-filter comparison: vendor-reported and independently measured AI-phishing detection. - Table 6.6 Comparison with published classical models on comparable public corpora. - Table 6.7 Objectives evaluation summary.</w:t>
+        <w:t>- Table 2.1 Comparison of detection paradigms. - Table 2.2 Review of existing methods and their limitations. - Table 3.1 Use-case descriptions. - Table 3.2 Integrated public corpus and class distribution. - Table 4.1 Component modules and responsibilities. - Table 4.2 The thirteen structural metadata signals. - Table 5.1 Specifications of the development machine. - Table 5.2 Software and libraries used in the project. - Table 5.3 Model and feature hyper-parameters. - Table 5.4 Mailbox connection and filtering configuration. - Table 5.5 Command-line operations used to run the system. - Table 6.1 Held-out performance of the deployed fused model. - Table 6.2 Classifier and feature-group comparison (Objective 3). - Table 6.3 Detection of genuine LLM-generated phishing (n = 4,986). - Table 6.4 Before/after adaptive retraining on held-out modern-threat email. - Table 6.5 Commercial-filter comparison: vendor-reported and independently measured AI-phishing detection. - Table 6.6 Comparison with published classical models on comparable public corpora. - Table 6.7 Objectives evaluation summary.</w:t>
       </w:r>
     </w:p>
     <w:p>
@@ -5557,7 +5557,97 @@
         <w:jc w:val="both"/>
       </w:pPr>
       <w:r>
-        <w:t>The system was entirely self-contained: all classification was performed locally by the trained model, so no external application-programming-interface keys, cloud look-up services or device-level permissions were required to run it. Configuration therefore consisted of the feature-extraction and classifier settings fixed at training time, together with the decision threshold used at deployment. The deployed decision threshold defaulted to 0.55 in the mailbox tool and was re-tuned per deployment using the threshold sweep; lowering the threshold increased recall at the cost of more false positives, which was useful when prioritising catch rate for AI-style mail. Table 5.3 lists the model and feature hyper-parameters.</w:t>
+        <w:t>This section outlines the configuration steps required to prepare the environment, train the detector and connect it to a mailbox so that incoming messages are scored automatically. No paid service, cloud classification API or third-party scanning key was required: all classification is performed locally by the trained model, and the only credential involved is the mail-account application password used to read the mailbox. Each step below was performed once and is reproducible on any machine with Python installed.</w:t>
+      </w:r>
+    </w:p>
+    <w:p>
+      <w:pPr>
+        <w:pStyle w:val="Heading3"/>
+        <w:spacing w:before="200" w:after="120"/>
+      </w:pPr>
+      <w:r>
+        <w:t>5.3.1 Python Environment Configuration</w:t>
+      </w:r>
+    </w:p>
+    <w:p>
+      <w:pPr>
+        <w:spacing w:line="360" w:lineRule="auto" w:after="120" w:before="0"/>
+        <w:jc w:val="both"/>
+      </w:pPr>
+      <w:r>
+        <w:t xml:space="preserve">1. </w:t>
+      </w:r>
+      <w:r>
+        <w:rPr>
+          <w:b/>
+        </w:rPr>
+        <w:t>Install Python 3.13</w:t>
+      </w:r>
+      <w:r>
+        <w:t xml:space="preserve"> for Windows from python.org, selecting "Add python.exe to PATH". 2. </w:t>
+      </w:r>
+      <w:r>
+        <w:rPr>
+          <w:b/>
+        </w:rPr>
+        <w:t>Create the project virtual environment</w:t>
+      </w:r>
+      <w:r>
+        <w:t xml:space="preserve"> in the project folder so that the libraries are isolated from the system installation: python -m venv .venv 3. </w:t>
+      </w:r>
+      <w:r>
+        <w:rPr>
+          <w:b/>
+        </w:rPr>
+        <w:t>Activate the environment</w:t>
+      </w:r>
+      <w:r>
+        <w:t xml:space="preserve">: .venv\Scripts\activate (the prompt is then prefixed with (.venv)). 4. </w:t>
+      </w:r>
+      <w:r>
+        <w:rPr>
+          <w:b/>
+        </w:rPr>
+        <w:t>Install the required libraries</w:t>
+      </w:r>
+      <w:r>
+        <w:t xml:space="preserve">: pip install -r requirements.txt, which installs scikit-learn, FastAPI, Uvicorn, pandas, Matplotlib and Joblib together with their dependencies. 5. </w:t>
+      </w:r>
+      <w:r>
+        <w:rPr>
+          <w:b/>
+        </w:rPr>
+        <w:t>Verify the installation</w:t>
+      </w:r>
+      <w:r>
+        <w:t xml:space="preserve"> with pip list, as shown in Figure 5.1.</w:t>
+      </w:r>
+    </w:p>
+    <w:p>
+      <w:pPr>
+        <w:spacing w:line="360" w:lineRule="auto" w:after="120" w:before="0"/>
+        <w:jc w:val="both"/>
+      </w:pPr>
+      <w:r>
+        <w:t>No configuration file, environment variable or administrator privilege is required for this stage.</w:t>
+      </w:r>
+    </w:p>
+    <w:p>
+      <w:pPr>
+        <w:pStyle w:val="Heading3"/>
+        <w:spacing w:before="200" w:after="120"/>
+      </w:pPr>
+      <w:r>
+        <w:t>5.3.2 Detector Configuration</w:t>
+      </w:r>
+    </w:p>
+    <w:p>
+      <w:pPr>
+        <w:spacing w:line="360" w:lineRule="auto" w:after="120" w:before="0"/>
+        <w:jc w:val="both"/>
+      </w:pPr>
+      <w:r>
+        <w:t>The classifier settings were fixed at training time and are stored inside the saved model file, so the mailbox connector and the service load an identical predictor. The deployed decision threshold defaulted to 0.55 and was re-tuned per deployment using the threshold sweep; lowering the threshold increased recall at the cost of more false positives, which was useful when prioritising catch rate for AI-style mail. Table 5.3 lists the model and feature hyper-parameters.</w:t>
       </w:r>
     </w:p>
     <w:p>
@@ -6001,6 +6091,932 @@
     </w:p>
     <w:p>
       <w:pPr>
+        <w:pStyle w:val="Heading3"/>
+        <w:spacing w:before="200" w:after="120"/>
+      </w:pPr>
+      <w:r>
+        <w:t>5.3.3 Mail-Account Configuration for Live Filtering</w:t>
+      </w:r>
+    </w:p>
+    <w:p>
+      <w:pPr>
+        <w:spacing w:line="360" w:lineRule="auto" w:after="120" w:before="0"/>
+        <w:jc w:val="both"/>
+      </w:pPr>
+      <w:r>
+        <w:t>To filter real incoming mail rather than pasted samples, the detector connects to a mail account over the Internet Message Access Protocol (IMAP), the same protocol ordinary mail clients use to read mail. A dedicated test account was used throughout, so that no third party's private correspondence was processed. The account was prepared as follows:</w:t>
+      </w:r>
+    </w:p>
+    <w:p>
+      <w:pPr>
+        <w:spacing w:line="360" w:lineRule="auto" w:after="120" w:before="0"/>
+        <w:jc w:val="both"/>
+      </w:pPr>
+      <w:r>
+        <w:t xml:space="preserve">1. </w:t>
+      </w:r>
+      <w:r>
+        <w:rPr>
+          <w:b/>
+        </w:rPr>
+        <w:t>Create a dedicated test mail account</w:t>
+      </w:r>
+      <w:r>
+        <w:t xml:space="preserve"> used only for this project, so that no personal or third-party mail is read by the system. 2. </w:t>
+      </w:r>
+      <w:r>
+        <w:rPr>
+          <w:b/>
+        </w:rPr>
+        <w:t>Enable two-step verification</w:t>
+      </w:r>
+      <w:r>
+        <w:t xml:space="preserve"> on that account, which is a prerequisite for issuing an application password. 3. </w:t>
+      </w:r>
+      <w:r>
+        <w:rPr>
+          <w:b/>
+        </w:rPr>
+        <w:t>Generate an application password</w:t>
+      </w:r>
+      <w:r>
+        <w:t xml:space="preserve">: in the account security settings, create a sixteen- character application password for the connector. The ordinary login password is never used and is never stored by the system. 4. </w:t>
+      </w:r>
+      <w:r>
+        <w:rPr>
+          <w:b/>
+        </w:rPr>
+        <w:t>Enable IMAP access</w:t>
+      </w:r>
+      <w:r>
+        <w:t xml:space="preserve"> in the mail account settings so that external clients may read the mailbox. 5. </w:t>
+      </w:r>
+      <w:r>
+        <w:rPr>
+          <w:b/>
+        </w:rPr>
+        <w:t>Supply the credentials as environment variables</w:t>
+      </w:r>
+      <w:r>
+        <w:t xml:space="preserve"> rather than editing any source file, so that no password is written into the code or the report:</w:t>
+      </w:r>
+    </w:p>
+    <w:p>
+      <w:pPr>
+        <w:spacing w:after="0" w:line="240" w:lineRule="auto"/>
+      </w:pPr>
+      <w:r>
+        <w:rPr>
+          <w:rFonts w:ascii="Consolas" w:hAnsi="Consolas"/>
+          <w:color w:val="222222"/>
+          <w:sz w:val="18"/>
+        </w:rPr>
+        <w:t>$env:IMAP_USER = "the test address"</w:t>
+      </w:r>
+    </w:p>
+    <w:p>
+      <w:pPr>
+        <w:spacing w:after="120" w:line="240" w:lineRule="auto"/>
+      </w:pPr>
+      <w:r>
+        <w:rPr>
+          <w:rFonts w:ascii="Consolas" w:hAnsi="Consolas"/>
+          <w:color w:val="222222"/>
+          <w:sz w:val="18"/>
+        </w:rPr>
+        <w:t>$env:IMAP_PASS = "the sixteen-character application password"</w:t>
+      </w:r>
+    </w:p>
+    <w:p>
+      <w:pPr>
+        <w:spacing w:line="360" w:lineRule="auto" w:after="120" w:before="0"/>
+        <w:jc w:val="both"/>
+      </w:pPr>
+      <w:r>
+        <w:t xml:space="preserve">6. </w:t>
+      </w:r>
+      <w:r>
+        <w:rPr>
+          <w:b/>
+        </w:rPr>
+        <w:t>Run a read-only check first.</w:t>
+      </w:r>
+      <w:r>
+        <w:t xml:space="preserve"> The connector defaults to report mode, in which messages are scored and logged but nothing is moved or deleted: python -m spam_detection.imap_watch --action report 7. </w:t>
+      </w:r>
+      <w:r>
+        <w:rPr>
+          <w:b/>
+        </w:rPr>
+        <w:t>Enable automatic filtering</w:t>
+      </w:r>
+      <w:r>
+        <w:t xml:space="preserve"> once the read-only check succeeds: python -m spam_detection.imap_watch --action quarantine --watch</w:t>
+      </w:r>
+    </w:p>
+    <w:p>
+      <w:pPr>
+        <w:pStyle w:val="Heading3"/>
+        <w:spacing w:before="200" w:after="120"/>
+      </w:pPr>
+      <w:r>
+        <w:t>5.3.4 Filtering and Review Configuration</w:t>
+      </w:r>
+    </w:p>
+    <w:p>
+      <w:pPr>
+        <w:spacing w:line="360" w:lineRule="auto" w:after="120" w:before="0"/>
+        <w:jc w:val="both"/>
+      </w:pPr>
+      <w:r>
+        <w:t>The connector's operational settings are summarised in Table 5.4. The server host and port are inferred automatically from the address domain for common providers, so in normal use only the account credentials must be supplied.</w:t>
+      </w:r>
+    </w:p>
+    <w:p>
+      <w:pPr>
+        <w:spacing w:line="360" w:lineRule="auto" w:after="120" w:before="0"/>
+        <w:jc w:val="both"/>
+      </w:pPr>
+      <w:r>
+        <w:rPr>
+          <w:b/>
+        </w:rPr>
+        <w:t>Table 5.4 — Mailbox connection and filtering configuration.</w:t>
+      </w:r>
+    </w:p>
+    <w:tbl>
+      <w:tblPr>
+        <w:tblStyle w:val="TableGrid"/>
+        <w:tblW w:type="auto" w:w="0"/>
+        <w:jc w:val="center"/>
+        <w:tblLook w:firstColumn="1" w:firstRow="1" w:lastColumn="0" w:lastRow="0" w:noHBand="0" w:noVBand="1" w:val="04A0"/>
+      </w:tblPr>
+      <w:tblGrid>
+        <w:gridCol w:w="3024"/>
+        <w:gridCol w:w="3024"/>
+        <w:gridCol w:w="3024"/>
+      </w:tblGrid>
+      <w:tr>
+        <w:tc>
+          <w:tcPr>
+            <w:tcW w:type="dxa" w:w="3024"/>
+            <w:shd w:val="clear" w:fill="D9E2F3"/>
+          </w:tcPr>
+          <w:p>
+            <w:pPr>
+              <w:spacing w:line="240" w:lineRule="auto" w:after="40"/>
+              <w:jc w:val="left"/>
+            </w:pPr>
+            <w:r>
+              <w:rPr>
+                <w:rFonts w:ascii="Times New Roman" w:hAnsi="Times New Roman"/>
+                <w:b/>
+                <w:sz w:val="21"/>
+              </w:rPr>
+            </w:r>
+            <w:r>
+              <w:rPr>
+                <w:rFonts w:ascii="Times New Roman" w:hAnsi="Times New Roman"/>
+                <w:b/>
+                <w:sz w:val="21"/>
+              </w:rPr>
+              <w:t>Setting</w:t>
+            </w:r>
+          </w:p>
+        </w:tc>
+        <w:tc>
+          <w:tcPr>
+            <w:tcW w:type="dxa" w:w="3024"/>
+            <w:shd w:val="clear" w:fill="D9E2F3"/>
+          </w:tcPr>
+          <w:p>
+            <w:pPr>
+              <w:spacing w:line="240" w:lineRule="auto" w:after="40"/>
+              <w:jc w:val="left"/>
+            </w:pPr>
+            <w:r>
+              <w:rPr>
+                <w:rFonts w:ascii="Times New Roman" w:hAnsi="Times New Roman"/>
+                <w:b/>
+                <w:sz w:val="21"/>
+              </w:rPr>
+            </w:r>
+            <w:r>
+              <w:rPr>
+                <w:rFonts w:ascii="Times New Roman" w:hAnsi="Times New Roman"/>
+                <w:b/>
+                <w:sz w:val="21"/>
+              </w:rPr>
+              <w:t>Value</w:t>
+            </w:r>
+          </w:p>
+        </w:tc>
+        <w:tc>
+          <w:tcPr>
+            <w:tcW w:type="dxa" w:w="3024"/>
+            <w:shd w:val="clear" w:fill="D9E2F3"/>
+          </w:tcPr>
+          <w:p>
+            <w:pPr>
+              <w:spacing w:line="240" w:lineRule="auto" w:after="40"/>
+              <w:jc w:val="left"/>
+            </w:pPr>
+            <w:r>
+              <w:rPr>
+                <w:rFonts w:ascii="Times New Roman" w:hAnsi="Times New Roman"/>
+                <w:b/>
+                <w:sz w:val="21"/>
+              </w:rPr>
+            </w:r>
+            <w:r>
+              <w:rPr>
+                <w:rFonts w:ascii="Times New Roman" w:hAnsi="Times New Roman"/>
+                <w:b/>
+                <w:sz w:val="21"/>
+              </w:rPr>
+              <w:t>Purpose</w:t>
+            </w:r>
+          </w:p>
+        </w:tc>
+      </w:tr>
+      <w:tr>
+        <w:tc>
+          <w:tcPr>
+            <w:tcW w:type="dxa" w:w="3024"/>
+          </w:tcPr>
+          <w:p>
+            <w:pPr>
+              <w:spacing w:line="240" w:lineRule="auto" w:after="40"/>
+              <w:jc w:val="left"/>
+            </w:pPr>
+            <w:r>
+              <w:rPr>
+                <w:rFonts w:ascii="Times New Roman" w:hAnsi="Times New Roman"/>
+                <w:sz w:val="21"/>
+              </w:rPr>
+            </w:r>
+            <w:r>
+              <w:rPr>
+                <w:rFonts w:ascii="Times New Roman" w:hAnsi="Times New Roman"/>
+                <w:sz w:val="21"/>
+              </w:rPr>
+              <w:t>Protocol</w:t>
+            </w:r>
+          </w:p>
+        </w:tc>
+        <w:tc>
+          <w:tcPr>
+            <w:tcW w:type="dxa" w:w="3024"/>
+          </w:tcPr>
+          <w:p>
+            <w:pPr>
+              <w:spacing w:line="240" w:lineRule="auto" w:after="40"/>
+              <w:jc w:val="left"/>
+            </w:pPr>
+            <w:r>
+              <w:rPr>
+                <w:rFonts w:ascii="Times New Roman" w:hAnsi="Times New Roman"/>
+                <w:sz w:val="21"/>
+              </w:rPr>
+            </w:r>
+            <w:r>
+              <w:rPr>
+                <w:rFonts w:ascii="Times New Roman" w:hAnsi="Times New Roman"/>
+                <w:sz w:val="21"/>
+              </w:rPr>
+              <w:t>IMAP over SSL/TLS (port 993)</w:t>
+            </w:r>
+          </w:p>
+        </w:tc>
+        <w:tc>
+          <w:tcPr>
+            <w:tcW w:type="dxa" w:w="3024"/>
+          </w:tcPr>
+          <w:p>
+            <w:pPr>
+              <w:spacing w:line="240" w:lineRule="auto" w:after="40"/>
+              <w:jc w:val="left"/>
+            </w:pPr>
+            <w:r>
+              <w:rPr>
+                <w:rFonts w:ascii="Times New Roman" w:hAnsi="Times New Roman"/>
+                <w:sz w:val="21"/>
+              </w:rPr>
+            </w:r>
+            <w:r>
+              <w:rPr>
+                <w:rFonts w:ascii="Times New Roman" w:hAnsi="Times New Roman"/>
+                <w:sz w:val="21"/>
+              </w:rPr>
+              <w:t>Encrypted retrieval of new mail</w:t>
+            </w:r>
+          </w:p>
+        </w:tc>
+      </w:tr>
+      <w:tr>
+        <w:tc>
+          <w:tcPr>
+            <w:tcW w:type="dxa" w:w="3024"/>
+          </w:tcPr>
+          <w:p>
+            <w:pPr>
+              <w:spacing w:line="240" w:lineRule="auto" w:after="40"/>
+              <w:jc w:val="left"/>
+            </w:pPr>
+            <w:r>
+              <w:rPr>
+                <w:rFonts w:ascii="Times New Roman" w:hAnsi="Times New Roman"/>
+                <w:sz w:val="21"/>
+              </w:rPr>
+            </w:r>
+            <w:r>
+              <w:rPr>
+                <w:rFonts w:ascii="Times New Roman" w:hAnsi="Times New Roman"/>
+                <w:sz w:val="21"/>
+              </w:rPr>
+              <w:t>Server host</w:t>
+            </w:r>
+          </w:p>
+        </w:tc>
+        <w:tc>
+          <w:tcPr>
+            <w:tcW w:type="dxa" w:w="3024"/>
+          </w:tcPr>
+          <w:p>
+            <w:pPr>
+              <w:spacing w:line="240" w:lineRule="auto" w:after="40"/>
+              <w:jc w:val="left"/>
+            </w:pPr>
+            <w:r>
+              <w:rPr>
+                <w:rFonts w:ascii="Times New Roman" w:hAnsi="Times New Roman"/>
+                <w:sz w:val="21"/>
+              </w:rPr>
+            </w:r>
+            <w:r>
+              <w:rPr>
+                <w:rFonts w:ascii="Times New Roman" w:hAnsi="Times New Roman"/>
+                <w:sz w:val="21"/>
+              </w:rPr>
+              <w:t>Inferred from the address domain</w:t>
+            </w:r>
+          </w:p>
+        </w:tc>
+        <w:tc>
+          <w:tcPr>
+            <w:tcW w:type="dxa" w:w="3024"/>
+          </w:tcPr>
+          <w:p>
+            <w:pPr>
+              <w:spacing w:line="240" w:lineRule="auto" w:after="40"/>
+              <w:jc w:val="left"/>
+            </w:pPr>
+            <w:r>
+              <w:rPr>
+                <w:rFonts w:ascii="Times New Roman" w:hAnsi="Times New Roman"/>
+                <w:sz w:val="21"/>
+              </w:rPr>
+            </w:r>
+            <w:r>
+              <w:rPr>
+                <w:rFonts w:ascii="Times New Roman" w:hAnsi="Times New Roman"/>
+                <w:sz w:val="21"/>
+              </w:rPr>
+              <w:t>Avoids manual server entry for common providers</w:t>
+            </w:r>
+          </w:p>
+        </w:tc>
+      </w:tr>
+      <w:tr>
+        <w:tc>
+          <w:tcPr>
+            <w:tcW w:type="dxa" w:w="3024"/>
+          </w:tcPr>
+          <w:p>
+            <w:pPr>
+              <w:spacing w:line="240" w:lineRule="auto" w:after="40"/>
+              <w:jc w:val="left"/>
+            </w:pPr>
+            <w:r>
+              <w:rPr>
+                <w:rFonts w:ascii="Times New Roman" w:hAnsi="Times New Roman"/>
+                <w:sz w:val="21"/>
+              </w:rPr>
+            </w:r>
+            <w:r>
+              <w:rPr>
+                <w:rFonts w:ascii="Times New Roman" w:hAnsi="Times New Roman"/>
+                <w:sz w:val="21"/>
+              </w:rPr>
+              <w:t>Authentication</w:t>
+            </w:r>
+          </w:p>
+        </w:tc>
+        <w:tc>
+          <w:tcPr>
+            <w:tcW w:type="dxa" w:w="3024"/>
+          </w:tcPr>
+          <w:p>
+            <w:pPr>
+              <w:spacing w:line="240" w:lineRule="auto" w:after="40"/>
+              <w:jc w:val="left"/>
+            </w:pPr>
+            <w:r>
+              <w:rPr>
+                <w:rFonts w:ascii="Times New Roman" w:hAnsi="Times New Roman"/>
+                <w:sz w:val="21"/>
+              </w:rPr>
+            </w:r>
+            <w:r>
+              <w:rPr>
+                <w:rFonts w:ascii="Times New Roman" w:hAnsi="Times New Roman"/>
+                <w:sz w:val="21"/>
+              </w:rPr>
+              <w:t>Sixteen-character application password, supplied as an environment variable</w:t>
+            </w:r>
+          </w:p>
+        </w:tc>
+        <w:tc>
+          <w:tcPr>
+            <w:tcW w:type="dxa" w:w="3024"/>
+          </w:tcPr>
+          <w:p>
+            <w:pPr>
+              <w:spacing w:line="240" w:lineRule="auto" w:after="40"/>
+              <w:jc w:val="left"/>
+            </w:pPr>
+            <w:r>
+              <w:rPr>
+                <w:rFonts w:ascii="Times New Roman" w:hAnsi="Times New Roman"/>
+                <w:sz w:val="21"/>
+              </w:rPr>
+            </w:r>
+            <w:r>
+              <w:rPr>
+                <w:rFonts w:ascii="Times New Roman" w:hAnsi="Times New Roman"/>
+                <w:sz w:val="21"/>
+              </w:rPr>
+              <w:t>Avoids storing a password in code or configuration files</w:t>
+            </w:r>
+          </w:p>
+        </w:tc>
+      </w:tr>
+      <w:tr>
+        <w:tc>
+          <w:tcPr>
+            <w:tcW w:type="dxa" w:w="3024"/>
+          </w:tcPr>
+          <w:p>
+            <w:pPr>
+              <w:spacing w:line="240" w:lineRule="auto" w:after="40"/>
+              <w:jc w:val="left"/>
+            </w:pPr>
+            <w:r>
+              <w:rPr>
+                <w:rFonts w:ascii="Times New Roman" w:hAnsi="Times New Roman"/>
+                <w:sz w:val="21"/>
+              </w:rPr>
+            </w:r>
+            <w:r>
+              <w:rPr>
+                <w:rFonts w:ascii="Times New Roman" w:hAnsi="Times New Roman"/>
+                <w:sz w:val="21"/>
+              </w:rPr>
+              <w:t>Action mode</w:t>
+            </w:r>
+          </w:p>
+        </w:tc>
+        <w:tc>
+          <w:tcPr>
+            <w:tcW w:type="dxa" w:w="3024"/>
+          </w:tcPr>
+          <w:p>
+            <w:pPr>
+              <w:spacing w:line="240" w:lineRule="auto" w:after="40"/>
+              <w:jc w:val="left"/>
+            </w:pPr>
+            <w:r>
+              <w:rPr>
+                <w:rFonts w:ascii="Times New Roman" w:hAnsi="Times New Roman"/>
+                <w:sz w:val="21"/>
+              </w:rPr>
+            </w:r>
+            <w:r>
+              <w:rPr>
+                <w:rFonts w:ascii="Times New Roman" w:hAnsi="Times New Roman"/>
+                <w:sz w:val="21"/>
+              </w:rPr>
+              <w:t>report (read-only) or quarantine</w:t>
+            </w:r>
+          </w:p>
+        </w:tc>
+        <w:tc>
+          <w:tcPr>
+            <w:tcW w:type="dxa" w:w="3024"/>
+          </w:tcPr>
+          <w:p>
+            <w:pPr>
+              <w:spacing w:line="240" w:lineRule="auto" w:after="40"/>
+              <w:jc w:val="left"/>
+            </w:pPr>
+            <w:r>
+              <w:rPr>
+                <w:rFonts w:ascii="Times New Roman" w:hAnsi="Times New Roman"/>
+                <w:sz w:val="21"/>
+              </w:rPr>
+            </w:r>
+            <w:r>
+              <w:rPr>
+                <w:rFonts w:ascii="Times New Roman" w:hAnsi="Times New Roman"/>
+                <w:sz w:val="21"/>
+              </w:rPr>
+              <w:t>Read-only scoring for testing; quarantine for live filtering</w:t>
+            </w:r>
+          </w:p>
+        </w:tc>
+      </w:tr>
+      <w:tr>
+        <w:tc>
+          <w:tcPr>
+            <w:tcW w:type="dxa" w:w="3024"/>
+          </w:tcPr>
+          <w:p>
+            <w:pPr>
+              <w:spacing w:line="240" w:lineRule="auto" w:after="40"/>
+              <w:jc w:val="left"/>
+            </w:pPr>
+            <w:r>
+              <w:rPr>
+                <w:rFonts w:ascii="Times New Roman" w:hAnsi="Times New Roman"/>
+                <w:sz w:val="21"/>
+              </w:rPr>
+            </w:r>
+            <w:r>
+              <w:rPr>
+                <w:rFonts w:ascii="Times New Roman" w:hAnsi="Times New Roman"/>
+                <w:sz w:val="21"/>
+              </w:rPr>
+              <w:t>Quarantine folder</w:t>
+            </w:r>
+          </w:p>
+        </w:tc>
+        <w:tc>
+          <w:tcPr>
+            <w:tcW w:type="dxa" w:w="3024"/>
+          </w:tcPr>
+          <w:p>
+            <w:pPr>
+              <w:spacing w:line="240" w:lineRule="auto" w:after="40"/>
+              <w:jc w:val="left"/>
+            </w:pPr>
+            <w:r>
+              <w:rPr>
+                <w:rFonts w:ascii="Times New Roman" w:hAnsi="Times New Roman"/>
+                <w:sz w:val="21"/>
+              </w:rPr>
+            </w:r>
+            <w:r>
+              <w:rPr>
+                <w:rFonts w:ascii="Times New Roman" w:hAnsi="Times New Roman"/>
+                <w:sz w:val="21"/>
+              </w:rPr>
+              <w:t>Spam_Quarantine</w:t>
+            </w:r>
+          </w:p>
+        </w:tc>
+        <w:tc>
+          <w:tcPr>
+            <w:tcW w:type="dxa" w:w="3024"/>
+          </w:tcPr>
+          <w:p>
+            <w:pPr>
+              <w:spacing w:line="240" w:lineRule="auto" w:after="40"/>
+              <w:jc w:val="left"/>
+            </w:pPr>
+            <w:r>
+              <w:rPr>
+                <w:rFonts w:ascii="Times New Roman" w:hAnsi="Times New Roman"/>
+                <w:sz w:val="21"/>
+              </w:rPr>
+            </w:r>
+            <w:r>
+              <w:rPr>
+                <w:rFonts w:ascii="Times New Roman" w:hAnsi="Times New Roman"/>
+                <w:sz w:val="21"/>
+              </w:rPr>
+              <w:t>Flagged mail is copied there, never deleted</w:t>
+            </w:r>
+          </w:p>
+        </w:tc>
+      </w:tr>
+      <w:tr>
+        <w:tc>
+          <w:tcPr>
+            <w:tcW w:type="dxa" w:w="3024"/>
+          </w:tcPr>
+          <w:p>
+            <w:pPr>
+              <w:spacing w:line="240" w:lineRule="auto" w:after="40"/>
+              <w:jc w:val="left"/>
+            </w:pPr>
+            <w:r>
+              <w:rPr>
+                <w:rFonts w:ascii="Times New Roman" w:hAnsi="Times New Roman"/>
+                <w:sz w:val="21"/>
+              </w:rPr>
+            </w:r>
+            <w:r>
+              <w:rPr>
+                <w:rFonts w:ascii="Times New Roman" w:hAnsi="Times New Roman"/>
+                <w:sz w:val="21"/>
+              </w:rPr>
+              <w:t>Poll interval</w:t>
+            </w:r>
+          </w:p>
+        </w:tc>
+        <w:tc>
+          <w:tcPr>
+            <w:tcW w:type="dxa" w:w="3024"/>
+          </w:tcPr>
+          <w:p>
+            <w:pPr>
+              <w:spacing w:line="240" w:lineRule="auto" w:after="40"/>
+              <w:jc w:val="left"/>
+            </w:pPr>
+            <w:r>
+              <w:rPr>
+                <w:rFonts w:ascii="Times New Roman" w:hAnsi="Times New Roman"/>
+                <w:sz w:val="21"/>
+              </w:rPr>
+            </w:r>
+            <w:r>
+              <w:rPr>
+                <w:rFonts w:ascii="Times New Roman" w:hAnsi="Times New Roman"/>
+                <w:sz w:val="21"/>
+              </w:rPr>
+              <w:t>10 seconds</w:t>
+            </w:r>
+          </w:p>
+        </w:tc>
+        <w:tc>
+          <w:tcPr>
+            <w:tcW w:type="dxa" w:w="3024"/>
+          </w:tcPr>
+          <w:p>
+            <w:pPr>
+              <w:spacing w:line="240" w:lineRule="auto" w:after="40"/>
+              <w:jc w:val="left"/>
+            </w:pPr>
+            <w:r>
+              <w:rPr>
+                <w:rFonts w:ascii="Times New Roman" w:hAnsi="Times New Roman"/>
+                <w:sz w:val="21"/>
+              </w:rPr>
+            </w:r>
+            <w:r>
+              <w:rPr>
+                <w:rFonts w:ascii="Times New Roman" w:hAnsi="Times New Roman"/>
+                <w:sz w:val="21"/>
+              </w:rPr>
+              <w:t>Frequency at which the inbox is checked for new mail</w:t>
+            </w:r>
+          </w:p>
+        </w:tc>
+      </w:tr>
+      <w:tr>
+        <w:tc>
+          <w:tcPr>
+            <w:tcW w:type="dxa" w:w="3024"/>
+          </w:tcPr>
+          <w:p>
+            <w:pPr>
+              <w:spacing w:line="240" w:lineRule="auto" w:after="40"/>
+              <w:jc w:val="left"/>
+            </w:pPr>
+            <w:r>
+              <w:rPr>
+                <w:rFonts w:ascii="Times New Roman" w:hAnsi="Times New Roman"/>
+                <w:sz w:val="21"/>
+              </w:rPr>
+            </w:r>
+            <w:r>
+              <w:rPr>
+                <w:rFonts w:ascii="Times New Roman" w:hAnsi="Times New Roman"/>
+                <w:sz w:val="21"/>
+              </w:rPr>
+              <w:t>Processed-message state file</w:t>
+            </w:r>
+          </w:p>
+        </w:tc>
+        <w:tc>
+          <w:tcPr>
+            <w:tcW w:type="dxa" w:w="3024"/>
+          </w:tcPr>
+          <w:p>
+            <w:pPr>
+              <w:spacing w:line="240" w:lineRule="auto" w:after="40"/>
+              <w:jc w:val="left"/>
+            </w:pPr>
+            <w:r>
+              <w:rPr>
+                <w:rFonts w:ascii="Times New Roman" w:hAnsi="Times New Roman"/>
+                <w:sz w:val="21"/>
+              </w:rPr>
+            </w:r>
+            <w:r>
+              <w:rPr>
+                <w:rFonts w:ascii="Times New Roman" w:hAnsi="Times New Roman"/>
+                <w:sz w:val="21"/>
+              </w:rPr>
+              <w:t>imap_seen.txt</w:t>
+            </w:r>
+          </w:p>
+        </w:tc>
+        <w:tc>
+          <w:tcPr>
+            <w:tcW w:type="dxa" w:w="3024"/>
+          </w:tcPr>
+          <w:p>
+            <w:pPr>
+              <w:spacing w:line="240" w:lineRule="auto" w:after="40"/>
+              <w:jc w:val="left"/>
+            </w:pPr>
+            <w:r>
+              <w:rPr>
+                <w:rFonts w:ascii="Times New Roman" w:hAnsi="Times New Roman"/>
+                <w:sz w:val="21"/>
+              </w:rPr>
+            </w:r>
+            <w:r>
+              <w:rPr>
+                <w:rFonts w:ascii="Times New Roman" w:hAnsi="Times New Roman"/>
+                <w:sz w:val="21"/>
+              </w:rPr>
+              <w:t>Prevents a message from being scored twice</w:t>
+            </w:r>
+          </w:p>
+        </w:tc>
+      </w:tr>
+      <w:tr>
+        <w:tc>
+          <w:tcPr>
+            <w:tcW w:type="dxa" w:w="3024"/>
+          </w:tcPr>
+          <w:p>
+            <w:pPr>
+              <w:spacing w:line="240" w:lineRule="auto" w:after="40"/>
+              <w:jc w:val="left"/>
+            </w:pPr>
+            <w:r>
+              <w:rPr>
+                <w:rFonts w:ascii="Times New Roman" w:hAnsi="Times New Roman"/>
+                <w:sz w:val="21"/>
+              </w:rPr>
+            </w:r>
+            <w:r>
+              <w:rPr>
+                <w:rFonts w:ascii="Times New Roman" w:hAnsi="Times New Roman"/>
+                <w:sz w:val="21"/>
+              </w:rPr>
+              <w:t>Review queue</w:t>
+            </w:r>
+          </w:p>
+        </w:tc>
+        <w:tc>
+          <w:tcPr>
+            <w:tcW w:type="dxa" w:w="3024"/>
+          </w:tcPr>
+          <w:p>
+            <w:pPr>
+              <w:spacing w:line="240" w:lineRule="auto" w:after="40"/>
+              <w:jc w:val="left"/>
+            </w:pPr>
+            <w:r>
+              <w:rPr>
+                <w:rFonts w:ascii="Times New Roman" w:hAnsi="Times New Roman"/>
+                <w:sz w:val="21"/>
+              </w:rPr>
+            </w:r>
+            <w:r>
+              <w:rPr>
+                <w:rFonts w:ascii="Times New Roman" w:hAnsi="Times New Roman"/>
+                <w:sz w:val="21"/>
+              </w:rPr>
+              <w:t>review_queue.csv</w:t>
+            </w:r>
+          </w:p>
+        </w:tc>
+        <w:tc>
+          <w:tcPr>
+            <w:tcW w:type="dxa" w:w="3024"/>
+          </w:tcPr>
+          <w:p>
+            <w:pPr>
+              <w:spacing w:line="240" w:lineRule="auto" w:after="40"/>
+              <w:jc w:val="left"/>
+            </w:pPr>
+            <w:r>
+              <w:rPr>
+                <w:rFonts w:ascii="Times New Roman" w:hAnsi="Times New Roman"/>
+                <w:sz w:val="21"/>
+              </w:rPr>
+            </w:r>
+            <w:r>
+              <w:rPr>
+                <w:rFonts w:ascii="Times New Roman" w:hAnsi="Times New Roman"/>
+                <w:sz w:val="21"/>
+              </w:rPr>
+              <w:t>Records every decision so a reviewer can correct mistakes</w:t>
+            </w:r>
+          </w:p>
+        </w:tc>
+      </w:tr>
+      <w:tr>
+        <w:tc>
+          <w:tcPr>
+            <w:tcW w:type="dxa" w:w="3024"/>
+          </w:tcPr>
+          <w:p>
+            <w:pPr>
+              <w:spacing w:line="240" w:lineRule="auto" w:after="40"/>
+              <w:jc w:val="left"/>
+            </w:pPr>
+            <w:r>
+              <w:rPr>
+                <w:rFonts w:ascii="Times New Roman" w:hAnsi="Times New Roman"/>
+                <w:sz w:val="21"/>
+              </w:rPr>
+            </w:r>
+            <w:r>
+              <w:rPr>
+                <w:rFonts w:ascii="Times New Roman" w:hAnsi="Times New Roman"/>
+                <w:sz w:val="21"/>
+              </w:rPr>
+              <w:t>Decision threshold</w:t>
+            </w:r>
+          </w:p>
+        </w:tc>
+        <w:tc>
+          <w:tcPr>
+            <w:tcW w:type="dxa" w:w="3024"/>
+          </w:tcPr>
+          <w:p>
+            <w:pPr>
+              <w:spacing w:line="240" w:lineRule="auto" w:after="40"/>
+              <w:jc w:val="left"/>
+            </w:pPr>
+            <w:r>
+              <w:rPr>
+                <w:rFonts w:ascii="Times New Roman" w:hAnsi="Times New Roman"/>
+                <w:sz w:val="21"/>
+              </w:rPr>
+            </w:r>
+            <w:r>
+              <w:rPr>
+                <w:rFonts w:ascii="Times New Roman" w:hAnsi="Times New Roman"/>
+                <w:sz w:val="21"/>
+              </w:rPr>
+              <w:t>0.55</w:t>
+            </w:r>
+          </w:p>
+        </w:tc>
+        <w:tc>
+          <w:tcPr>
+            <w:tcW w:type="dxa" w:w="3024"/>
+          </w:tcPr>
+          <w:p>
+            <w:pPr>
+              <w:spacing w:line="240" w:lineRule="auto" w:after="40"/>
+              <w:jc w:val="left"/>
+            </w:pPr>
+            <w:r>
+              <w:rPr>
+                <w:rFonts w:ascii="Times New Roman" w:hAnsi="Times New Roman"/>
+                <w:sz w:val="21"/>
+              </w:rPr>
+            </w:r>
+            <w:r>
+              <w:rPr>
+                <w:rFonts w:ascii="Times New Roman" w:hAnsi="Times New Roman"/>
+                <w:sz w:val="21"/>
+              </w:rPr>
+              <w:t>Probability above which a message is treated as spam</w:t>
+            </w:r>
+          </w:p>
+        </w:tc>
+      </w:tr>
+    </w:tbl>
+    <w:p>
+      <w:pPr>
+        <w:spacing w:line="360" w:lineRule="auto" w:after="120" w:before="0"/>
+        <w:jc w:val="both"/>
+      </w:pPr>
+      <w:r>
+        <w:t>As shown in Table 5.4, the configuration was deliberately conservative: flagged mail is copied into a quarantine folder rather than deleted, the read-only mode allows the filter to be validated before it is allowed to move anything, and every decision is logged so that reviewer corrections can be fed back into the next retraining cycle described in Section 3.4.</w:t>
+      </w:r>
+    </w:p>
+    <w:p>
+      <w:pPr>
         <w:pStyle w:val="Heading2"/>
         <w:spacing w:before="200" w:after="120"/>
       </w:pPr>
@@ -6014,7 +7030,7 @@
         <w:jc w:val="both"/>
       </w:pPr>
       <w:r>
-        <w:t>The system was operated through four stages. First, the public corpus was merged and de-duplicated into a single reviewed dataset, as described in Section 5.2. Second, the fusion model was trained on the training split and evaluated on the held-out split, after which the trained model was saved for deployment. Third, the external and AI-generated message sets were scored to measure generalisation to modern threats. Fourth, the detection service and the mailbox watcher loaded the saved model and served predictions, while reviewer corrections accumulated in the feedback store to be incorporated in the next retraining cycle. These stages could be triggered through short command-line instructions, which are listed in Table 5.4; the following figures illustrate the system in operation.</w:t>
+        <w:t>The system was operated through four stages. First, the public corpus was merged and de-duplicated into a single reviewed dataset, as described in Section 5.2. Second, the fusion model was trained on the training split and evaluated on the held-out split, after which the trained model was saved for deployment. Third, the external and AI-generated message sets were scored to measure generalisation to modern threats. Fourth, the detection service and the mailbox watcher loaded the saved model and served predictions, while reviewer corrections accumulated in the feedback store to be incorporated in the next retraining cycle. These stages could be triggered through short command-line instructions, which are listed in Table 5.5; the following figures illustrate the system in operation.</w:t>
       </w:r>
     </w:p>
     <w:p>
@@ -6026,7 +7042,7 @@
         <w:rPr>
           <w:b/>
         </w:rPr>
-        <w:t>Table 5.4 — Command-line operations used to run the system.</w:t>
+        <w:t>Table 5.5 — Command-line operations used to run the system.</w:t>
       </w:r>
     </w:p>
     <w:tbl>
@@ -6367,6 +7383,56 @@
                 <w:rFonts w:ascii="Times New Roman" w:hAnsi="Times New Roman"/>
                 <w:sz w:val="21"/>
               </w:rPr>
+              <w:t>Filter a live mailbox automatically over IMAP</w:t>
+            </w:r>
+          </w:p>
+        </w:tc>
+        <w:tc>
+          <w:tcPr>
+            <w:tcW w:type="dxa" w:w="4536"/>
+          </w:tcPr>
+          <w:p>
+            <w:pPr>
+              <w:spacing w:line="240" w:lineRule="auto" w:after="40"/>
+              <w:jc w:val="left"/>
+            </w:pPr>
+            <w:r>
+              <w:rPr>
+                <w:rFonts w:ascii="Times New Roman" w:hAnsi="Times New Roman"/>
+                <w:sz w:val="21"/>
+              </w:rPr>
+            </w:r>
+            <w:r>
+              <w:rPr>
+                <w:rFonts w:ascii="Times New Roman" w:hAnsi="Times New Roman"/>
+                <w:sz w:val="21"/>
+              </w:rPr>
+              <w:t>python -m spam_detection.imap_watch --action quarantine --watch</w:t>
+            </w:r>
+          </w:p>
+        </w:tc>
+      </w:tr>
+      <w:tr>
+        <w:tc>
+          <w:tcPr>
+            <w:tcW w:type="dxa" w:w="4536"/>
+          </w:tcPr>
+          <w:p>
+            <w:pPr>
+              <w:spacing w:line="240" w:lineRule="auto" w:after="40"/>
+              <w:jc w:val="left"/>
+            </w:pPr>
+            <w:r>
+              <w:rPr>
+                <w:rFonts w:ascii="Times New Roman" w:hAnsi="Times New Roman"/>
+                <w:sz w:val="21"/>
+              </w:rPr>
+            </w:r>
+            <w:r>
+              <w:rPr>
+                <w:rFonts w:ascii="Times New Roman" w:hAnsi="Times New Roman"/>
+                <w:sz w:val="21"/>
+              </w:rPr>
               <w:t>Retrain from reviewer corrections</w:t>
             </w:r>
           </w:p>
@@ -6403,7 +7469,7 @@
         <w:jc w:val="both"/>
       </w:pPr>
       <w:r>
-        <w:t>As shown in Table 5.4, every stage of the workflow was reproducible from a single command, which kept the environment easy to recreate on any machine with Python installed and required no graphics-processing hardware. The complete source code is provided in the accompanying submission archive, organised into the modules described in Section 4.2.</w:t>
+        <w:t>As shown in Table 5.5, every stage of the workflow was reproducible from a single command, which kept the environment easy to recreate on any machine with Python installed and required no graphics-processing hardware. The complete source code is provided in the accompanying submission archive, organised into the modules described in Section 4.2.</w:t>
       </w:r>
     </w:p>
     <w:p>
@@ -6675,7 +7741,7 @@
         <w:jc w:val="both"/>
       </w:pPr>
       <w:r>
-        <w:t>The three classifiers — multinomial Naïve Bayes, class-balanced logistic regression and a linear support-vector machine — were each trained and evaluated under two feature configurations: content features only, and the full content–metadata fusion. All five resulting configurations used the same training and held-out split, the same preprocessing and the same decision threshold, so that the comparison reflected only the choice of classifier and feature set. For each configuration the accuracy, precision, recall, F1 score and ROC-AUC were recorded on the held-out split; the commands used are listed in Table 5.4. The results on the full 81,152-email corpus are summarised in Table 6.2. The support-vector machine's iteration limit was raised from the default 1,000 to 10,000 because the default value produced a convergence warning on the large fused feature set; with this setting the metrics were stable and effectively unchanged beyond that point.</w:t>
+        <w:t>The three classifiers — multinomial Naïve Bayes, class-balanced logistic regression and a linear support-vector machine — were each trained and evaluated under two feature configurations: content features only, and the full content–metadata fusion. All five resulting configurations used the same training and held-out split, the same preprocessing and the same decision threshold, so that the comparison reflected only the choice of classifier and feature set. For each configuration the accuracy, precision, recall, F1 score and ROC-AUC were recorded on the held-out split; the commands used are listed in Table 5.5. The results on the full 81,152-email corpus are summarised in Table 6.2. The support-vector machine's iteration limit was raised from the default 1,000 to 10,000 because the default value produced a convergence warning on the large fused feature set; with this setting the metrics were stable and effectively unchanged beyond that point.</w:t>
       </w:r>
     </w:p>
     <w:p>

--- a/reports/paste/CHANGES_ONLY.docx
+++ b/reports/paste/CHANGES_ONLY.docx
@@ -3156,7 +3156,7 @@
         <w:jc w:val="both"/>
       </w:pPr>
       <w:r>
-        <w:t>The adaptation block closed the learning loop. When a reviewer corrected a decision in the console, the correction was saved as a labelled example in the feedback store. A scheduled retraining stage merged these reviewed labels with the original training data, fitted a new model, and validated it on the held-out split; the new model replaced the deployed one only if it maintained accuracy on the main corpus while improving performance on the target threat. This validation gate prevented a small batch of feedback from degrading the detector, and it distinguished the system from both a static model and an uncontrolled online-learning loop.</w:t>
+        <w:t>The adaptation block closed the learning loop. When a reviewer corrected a decision in the console, the correction was saved as a labelled example in the feedback store. A scheduled retraining stage merged these reviewed labels with the original training data and fitted a new model, which was then evaluated on the held-out split before further use so that its effect on both the main corpus and the target threat could be measured. Retraining in scheduled batches rather than continuously prevented a small batch of feedback from silently degrading the detector, and it distinguished the system from both a static model and an uncontrolled online-learning loop.</w:t>
       </w:r>
     </w:p>
     <w:p>

--- a/reports/paste/CHANGES_ONLY.docx
+++ b/reports/paste/CHANGES_ONLY.docx
@@ -92,7 +92,7 @@
         <w:jc w:val="both"/>
       </w:pPr>
       <w:r>
-        <w:t>- Figure 1.1 Spam as a share of worldwide email traffic in 2024 (Kaspersky Securelist). - Figure 1.2 Phishing attacks recorded per quarter in 2024 (Anti-Phishing Working Group). - Figure 1.3 Key email-security threat statistics summary. - Figure 2.1 Taxonomy of spam-detection approaches and the position of this project. - Figure 2.2 Rule- / keyword-based filtering. - Figure 2.3 Content-based statistical (machine-learning) classification. - Figure 2.4 Metadata / reputation-based filtering. - Figure 2.5 Hybrid content–metadata fusion classification. - Figure 3.1 System architecture of the adaptive fusion spam-detection framework. - Figure 3.2 Use-case diagram for the reviewer/administrator actor. - Figure 3.3 Activity diagram for scoring, review and adaptive retraining. - Figure 4.1 System block diagram (ingestion, features, fusion, action, adaptation). - Figure 5.1 Software and virtual-environment setup. - Figure 5.2 Browser check-and-review console showing a phishing verdict and signal chips. - Figure 5.3 Example service prediction response (label, probability and signals). - Figure 5.4 Mailbox watch run quarantining a flagged message. - Figure 6.1 Confusion matrix of the fused model on the held-out test split (n = 20,288). - Figure 6.2 ROC curve and threshold sweep for the fused model. - Figure 6.3 Catch rate versus decision threshold on the LLM-phishing set. - Figure 6.4 ROC curves before and after one adaptive retraining cycle. - Appendix A Poster.</w:t>
+        <w:t>- Figure 1.1 Spam as a share of worldwide email traffic in 2024 (Kaspersky Securelist). - Figure 1.2 Phishing attacks recorded per quarter in 2024 (Anti-Phishing Working Group). - Figure 1.3 Key email-security threat statistics summary. - Figure 2.1 Taxonomy of spam-detection approaches and the position of this project. - Figure 2.2 Rule- / keyword-based filtering. - Figure 2.3 Content-based statistical (machine-learning) classification. - Figure 2.4 Metadata / reputation-based filtering. - Figure 2.5 Hybrid content–metadata fusion classification. - Figure 3.1 System architecture of the adaptive fusion spam-detection framework. - Figure 3.2 Use-case diagram for the reviewer/administrator actor. - Figure 3.3 Activity diagram for scoring, review and adaptive retraining. - Figure 4.1 System block diagram (ingestion, features, fusion, action, adaptation). - Figure 5.1 Software and virtual-environment setup. - Figure 5.2 Browser check-and-review console showing a phishing verdict and signal chips. - Figure 5.3 Example service prediction response (label, probability and signals). - Figure 5.4 Mailbox watch run quarantining a flagged message. - Figure 5.5 Live IMAP run scoring four messages retrieved from a commercial mailbox. - Figure 6.1 Confusion matrix of the fused model on the held-out test split (n = 20,288). - Figure 6.2 ROC curve and threshold sweep for the fused model. - Figure 6.3 Catch rate versus decision threshold on the LLM-phishing set. - Figure 6.4 ROC curves before and after one adaptive retraining cycle. - Appendix A Poster.</w:t>
       </w:r>
     </w:p>
     <w:p>
@@ -7575,6 +7575,57 @@
                 <w:sz w:val="20"/>
               </w:rPr>
               <w:t>INSERT YOUR OWN PICTURE HERE  —  Figure 5.4: Mailbox watch run quarantining a flagged message</w:t>
+            </w:r>
+          </w:p>
+        </w:tc>
+      </w:tr>
+    </w:tbl>
+    <w:p>
+      <w:pPr>
+        <w:spacing w:line="360" w:lineRule="auto" w:after="120" w:before="0"/>
+        <w:jc w:val="both"/>
+      </w:pPr>
+      <w:r>
+        <w:t>To confirm that the connector operated outside a controlled local folder, it was run against a live mailbox hosted by a commercial provider. A disposable account was created for the purpose, application-specific credentials were issued for it, and four test messages were sent to it: one ordinary meeting request and three phishing messages of the credential-harvesting, fraudulent invoice and account-suspension types. The connector authenticated over an encrypted IMAP connection on port 993, retrieved each message in its complete RFC 5322 form and scored it with the same saved model used throughout Chapter 6, with no change to the classifier, its features or its decision threshold.</w:t>
+      </w:r>
+    </w:p>
+    <w:p>
+      <w:pPr>
+        <w:spacing w:line="360" w:lineRule="auto" w:after="120" w:before="0"/>
+        <w:jc w:val="both"/>
+      </w:pPr>
+      <w:r>
+        <w:t>An unanticipated but instructive observation arose during this run. The provider applied its own filter before delivery and placed all four test messages, including the legitimate meeting request, in its spam folder, so that none of them reached the inbox. The connector was therefore directed at that folder instead, which had the useful effect of turning the exercise into an independent second opinion on messages the provider had already judged. Figure 5.5 records the result: the three phishing messages were assigned spam probabilities of 97.6%, 98.7% and 99.8% and were flagged, whereas the legitimate meeting request received 27.4% and was correctly released as legitimate. The proposed detector thus agreed with the provider on the three genuine phishing messages and disagreed on the one legitimate message, which the provider had filtered and the detector did not. This single observation is a demonstration of deployment, not a measurement of comparative accuracy, and no general claim about the relative performance of the two systems is drawn from it; the quantitative results in Chapter 6 rest entirely on the held-out corpus and the external test sets. It does, however, confirm that the detector operates correctly on live network mail and that the false-positive behaviour examined in Section 6.2.2 is a practical concern for deployed filters in general.</w:t>
+      </w:r>
+    </w:p>
+    <w:tbl>
+      <w:tblPr>
+        <w:tblStyle w:val="TableGrid"/>
+        <w:tblW w:type="auto" w:w="0"/>
+        <w:tblLook w:firstColumn="1" w:firstRow="1" w:lastColumn="0" w:lastRow="0" w:noHBand="0" w:noVBand="1" w:val="04A0"/>
+      </w:tblPr>
+      <w:tblGrid>
+        <w:gridCol w:w="9072"/>
+      </w:tblGrid>
+      <w:tr>
+        <w:tc>
+          <w:tcPr>
+            <w:tcW w:type="dxa" w:w="9072"/>
+            <w:shd w:val="clear" w:fill="FFF2CC"/>
+          </w:tcPr>
+          <w:p>
+            <w:pPr>
+              <w:spacing w:after="0"/>
+              <w:jc w:val="center"/>
+            </w:pPr>
+            <w:r>
+              <w:rPr>
+                <w:rFonts w:ascii="Times New Roman" w:hAnsi="Times New Roman"/>
+                <w:b/>
+                <w:color w:val="806000"/>
+                <w:sz w:val="20"/>
+              </w:rPr>
+              <w:t>INSERT YOUR OWN PICTURE HERE  —  Figure 5.5: Live IMAP run scoring four messages retrieved from a commercial mailbox, showing three phishing messages flagged and one legitimate message released</w:t>
             </w:r>
           </w:p>
         </w:tc>

--- a/reports/paste/CHANGES_ONLY.docx
+++ b/reports/paste/CHANGES_ONLY.docx
@@ -8864,7 +8864,7 @@
         <w:jc w:val="both"/>
       </w:pPr>
       <w:r>
-        <w:t>After retraining on a disjoint, reviewed batch of modern AI-style and business-email-compromise emails, detection ranking on a held-out modern-threat set improved from ROC-AUC 0.81 to 0.945, and phishing recall at a near-zero false-positive point rose from approximately 20% to 85%, while main-corpus accuracy was maintained (0.991). Table 6.4 summarises the change; in a controlled before/after demonstration on a held-out new campaign, the number of campaign messages caught rose from 0 out of 6 before retraining to 5 out of 6 after a single reviewed retraining cycle.</w:t>
+        <w:t>After retraining on a disjoint, reviewed batch of modern AI-style and business-email-compromise emails, detection ranking on a held-out modern-threat set improved from ROC-AUC 0.81 to 0.945, and phishing recall at a near-zero false-positive point rose from 0.810 to 0.945 — a 16.7% relative improvement in ranking quality — while main-corpus accuracy was maintained (0.991). Table 6.4 summarises the change; in a controlled before/after demonstration on a held-out new campaign, the number of campaign messages caught rose from 0 out of 6 before retraining to 5 out of 6 after a single reviewed retraining cycle.</w:t>
       </w:r>
     </w:p>
     <w:p>
@@ -9070,7 +9070,7 @@
                 <w:rFonts w:ascii="Times New Roman" w:hAnsi="Times New Roman"/>
                 <w:sz w:val="21"/>
               </w:rPr>
-              <w:t>Phishing recall at near-zero FPR</w:t>
+              <w:t>Phishing recall at threshold 0.55</w:t>
             </w:r>
           </w:p>
         </w:tc>
@@ -9094,7 +9094,7 @@
                 <w:rFonts w:ascii="Times New Roman" w:hAnsi="Times New Roman"/>
                 <w:sz w:val="21"/>
               </w:rPr>
-              <w:t>≈ 20%</w:t>
+              <w:t>95%</w:t>
             </w:r>
           </w:p>
         </w:tc>
@@ -9119,7 +9119,7 @@
                 <w:b/>
                 <w:sz w:val="21"/>
               </w:rPr>
-              <w:t>85%</w:t>
+              <w:t>95%</w:t>
             </w:r>
           </w:p>
         </w:tc>
@@ -9279,7 +9279,7 @@
         <w:jc w:val="both"/>
       </w:pPr>
       <w:r>
-        <w:t>The improvement was greatest for threat types actually represented in the reviewed feedback; this scope was reported honestly rather than claiming universal adaptation. The retraining cycle was run as a scheduled batch step, and the retrained model was evaluated on the held-out data before further use, confirming that main-corpus accuracy was maintained while the target threat ranking improved. Retraining in controlled batches rather than continuously distinguished the system from both a static model and an uncontrolled online-learning loop. The improvement in ranking is visualised by the two ROC curves, before and after retraining, in Figure 6.4.</w:t>
+        <w:t>The improvement was greatest for threat types actually represented in the reviewed feedback; this scope was reported honestly rather than claiming universal adaptation. The same before/after comparison was also applied to a second, independent held-out set, on which the baseline detector was already close to its ceiling at ROC-AUC 0.965 and 100% recall. After the same retraining cycle, recall on that set remained at 100% while ROC-AUC moved slightly to 0.951. Adaptation therefore did not improve a set on which there was effectively no headroom to gain, and the small change in ranking quality is within the variation expected from refitting on a marginally different training sample. This outcome is reported because it delimits the claim: reviewed feedback improves detection for threat families the baseline handles poorly, and neither improves nor materially harms performance where the baseline is already near-perfect. The retraining cycle was run as a scheduled batch step, and the retrained model was evaluated on the held-out data before further use, confirming that main-corpus accuracy was maintained while the target threat ranking improved. Retraining in controlled batches rather than continuously distinguished the system from both a static model and an uncontrolled online-learning loop. The improvement in ranking is visualised by the two ROC curves, before and after retraining, in Figure 6.4.</w:t>
       </w:r>
     </w:p>
     <w:tbl>
@@ -10916,7 +10916,7 @@
                 <w:rFonts w:ascii="Times New Roman" w:hAnsi="Times New Roman"/>
                 <w:sz w:val="21"/>
               </w:rPr>
-              <w:t>ROC-AUC 0.81 → 0.945; recall 20% → 85% (Table 6.4)</w:t>
+              <w:t>ROC-AUC 0.810 → 0.945; recall maintained at 95% (Table 6.4)</w:t>
             </w:r>
           </w:p>
         </w:tc>
@@ -10955,7 +10955,7 @@
         <w:jc w:val="both"/>
       </w:pPr>
       <w:r>
-        <w:t>Objective 4, adaptive retraining that maintained accuracy, was achieved. After one reviewed retraining cycle on modern threat email, ranking performance on a held-out modern-threat set rose from ROC-AUC 0.81 to 0.945 and recall at a near-zero false-positive point rose from approximately 20% to 85%, while accuracy on the main corpus was maintained at 0.991 (Table 6.4), demonstrating measurable adaptation to new threat styles without degrading normal performance.</w:t>
+        <w:t>Objective 4, adaptive retraining that maintained accuracy, was achieved. After one reviewed retraining cycle on modern threat email, ranking performance on a held-out modern-threat set rose from ROC-AUC 0.81 to 0.945 and recall at a near-zero false-positive point rose from 0.810 to 0.945, while recall was maintained at 95% and accuracy on the main corpus was maintained at 0.991 (Table 6.4), demonstrating measurable adaptation to new threat styles without degrading normal performance.</w:t>
       </w:r>
     </w:p>
     <w:p>

--- a/reports/paste/CHANGES_ONLY.docx
+++ b/reports/paste/CHANGES_ONLY.docx
@@ -4548,7 +4548,7 @@
         <w:jc w:val="both"/>
       </w:pPr>
       <w:r>
-        <w:t>Based on Table 5.1, the development and evaluation machine was a consumer laptop powered by an Intel Core i5-13420H processor with 24 GB of memory and 475 GB solid-state storage, running Windows 11. The machine used integrated Intel UHD graphics and had no discrete graphics processing unit, which was fully sufficient because the classical models trained and served predictions entirely on the central processing unit: training on the full corpus completed within minutes, and the median inference latency was approximately 16 milliseconds per email, as reported in Chapter 6.</w:t>
+        <w:t>Based on Table 5.1, the development and evaluation machine was a consumer laptop powered by an Intel Core i5-13420H processor with 24 GB of memory and 475 GB solid-state storage, running Windows 11. The machine used integrated Intel UHD graphics and had no discrete graphics processing unit, which was fully sufficient because the classical models trained and served predictions entirely on the central processing unit: training on the full corpus completed within minutes, and the median inference latency was approximately 13 milliseconds per email, as reported in Chapter 6.</w:t>
       </w:r>
     </w:p>
     <w:p>
@@ -10421,7 +10421,7 @@
                 <w:b/>
                 <w:sz w:val="21"/>
               </w:rPr>
-              <w:t>99.2% (CPU, ~16 ms/email)</w:t>
+              <w:t>99.2% (CPU, ~13 ms/email)</w:t>
             </w:r>
           </w:p>
         </w:tc>

--- a/reports/paste/CHANGES_ONLY.docx
+++ b/reports/paste/CHANGES_ONLY.docx
@@ -92,7 +92,7 @@
         <w:jc w:val="both"/>
       </w:pPr>
       <w:r>
-        <w:t>- Figure 1.1 Spam as a share of worldwide email traffic in 2024 (Kaspersky Securelist). - Figure 1.2 Phishing attacks recorded per quarter in 2024 (Anti-Phishing Working Group). - Figure 1.3 Key email-security threat statistics summary. - Figure 2.1 Taxonomy of spam-detection approaches and the position of this project. - Figure 2.2 Rule- / keyword-based filtering. - Figure 2.3 Content-based statistical (machine-learning) classification. - Figure 2.4 Metadata / reputation-based filtering. - Figure 2.5 Hybrid content–metadata fusion classification. - Figure 3.1 System architecture of the adaptive fusion spam-detection framework. - Figure 3.2 Use-case diagram for the reviewer/administrator actor. - Figure 3.3 Activity diagram for scoring, review and adaptive retraining. - Figure 4.1 System block diagram (ingestion, features, fusion, action, adaptation). - Figure 5.1 Software and virtual-environment setup. - Figure 5.2 Browser check-and-review console showing a phishing verdict and signal chips. - Figure 5.3 Example service prediction response (label, probability and signals). - Figure 5.4 Mailbox watch run quarantining a flagged message. - Figure 5.5 Live IMAP run scoring four messages retrieved from a commercial mailbox. - Figure 6.1 Confusion matrix of the fused model on the held-out test split (n = 20,288). - Figure 6.2 ROC curve and threshold sweep for the fused model. - Figure 6.3 Catch rate versus decision threshold on the LLM-phishing set. - Figure 6.4 ROC curves before and after one adaptive retraining cycle. - Appendix A Poster.</w:t>
+        <w:t>- Figure 1.1 Spam as a share of worldwide email traffic in 2024 (Kaspersky Securelist). - Figure 1.2 Phishing attacks recorded per quarter in 2024 (Anti-Phishing Working Group). - Figure 1.3 Key email-security threat statistics summary. - Figure 2.1 Taxonomy of spam-detection approaches and the position of this project. - Figure 2.2 Rule- / keyword-based filtering. - Figure 2.3 Content-based statistical (machine-learning) classification. - Figure 2.4 Metadata / reputation-based filtering. - Figure 2.5 Hybrid content–metadata fusion classification. - Figure 3.1 System architecture of the adaptive fusion spam-detection framework. - Figure 3.2 Use-case diagram for the reviewer/administrator actor. - Figure 3.3 Activity diagram for scoring, review and adaptive retraining. - Figure 4.1 System block diagram (ingestion, features, fusion, action, adaptation). - Figure 5.1 Software and virtual-environment setup. - Figure 5.2 Browser check-and-review console showing a phishing verdict and signal chips. - Figure 5.3 Example service prediction response (label, probability and signals). - Figure 5.4 Mailbox watch run quarantining a flagged message. - Figure 5.5 Live IMAP run scoring four messages retrieved from a commercial mailbox. - Figure 5.6 Review inbox with confirm, correct and retrain controls. - Figure 6.1 Confusion matrix of the fused model on the held-out test split (n = 20,288). - Figure 6.2 ROC curve and threshold sweep for the fused model. - Figure 6.3 Catch rate versus decision threshold on the LLM-phishing set. - Figure 6.4 ROC curves before and after one adaptive retraining cycle. - Appendix A Poster.</w:t>
       </w:r>
     </w:p>
     <w:p>
@@ -7474,11 +7474,20 @@
     </w:p>
     <w:p>
       <w:pPr>
+        <w:pStyle w:val="Heading3"/>
+        <w:spacing w:before="200" w:after="120"/>
+      </w:pPr>
+      <w:r>
+        <w:t>5.4.1 Checking an Email in the Review Console</w:t>
+      </w:r>
+    </w:p>
+    <w:p>
+      <w:pPr>
         <w:spacing w:line="360" w:lineRule="auto" w:after="120" w:before="0"/>
         <w:jc w:val="both"/>
       </w:pPr>
       <w:r>
-        <w:t>The review console, shown in Figure 5.2, allowed a reviewer to paste an email and immediately see its classification, the probability assigned, and the individual structural signals that fired, together with buttons to confirm or correct the decision. When the detector was accessed through its service interface, it returned a structured response containing the predicted label, the spam probability, a confidence value and the list of detected structural signals, as shown in Figure 5.3. Finally, the mailbox watcher could monitor a folder and, in quarantine mode, move each flagged message into a quarantine directory while logging the decision to the review queue, as shown in Figure 5.4. The same automatic score-and-quarantine loop was also implemented for a live, network-connected mailbox over the Internet Message Access Protocol: a connector logs into the account, fetches new messages as they arrive, moves flagged mail into a dedicated quarantine folder within the mailbox and leaves legitimate mail in the inbox, allowing the system to be deployed as a live adaptive filter rather than only as an offline tool.</w:t>
+        <w:t>The review console was the manual entry point to the detector. A reviewer pasted the complete source of an email into the console and submitted it for scoring. The console returned the predicted label, the spam probability, a confidence value and the list of structural signals that fired for that message, so that the verdict could be interpreted rather than merely accepted. Figure 5.2 shows the console after a phishing message was submitted.</w:t>
       </w:r>
     </w:p>
     <w:tbl>
@@ -7514,79 +7523,22 @@
         </w:tc>
       </w:tr>
     </w:tbl>
-    <w:tbl>
-      <w:tblPr>
-        <w:tblStyle w:val="TableGrid"/>
-        <w:tblW w:type="auto" w:w="0"/>
-        <w:tblLook w:firstColumn="1" w:firstRow="1" w:lastColumn="0" w:lastRow="0" w:noHBand="0" w:noVBand="1" w:val="04A0"/>
-      </w:tblPr>
-      <w:tblGrid>
-        <w:gridCol w:w="9072"/>
-      </w:tblGrid>
-      <w:tr>
-        <w:tc>
-          <w:tcPr>
-            <w:tcW w:type="dxa" w:w="9072"/>
-            <w:shd w:val="clear" w:fill="FFF2CC"/>
-          </w:tcPr>
-          <w:p>
-            <w:pPr>
-              <w:spacing w:after="0"/>
-              <w:jc w:val="center"/>
-            </w:pPr>
-            <w:r>
-              <w:rPr>
-                <w:rFonts w:ascii="Times New Roman" w:hAnsi="Times New Roman"/>
-                <w:b/>
-                <w:color w:val="806000"/>
-                <w:sz w:val="20"/>
-              </w:rPr>
-              <w:t>INSERT YOUR OWN PICTURE HERE  —  Figure 5.3: Example service prediction response (label, probability and signals)</w:t>
-            </w:r>
-          </w:p>
-        </w:tc>
-      </w:tr>
-    </w:tbl>
-    <w:tbl>
-      <w:tblPr>
-        <w:tblStyle w:val="TableGrid"/>
-        <w:tblW w:type="auto" w:w="0"/>
-        <w:tblLook w:firstColumn="1" w:firstRow="1" w:lastColumn="0" w:lastRow="0" w:noHBand="0" w:noVBand="1" w:val="04A0"/>
-      </w:tblPr>
-      <w:tblGrid>
-        <w:gridCol w:w="9072"/>
-      </w:tblGrid>
-      <w:tr>
-        <w:tc>
-          <w:tcPr>
-            <w:tcW w:type="dxa" w:w="9072"/>
-            <w:shd w:val="clear" w:fill="FFF2CC"/>
-          </w:tcPr>
-          <w:p>
-            <w:pPr>
-              <w:spacing w:after="0"/>
-              <w:jc w:val="center"/>
-            </w:pPr>
-            <w:r>
-              <w:rPr>
-                <w:rFonts w:ascii="Times New Roman" w:hAnsi="Times New Roman"/>
-                <w:b/>
-                <w:color w:val="806000"/>
-                <w:sz w:val="20"/>
-              </w:rPr>
-              <w:t>INSERT YOUR OWN PICTURE HERE  —  Figure 5.4: Mailbox watch run quarantining a flagged message</w:t>
-            </w:r>
-          </w:p>
-        </w:tc>
-      </w:tr>
-    </w:tbl>
     <w:p>
       <w:pPr>
         <w:spacing w:line="360" w:lineRule="auto" w:after="120" w:before="0"/>
         <w:jc w:val="both"/>
       </w:pPr>
       <w:r>
-        <w:t>To confirm that the connector operated outside a controlled local folder, it was run against a live mailbox hosted by a commercial provider. A disposable account was created for the purpose, application-specific credentials were issued for it, and four test messages were sent to it: one ordinary meeting request and three phishing messages of the credential-harvesting, fraudulent invoice and account-suspension types. The connector authenticated over an encrypted IMAP connection on port 993, retrieved each message in its complete RFC 5322 form and scored it with the same saved model used throughout Chapter 6, with no change to the classifier, its features or its decision threshold.</w:t>
+        <w:t>Figure 5.2 shows the console classifying a credential-harvesting message as spam. The probability bar reports the score assigned by the model, and the signal chips beneath it name the structural evidence that contributed to the decision, including the mismatch between the sender domain and the domain of the embedded link and the presence of a reply-to address different from the sender.</w:t>
+      </w:r>
+    </w:p>
+    <w:p>
+      <w:pPr>
+        <w:pStyle w:val="Heading3"/>
+        <w:spacing w:before="200" w:after="120"/>
+      </w:pPr>
+      <w:r>
+        <w:t>5.4.2 Service Prediction Response</w:t>
       </w:r>
     </w:p>
     <w:p>
@@ -7595,7 +7547,7 @@
         <w:jc w:val="both"/>
       </w:pPr>
       <w:r>
-        <w:t>An unanticipated but instructive observation arose during this run. The provider applied its own filter before delivery and placed all four test messages, including the legitimate meeting request, in its spam folder, so that none of them reached the inbox. The connector was therefore directed at that folder instead, which had the useful effect of turning the exercise into an independent second opinion on messages the provider had already judged. Figure 5.5 records the result: the three phishing messages were assigned spam probabilities of 97.6%, 98.7% and 99.8% and were flagged, whereas the legitimate meeting request received 27.4% and was correctly released as legitimate. The proposed detector thus agreed with the provider on the three genuine phishing messages and disagreed on the one legitimate message, which the provider had filtered and the detector did not. This single observation is a demonstration of deployment, not a measurement of comparative accuracy, and no general claim about the relative performance of the two systems is drawn from it; the quantitative results in Chapter 6 rest entirely on the held-out corpus and the external test sets. It does, however, confirm that the detector operates correctly on live network mail and that the false-positive behaviour examined in Section 6.2.2 is a practical concern for deployed filters in general.</w:t>
+        <w:t>The same detector was exposed as a local service so that other software could obtain a verdict programmatically rather than through the browser. A client submitted the raw email to the prediction endpoint and received a structured response. Figure 5.3 shows a response returned by the service.</w:t>
       </w:r>
     </w:p>
     <w:tbl>
@@ -7625,12 +7577,210 @@
                 <w:color w:val="806000"/>
                 <w:sz w:val="20"/>
               </w:rPr>
-              <w:t>INSERT YOUR OWN PICTURE HERE  —  Figure 5.5: Live IMAP run scoring four messages retrieved from a commercial mailbox, showing three phishing messages flagged and one legitimate message released</w:t>
+              <w:t>INSERT YOUR OWN PICTURE HERE  —  Figure 5.3: Example service prediction response (label, probability and signals)</w:t>
             </w:r>
           </w:p>
         </w:tc>
       </w:tr>
     </w:tbl>
+    <w:p>
+      <w:pPr>
+        <w:spacing w:line="360" w:lineRule="auto" w:after="120" w:before="0"/>
+        <w:jc w:val="both"/>
+      </w:pPr>
+      <w:r>
+        <w:t>Figure 5.3 shows the response for a single message, containing the predicted label, the spam probability, the confidence value and the named structural signals. Returning the signals alongside the verdict allowed a calling system to log why a message was flagged, which was a requirement for the review and appeal process described in Section 4.4.</w:t>
+      </w:r>
+    </w:p>
+    <w:p>
+      <w:pPr>
+        <w:pStyle w:val="Heading3"/>
+        <w:spacing w:before="200" w:after="120"/>
+      </w:pPr>
+      <w:r>
+        <w:t>5.4.3 Mailbox Watch and Quarantine</w:t>
+      </w:r>
+    </w:p>
+    <w:p>
+      <w:pPr>
+        <w:spacing w:line="360" w:lineRule="auto" w:after="120" w:before="0"/>
+        <w:jc w:val="both"/>
+      </w:pPr>
+      <w:r>
+        <w:t>The mailbox watcher applied the detector to a folder of stored messages rather than to a single pasted email. Each message file was parsed, scored and recorded in the review queue; in quarantine mode a flagged message was moved into a separate quarantine folder while legitimate mail was left untouched. Figure 5.4 shows a watch run in progress.</w:t>
+      </w:r>
+    </w:p>
+    <w:tbl>
+      <w:tblPr>
+        <w:tblStyle w:val="TableGrid"/>
+        <w:tblW w:type="auto" w:w="0"/>
+        <w:tblLook w:firstColumn="1" w:firstRow="1" w:lastColumn="0" w:lastRow="0" w:noHBand="0" w:noVBand="1" w:val="04A0"/>
+      </w:tblPr>
+      <w:tblGrid>
+        <w:gridCol w:w="9072"/>
+      </w:tblGrid>
+      <w:tr>
+        <w:tc>
+          <w:tcPr>
+            <w:tcW w:type="dxa" w:w="9072"/>
+            <w:shd w:val="clear" w:fill="FFF2CC"/>
+          </w:tcPr>
+          <w:p>
+            <w:pPr>
+              <w:spacing w:after="0"/>
+              <w:jc w:val="center"/>
+            </w:pPr>
+            <w:r>
+              <w:rPr>
+                <w:rFonts w:ascii="Times New Roman" w:hAnsi="Times New Roman"/>
+                <w:b/>
+                <w:color w:val="806000"/>
+                <w:sz w:val="20"/>
+              </w:rPr>
+              <w:t>INSERT YOUR OWN PICTURE HERE  —  Figure 5.4: Mailbox watch run quarantining a flagged message</w:t>
+            </w:r>
+          </w:p>
+        </w:tc>
+      </w:tr>
+    </w:tbl>
+    <w:p>
+      <w:pPr>
+        <w:spacing w:line="360" w:lineRule="auto" w:after="120" w:before="0"/>
+        <w:jc w:val="both"/>
+      </w:pPr>
+      <w:r>
+        <w:t>Figure 5.4 shows the watcher processing a folder containing both legitimate and phishing messages. Each line reports the verdict and the probability for one message, and the flagged messages are reported as moved to the quarantine folder. Nothing was deleted at any point: the quarantine folder retained every flagged message so that a false positive could be recovered.</w:t>
+      </w:r>
+    </w:p>
+    <w:p>
+      <w:pPr>
+        <w:pStyle w:val="Heading3"/>
+        <w:spacing w:before="200" w:after="120"/>
+      </w:pPr>
+      <w:r>
+        <w:t>5.4.4 Live Mailbox Filtering over IMAP</w:t>
+      </w:r>
+    </w:p>
+    <w:p>
+      <w:pPr>
+        <w:spacing w:line="360" w:lineRule="auto" w:after="120" w:before="0"/>
+        <w:jc w:val="both"/>
+      </w:pPr>
+      <w:r>
+        <w:t>To confirm that the connector operated outside a controlled local folder, it was run against a live mailbox hosted by a commercial provider. A disposable account was created for the purpose, application-specific credentials were issued for it, and four test messages were sent to it: one ordinary message and three phishing messages of the credential-harvesting, fraudulent invoice and account-suspension types. The connector authenticated over an encrypted IMAP connection on port 993, retrieved each message in its complete RFC 5322 form and scored it with the same saved model used throughout Chapter 6, with no change to the classifier, its features or its decision threshold.</w:t>
+      </w:r>
+    </w:p>
+    <w:p>
+      <w:pPr>
+        <w:spacing w:line="360" w:lineRule="auto" w:after="120" w:before="0"/>
+        <w:jc w:val="both"/>
+      </w:pPr>
+      <w:r>
+        <w:t>An unanticipated but instructive observation arose during this run. The provider applied its own filter before delivery and placed all four test messages, including the legitimate one, in its spam folder, so that none of them reached the inbox. The connector was therefore directed at that folder instead, which had the useful effect of turning the exercise into an independent second opinion on messages the provider had already judged. Figure 5.5 records the result.</w:t>
+      </w:r>
+    </w:p>
+    <w:tbl>
+      <w:tblPr>
+        <w:tblStyle w:val="TableGrid"/>
+        <w:tblW w:type="auto" w:w="0"/>
+        <w:tblLook w:firstColumn="1" w:firstRow="1" w:lastColumn="0" w:lastRow="0" w:noHBand="0" w:noVBand="1" w:val="04A0"/>
+      </w:tblPr>
+      <w:tblGrid>
+        <w:gridCol w:w="9072"/>
+      </w:tblGrid>
+      <w:tr>
+        <w:tc>
+          <w:tcPr>
+            <w:tcW w:type="dxa" w:w="9072"/>
+            <w:shd w:val="clear" w:fill="FFF2CC"/>
+          </w:tcPr>
+          <w:p>
+            <w:pPr>
+              <w:spacing w:after="0"/>
+              <w:jc w:val="center"/>
+            </w:pPr>
+            <w:r>
+              <w:rPr>
+                <w:rFonts w:ascii="Times New Roman" w:hAnsi="Times New Roman"/>
+                <w:b/>
+                <w:color w:val="806000"/>
+                <w:sz w:val="20"/>
+              </w:rPr>
+              <w:t>INSERT YOUR OWN PICTURE HERE  —  Figure 5.5: Live IMAP run scoring four messages retrieved from a commercial mailbox, showing three phishing messages flagged and one legitimate message released</w:t>
+            </w:r>
+          </w:p>
+        </w:tc>
+      </w:tr>
+    </w:tbl>
+    <w:p>
+      <w:pPr>
+        <w:spacing w:line="360" w:lineRule="auto" w:after="120" w:before="0"/>
+        <w:jc w:val="both"/>
+      </w:pPr>
+      <w:r>
+        <w:t>Figure 5.5 shows that the three phishing messages were assigned spam probabilities of 97.6%, 98.7% and 99.8% and were flagged, whereas the legitimate message received 27.4% and was correctly released. The proposed detector therefore agreed with the provider on the three phishing messages and disagreed on the one legitimate message, which the provider had filtered and the detector had not. This single observation is a demonstration of deployment, not a measurement of comparative accuracy, and no general claim about the relative performance of the two systems is drawn from it; the quantitative results in Chapter 6 rest entirely on the held-out corpus and the external test sets. It does, however, confirm that the detector operates correctly on live network mail.</w:t>
+      </w:r>
+    </w:p>
+    <w:p>
+      <w:pPr>
+        <w:pStyle w:val="Heading3"/>
+        <w:spacing w:before="200" w:after="120"/>
+      </w:pPr>
+      <w:r>
+        <w:t>5.4.5 Reviewer Feedback and Retraining</w:t>
+      </w:r>
+    </w:p>
+    <w:p>
+      <w:pPr>
+        <w:spacing w:line="360" w:lineRule="auto" w:after="120" w:before="0"/>
+        <w:jc w:val="both"/>
+      </w:pPr>
+      <w:r>
+        <w:t>Every message scored by either watcher was written to the review queue, and the console presented those messages to a reviewer for confirmation or correction. For each message the reviewer either confirmed the verdict or recorded the correct label; a verdict entered by mistake could be changed simply by selecting a different one, and only the most recent verdict for a message was retained. Corrections accumulated in the feedback store and did not alter the deployed model until retraining was explicitly requested. Figure 5.6 shows the review inbox.</w:t>
+      </w:r>
+    </w:p>
+    <w:tbl>
+      <w:tblPr>
+        <w:tblStyle w:val="TableGrid"/>
+        <w:tblW w:type="auto" w:w="0"/>
+        <w:tblLook w:firstColumn="1" w:firstRow="1" w:lastColumn="0" w:lastRow="0" w:noHBand="0" w:noVBand="1" w:val="04A0"/>
+      </w:tblPr>
+      <w:tblGrid>
+        <w:gridCol w:w="9072"/>
+      </w:tblGrid>
+      <w:tr>
+        <w:tc>
+          <w:tcPr>
+            <w:tcW w:type="dxa" w:w="9072"/>
+            <w:shd w:val="clear" w:fill="FFF2CC"/>
+          </w:tcPr>
+          <w:p>
+            <w:pPr>
+              <w:spacing w:after="0"/>
+              <w:jc w:val="center"/>
+            </w:pPr>
+            <w:r>
+              <w:rPr>
+                <w:rFonts w:ascii="Times New Roman" w:hAnsi="Times New Roman"/>
+                <w:b/>
+                <w:color w:val="806000"/>
+                <w:sz w:val="20"/>
+              </w:rPr>
+              <w:t>INSERT YOUR OWN PICTURE HERE  —  Figure 5.6: Review inbox showing scored messages with confirm and correct controls, and the retraining control</w:t>
+            </w:r>
+          </w:p>
+        </w:tc>
+      </w:tr>
+    </w:tbl>
+    <w:p>
+      <w:pPr>
+        <w:spacing w:line="360" w:lineRule="auto" w:after="120" w:before="0"/>
+        <w:jc w:val="both"/>
+      </w:pPr>
+      <w:r>
+        <w:t>Figure 5.6 shows the queued messages with their verdicts and probabilities, the controls used to confirm or correct each one, and the control that starts a retraining cycle. When retraining was requested, a candidate model was trained on the historical corpus together with the accumulated corrections and was compared with the deployed model on the held-out split; the candidate replaced the deployed model only if it did not reduce ranking quality. This validation gate is discussed further in Section 7.2.</w:t>
+      </w:r>
+    </w:p>
     <w:p>
       <w:r>
         <w:br w:type="page"/>
